--- a/spec/Architecture Reference Model.docx
+++ b/spec/Architecture Reference Model.docx
@@ -58,7 +58,7 @@
     </w:p>
     <w:p>
       <w:r>
-        <w:t>The ARM serves as the authoritative architectural reference for the AGCP specification ecosystem by providing consistent definitions, relationships, and architectural context for the concepts upon which the AGCP Core Specification, Conformance Requirements, companion specifications, implementation artifacts, and verification assets are based.</w:t>
+        <w:t>The ARM serves as the authoritative architectural reference for the AGCP specification ecosystem by providing consistent definitions, relationships, and architectural context for the concepts upon which the AGCP Core Specification, the AGCP Runtime Governance Conformance Requirements (CR-001 through CR-122), hereafter Conformance Requirements, companion specifications, implementation artifacts, and verification assets are based.</w:t>
       </w:r>
     </w:p>
     <w:p>
@@ -168,7 +168,7 @@
     </w:p>
     <w:p>
       <w:r>
-        <w:t>Those subjects are addressed by the AGCP Core Specification, Conformance Requirements, and related companion specifications. The ARM does not itself create additional conformance requirements.</w:t>
+        <w:t>Those subjects are addressed by the AGCP Core Specification, the Conformance Requirements, and related companion specifications. The ARM does not itself create additional conformance requirements.</w:t>
       </w:r>
     </w:p>
     <w:p>
@@ -219,6 +219,7 @@
         </w:numPr>
       </w:pPr>
       <w:r>
+        <w:lastRenderedPageBreak/>
         <w:t>provide stable definitions for architectural concepts,</w:t>
       </w:r>
     </w:p>
@@ -230,7 +231,6 @@
         </w:numPr>
       </w:pPr>
       <w:r>
-        <w:lastRenderedPageBreak/>
         <w:t>support consistent specification development,</w:t>
       </w:r>
     </w:p>
@@ -353,7 +353,7 @@
         </w:numPr>
       </w:pPr>
       <w:r>
-        <w:t>Conformance Requirements,</w:t>
+        <w:t>AGCP Runtime Governance Conformance Requirements,</w:t>
       </w:r>
     </w:p>
     <w:p>
@@ -417,7 +417,16 @@
     </w:p>
     <w:p>
       <w:r>
-        <w:t>Normative behavioral requirements remain the responsibility of the AGCP Core Specification and the controlled Conformance Requirements.</w:t>
+        <w:t>Normative capability obligations are established by the controlled Conformance Requirements, and the AGCP Core Specification defines the corresponding normative runtime behavior.</w:t>
+      </w:r>
+    </w:p>
+    <w:p>
+      <w:r>
+        <w:t xml:space="preserve">The ARM governs the meaning and relationships of ARM-defined architectural concepts where those concepts are used by normative specifications. It does not independently </w:t>
+      </w:r>
+      <w:r>
+        <w:lastRenderedPageBreak/>
+        <w:t>create an implementation or conformance obligation absent from an applicable normative source.</w:t>
       </w:r>
     </w:p>
     <w:p>
@@ -451,7 +460,6 @@
     </w:p>
     <w:p>
       <w:r>
-        <w:lastRenderedPageBreak/>
         <w:t>Each architectural concept is assigned a stable Architecture Reference Model (ARM) identifier and documented using a consistent structure.</w:t>
       </w:r>
     </w:p>
@@ -596,6 +604,7 @@
         </w:numPr>
       </w:pPr>
       <w:r>
+        <w:lastRenderedPageBreak/>
         <w:t>evaluation of proposed state transitions,</w:t>
       </w:r>
     </w:p>
@@ -607,7 +616,7 @@
         </w:numPr>
       </w:pPr>
       <w:r>
-        <w:t>authority at commitment and commit authorization,</w:t>
+        <w:t>authority at commitment, Commit-Bound Admissibility, and governance realization,</w:t>
       </w:r>
     </w:p>
     <w:p>
@@ -662,7 +671,6 @@
         </w:numPr>
       </w:pPr>
       <w:r>
-        <w:lastRenderedPageBreak/>
         <w:t>deterministic governance behavior.</w:t>
       </w:r>
     </w:p>
@@ -857,6 +865,7 @@
     </w:p>
     <w:p>
       <w:r>
+        <w:lastRenderedPageBreak/>
         <w:t>Structural Refusal is an enforceable governance outcome.</w:t>
       </w:r>
     </w:p>
@@ -917,7 +926,6 @@
     </w:p>
     <w:p>
       <w:r>
-        <w:lastRenderedPageBreak/>
         <w:t>Governance lifecycle state is derived from authoritative governance records rather than asserted as mutable operational state.</w:t>
       </w:r>
     </w:p>
@@ -1090,6 +1098,7 @@
           <w:b/>
           <w:bCs/>
         </w:rPr>
+        <w:lastRenderedPageBreak/>
         <w:t>Governance Objects</w:t>
       </w:r>
     </w:p>
@@ -1150,7 +1159,6 @@
           <w:b/>
           <w:bCs/>
         </w:rPr>
-        <w:lastRenderedPageBreak/>
         <w:t>Canonical State Model</w:t>
       </w:r>
     </w:p>
@@ -1294,6 +1302,7 @@
     </w:p>
     <w:p>
       <w:r>
+        <w:lastRenderedPageBreak/>
         <w:pict w14:anchorId="3E5912C5">
           <v:rect id="_x0000_i1034" style="width:0;height:1.5pt" o:hralign="center" o:hrstd="t" o:hr="t" fillcolor="#a0a0a0" stroked="f"/>
         </w:pict>
@@ -1333,7 +1342,6 @@
     </w:p>
     <w:p>
       <w:r>
-        <w:lastRenderedPageBreak/>
         <w:pict w14:anchorId="7A31DF83">
           <v:rect id="_x0000_i1035" style="width:0;height:1.5pt" o:hralign="center" o:hrstd="t" o:hr="t" fillcolor="#a0a0a0" stroked="f"/>
         </w:pict>
@@ -1517,6 +1525,7 @@
     </w:p>
     <w:p>
       <w:r>
+        <w:lastRenderedPageBreak/>
         <w:t xml:space="preserve">Governance Objects represent the stable conceptual entities manipulated by the governance process. They define </w:t>
       </w:r>
       <w:r>
@@ -1542,7 +1551,6 @@
     </w:p>
     <w:p>
       <w:r>
-        <w:lastRenderedPageBreak/>
         <w:pict w14:anchorId="3E04AADF">
           <v:rect id="_x0000_i1037" style="width:0;height:1.5pt" o:hralign="center" o:hrstd="t" o:hr="t" fillcolor="#a0a0a0" stroked="f"/>
         </w:pict>
@@ -1725,6 +1733,7 @@
           <w:b/>
           <w:bCs/>
         </w:rPr>
+        <w:lastRenderedPageBreak/>
         <w:t>3.3 Governance Object Relationships</w:t>
       </w:r>
     </w:p>
@@ -1768,7 +1777,6 @@
         </w:numPr>
       </w:pPr>
       <w:r>
-        <w:lastRenderedPageBreak/>
         <w:t>The Governance Context Envelope carries governance-relevant identity, tenant, policy, evidence, delegation, lineage, target, lifecycle, and coordination information.</w:t>
       </w:r>
     </w:p>
@@ -2114,6 +2122,7 @@
           </w:tcPr>
           <w:p>
             <w:r>
+              <w:lastRenderedPageBreak/>
               <w:t>ARM-108</w:t>
             </w:r>
           </w:p>
@@ -2183,199 +2192,199 @@
     </w:p>
     <w:p>
       <w:r>
+        <w:t>The proposal declares the operational intent, execution target, requested effect, proposal identity, and applicable validity information needed to identify what is proposed. It is not execution and does not itself confer authority at commitment.</w:t>
+      </w:r>
+    </w:p>
+    <w:p>
+      <w:pPr>
+        <w:rPr>
+          <w:b/>
+          <w:bCs/>
+        </w:rPr>
+      </w:pPr>
+      <w:r>
+        <w:rPr>
+          <w:b/>
+          <w:bCs/>
+        </w:rPr>
+        <w:t>Purpose</w:t>
+      </w:r>
+    </w:p>
+    <w:p>
+      <w:r>
+        <w:t>To provide the stable proposal object against which governance constraints, authority, evidence, Canonical State, lifecycle state, and applicable invariants are evaluated.</w:t>
+      </w:r>
+    </w:p>
+    <w:p>
+      <w:pPr>
+        <w:rPr>
+          <w:b/>
+          <w:bCs/>
+        </w:rPr>
+      </w:pPr>
+      <w:r>
+        <w:rPr>
+          <w:b/>
+          <w:bCs/>
+        </w:rPr>
+        <w:t>Architectural Characteristics</w:t>
+      </w:r>
+    </w:p>
+    <w:p>
+      <w:r>
+        <w:t>Governed Action Proposal:</w:t>
+      </w:r>
+    </w:p>
+    <w:p>
+      <w:pPr>
+        <w:numPr>
+          <w:ilvl w:val="0"/>
+          <w:numId w:val="8"/>
+        </w:numPr>
+      </w:pPr>
+      <w:r>
+        <w:t>is declarative and structurally valid,</w:t>
+      </w:r>
+    </w:p>
+    <w:p>
+      <w:pPr>
+        <w:numPr>
+          <w:ilvl w:val="0"/>
+          <w:numId w:val="8"/>
+        </w:numPr>
+      </w:pPr>
+      <w:r>
+        <w:t>is attributable to an originating actor, agent, system, or workload,</w:t>
+      </w:r>
+    </w:p>
+    <w:p>
+      <w:pPr>
+        <w:numPr>
+          <w:ilvl w:val="0"/>
+          <w:numId w:val="8"/>
+        </w:numPr>
+      </w:pPr>
+      <w:r>
+        <w:t>identifies operational intent, target, and requested effect,</w:t>
+      </w:r>
+    </w:p>
+    <w:p>
+      <w:pPr>
+        <w:numPr>
+          <w:ilvl w:val="0"/>
+          <w:numId w:val="8"/>
+        </w:numPr>
+      </w:pPr>
+      <w:r>
+        <w:t>has a stable Proposal Identity,</w:t>
+      </w:r>
+    </w:p>
+    <w:p>
+      <w:pPr>
+        <w:numPr>
+          <w:ilvl w:val="0"/>
+          <w:numId w:val="8"/>
+        </w:numPr>
+      </w:pPr>
+      <w:r>
+        <w:t>is subject to applicable validity windows,</w:t>
+      </w:r>
+    </w:p>
+    <w:p>
+      <w:pPr>
+        <w:numPr>
+          <w:ilvl w:val="0"/>
+          <w:numId w:val="8"/>
+        </w:numPr>
+      </w:pPr>
+      <w:r>
+        <w:t>supports deterministic replay and idempotency,</w:t>
+      </w:r>
+    </w:p>
+    <w:p>
+      <w:pPr>
+        <w:numPr>
+          <w:ilvl w:val="0"/>
+          <w:numId w:val="8"/>
+        </w:numPr>
+      </w:pPr>
+      <w:r>
+        <w:t>is transport and implementation independent,</w:t>
+      </w:r>
+    </w:p>
+    <w:p>
+      <w:pPr>
+        <w:numPr>
+          <w:ilvl w:val="0"/>
+          <w:numId w:val="8"/>
+        </w:numPr>
+      </w:pPr>
+      <w:r>
+        <w:t>is not executable authority.</w:t>
+      </w:r>
+    </w:p>
+    <w:p>
+      <w:pPr>
+        <w:rPr>
+          <w:b/>
+          <w:bCs/>
+        </w:rPr>
+      </w:pPr>
+      <w:r>
+        <w:rPr>
+          <w:b/>
+          <w:bCs/>
+        </w:rPr>
+        <w:t>Relationships</w:t>
+      </w:r>
+    </w:p>
+    <w:p>
+      <w:r>
+        <w:t>Governed Action Proposal:</w:t>
+      </w:r>
+    </w:p>
+    <w:p>
+      <w:pPr>
+        <w:numPr>
+          <w:ilvl w:val="0"/>
+          <w:numId w:val="8"/>
+        </w:numPr>
+      </w:pPr>
+      <w:r>
+        <w:t>references a Governance Context Envelope,</w:t>
+      </w:r>
+    </w:p>
+    <w:p>
+      <w:pPr>
+        <w:numPr>
+          <w:ilvl w:val="0"/>
+          <w:numId w:val="8"/>
+        </w:numPr>
+      </w:pPr>
+      <w:r>
+        <w:t>may reference evidence, delegation, approval, and lineage artifacts,</w:t>
+      </w:r>
+    </w:p>
+    <w:p>
+      <w:pPr>
+        <w:numPr>
+          <w:ilvl w:val="0"/>
+          <w:numId w:val="8"/>
+        </w:numPr>
+      </w:pPr>
+      <w:r>
+        <w:t>is evaluated through the Governance Decision Function,</w:t>
+      </w:r>
+    </w:p>
+    <w:p>
+      <w:pPr>
+        <w:numPr>
+          <w:ilvl w:val="0"/>
+          <w:numId w:val="8"/>
+        </w:numPr>
+      </w:pPr>
+      <w:r>
         <w:lastRenderedPageBreak/>
-        <w:t>The proposal declares the operational intent, execution target, requested effect, proposal identity, and applicable validity information needed to identify what is proposed. It is not execution and does not itself confer authority at commitment.</w:t>
-      </w:r>
-    </w:p>
-    <w:p>
-      <w:pPr>
-        <w:rPr>
-          <w:b/>
-          <w:bCs/>
-        </w:rPr>
-      </w:pPr>
-      <w:r>
-        <w:rPr>
-          <w:b/>
-          <w:bCs/>
-        </w:rPr>
-        <w:t>Purpose</w:t>
-      </w:r>
-    </w:p>
-    <w:p>
-      <w:r>
-        <w:t>To provide the stable proposal object against which governance constraints, authority, evidence, Canonical State, lifecycle state, and applicable invariants are evaluated.</w:t>
-      </w:r>
-    </w:p>
-    <w:p>
-      <w:pPr>
-        <w:rPr>
-          <w:b/>
-          <w:bCs/>
-        </w:rPr>
-      </w:pPr>
-      <w:r>
-        <w:rPr>
-          <w:b/>
-          <w:bCs/>
-        </w:rPr>
-        <w:t>Architectural Characteristics</w:t>
-      </w:r>
-    </w:p>
-    <w:p>
-      <w:r>
-        <w:t>Governed Action Proposal:</w:t>
-      </w:r>
-    </w:p>
-    <w:p>
-      <w:pPr>
-        <w:numPr>
-          <w:ilvl w:val="0"/>
-          <w:numId w:val="8"/>
-        </w:numPr>
-      </w:pPr>
-      <w:r>
-        <w:t>is declarative and structurally valid,</w:t>
-      </w:r>
-    </w:p>
-    <w:p>
-      <w:pPr>
-        <w:numPr>
-          <w:ilvl w:val="0"/>
-          <w:numId w:val="8"/>
-        </w:numPr>
-      </w:pPr>
-      <w:r>
-        <w:t>is attributable to an originating actor, agent, system, or workload,</w:t>
-      </w:r>
-    </w:p>
-    <w:p>
-      <w:pPr>
-        <w:numPr>
-          <w:ilvl w:val="0"/>
-          <w:numId w:val="8"/>
-        </w:numPr>
-      </w:pPr>
-      <w:r>
-        <w:t>identifies operational intent, target, and requested effect,</w:t>
-      </w:r>
-    </w:p>
-    <w:p>
-      <w:pPr>
-        <w:numPr>
-          <w:ilvl w:val="0"/>
-          <w:numId w:val="8"/>
-        </w:numPr>
-      </w:pPr>
-      <w:r>
-        <w:t>has a stable Proposal Identity,</w:t>
-      </w:r>
-    </w:p>
-    <w:p>
-      <w:pPr>
-        <w:numPr>
-          <w:ilvl w:val="0"/>
-          <w:numId w:val="8"/>
-        </w:numPr>
-      </w:pPr>
-      <w:r>
-        <w:t>is subject to applicable validity windows,</w:t>
-      </w:r>
-    </w:p>
-    <w:p>
-      <w:pPr>
-        <w:numPr>
-          <w:ilvl w:val="0"/>
-          <w:numId w:val="8"/>
-        </w:numPr>
-      </w:pPr>
-      <w:r>
-        <w:t>supports deterministic replay and idempotency,</w:t>
-      </w:r>
-    </w:p>
-    <w:p>
-      <w:pPr>
-        <w:numPr>
-          <w:ilvl w:val="0"/>
-          <w:numId w:val="8"/>
-        </w:numPr>
-      </w:pPr>
-      <w:r>
-        <w:t>is transport and implementation independent,</w:t>
-      </w:r>
-    </w:p>
-    <w:p>
-      <w:pPr>
-        <w:numPr>
-          <w:ilvl w:val="0"/>
-          <w:numId w:val="8"/>
-        </w:numPr>
-      </w:pPr>
-      <w:r>
-        <w:t>is not executable authority.</w:t>
-      </w:r>
-    </w:p>
-    <w:p>
-      <w:pPr>
-        <w:rPr>
-          <w:b/>
-          <w:bCs/>
-        </w:rPr>
-      </w:pPr>
-      <w:r>
-        <w:rPr>
-          <w:b/>
-          <w:bCs/>
-        </w:rPr>
-        <w:t>Relationships</w:t>
-      </w:r>
-    </w:p>
-    <w:p>
-      <w:r>
-        <w:t>Governed Action Proposal:</w:t>
-      </w:r>
-    </w:p>
-    <w:p>
-      <w:pPr>
-        <w:numPr>
-          <w:ilvl w:val="0"/>
-          <w:numId w:val="8"/>
-        </w:numPr>
-      </w:pPr>
-      <w:r>
-        <w:t>references a Governance Context Envelope,</w:t>
-      </w:r>
-    </w:p>
-    <w:p>
-      <w:pPr>
-        <w:numPr>
-          <w:ilvl w:val="0"/>
-          <w:numId w:val="8"/>
-        </w:numPr>
-      </w:pPr>
-      <w:r>
-        <w:t>may reference evidence, delegation, approval, and lineage artifacts,</w:t>
-      </w:r>
-    </w:p>
-    <w:p>
-      <w:pPr>
-        <w:numPr>
-          <w:ilvl w:val="0"/>
-          <w:numId w:val="8"/>
-        </w:numPr>
-      </w:pPr>
-      <w:r>
-        <w:t>is evaluated through the Governance Decision Function,</w:t>
-      </w:r>
-    </w:p>
-    <w:p>
-      <w:pPr>
-        <w:numPr>
-          <w:ilvl w:val="0"/>
-          <w:numId w:val="8"/>
-        </w:numPr>
-      </w:pPr>
-      <w:r>
         <w:t>is resolved at the Commit Boundary,</w:t>
       </w:r>
     </w:p>
@@ -2391,18 +2400,23 @@
       </w:r>
     </w:p>
     <w:p>
-      <w:pPr>
-        <w:rPr>
-          <w:b/>
-          <w:bCs/>
-        </w:rPr>
-      </w:pPr>
-      <w:r>
-        <w:rPr>
-          <w:b/>
-          <w:bCs/>
-        </w:rPr>
-        <w:t>Normative Implications</w:t>
+      <w:r>
+        <w:t>A Governed Action Proposal is the architectural object. A Governed Action Proposal Representation is a schema-conformant or otherwise canonical representation of that object used by an implementation.</w:t>
+      </w:r>
+    </w:p>
+    <w:p>
+      <w:pPr>
+        <w:rPr>
+          <w:b/>
+          <w:bCs/>
+        </w:rPr>
+      </w:pPr>
+      <w:r>
+        <w:rPr>
+          <w:b/>
+          <w:bCs/>
+        </w:rPr>
+        <w:t>Applicable Normative Sources</w:t>
       </w:r>
     </w:p>
     <w:p>
@@ -2445,160 +2459,160 @@
     </w:p>
     <w:p>
       <w:r>
+        <w:t>The Governance Context Envelope is the structured object that carries governance-relevant context associated with a Governed Action Proposal.</w:t>
+      </w:r>
+    </w:p>
+    <w:p>
+      <w:r>
+        <w:t>It may carry identity, tenant, policy, evidence, delegation, risk, target, mission or task lineage, lifecycle, and coordination metadata as applicable. Context informs governance but is not itself authoritative Canonical State.</w:t>
+      </w:r>
+    </w:p>
+    <w:p>
+      <w:pPr>
+        <w:rPr>
+          <w:b/>
+          <w:bCs/>
+        </w:rPr>
+      </w:pPr>
+      <w:r>
+        <w:rPr>
+          <w:b/>
+          <w:bCs/>
+        </w:rPr>
+        <w:t>Purpose</w:t>
+      </w:r>
+    </w:p>
+    <w:p>
+      <w:r>
+        <w:t>To preserve the contextual relationships required for evaluation and governance continuity across systems, agents, workflows, tenants, and governance domains.</w:t>
+      </w:r>
+    </w:p>
+    <w:p>
+      <w:pPr>
+        <w:rPr>
+          <w:b/>
+          <w:bCs/>
+        </w:rPr>
+      </w:pPr>
+      <w:r>
+        <w:rPr>
+          <w:b/>
+          <w:bCs/>
+        </w:rPr>
+        <w:t>Architectural Characteristics</w:t>
+      </w:r>
+    </w:p>
+    <w:p>
+      <w:r>
+        <w:t>Governance Context Envelope:</w:t>
+      </w:r>
+    </w:p>
+    <w:p>
+      <w:pPr>
+        <w:numPr>
+          <w:ilvl w:val="0"/>
+          <w:numId w:val="8"/>
+        </w:numPr>
+      </w:pPr>
+      <w:r>
+        <w:t>is attributable and versionable,</w:t>
+      </w:r>
+    </w:p>
+    <w:p>
+      <w:pPr>
+        <w:numPr>
+          <w:ilvl w:val="0"/>
+          <w:numId w:val="8"/>
+        </w:numPr>
+      </w:pPr>
+      <w:r>
+        <w:t>preserves required operational and governance lineage,</w:t>
+      </w:r>
+    </w:p>
+    <w:p>
+      <w:pPr>
+        <w:numPr>
+          <w:ilvl w:val="0"/>
+          <w:numId w:val="8"/>
+        </w:numPr>
+      </w:pPr>
+      <w:r>
+        <w:t>supports evidence and delegation references,</w:t>
+      </w:r>
+    </w:p>
+    <w:p>
+      <w:pPr>
+        <w:numPr>
+          <w:ilvl w:val="0"/>
+          <w:numId w:val="8"/>
+        </w:numPr>
+      </w:pPr>
+      <w:r>
+        <w:t>supports multi-agent and cross-system handoffs,</w:t>
+      </w:r>
+    </w:p>
+    <w:p>
+      <w:pPr>
+        <w:numPr>
+          <w:ilvl w:val="0"/>
+          <w:numId w:val="8"/>
+        </w:numPr>
+      </w:pPr>
+      <w:r>
+        <w:t>may evolve through attributable context updates,</w:t>
+      </w:r>
+    </w:p>
+    <w:p>
+      <w:pPr>
+        <w:numPr>
+          <w:ilvl w:val="0"/>
+          <w:numId w:val="8"/>
+        </w:numPr>
+      </w:pPr>
+      <w:r>
+        <w:t>cannot override Canonical State.</w:t>
+      </w:r>
+    </w:p>
+    <w:p>
+      <w:pPr>
+        <w:rPr>
+          <w:b/>
+          <w:bCs/>
+        </w:rPr>
+      </w:pPr>
+      <w:r>
+        <w:rPr>
+          <w:b/>
+          <w:bCs/>
+        </w:rPr>
+        <w:t>Relationships</w:t>
+      </w:r>
+    </w:p>
+    <w:p>
+      <w:r>
+        <w:t>Governance Context Envelope:</w:t>
+      </w:r>
+    </w:p>
+    <w:p>
+      <w:pPr>
+        <w:numPr>
+          <w:ilvl w:val="0"/>
+          <w:numId w:val="8"/>
+        </w:numPr>
+      </w:pPr>
+      <w:r>
+        <w:t>is associated with a Governed Action Proposal,</w:t>
+      </w:r>
+    </w:p>
+    <w:p>
+      <w:pPr>
+        <w:numPr>
+          <w:ilvl w:val="0"/>
+          <w:numId w:val="8"/>
+        </w:numPr>
+      </w:pPr>
+      <w:r>
         <w:lastRenderedPageBreak/>
-        <w:t>The Governance Context Envelope is the structured object that carries governance-relevant context associated with a Governed Action Proposal.</w:t>
-      </w:r>
-    </w:p>
-    <w:p>
-      <w:r>
-        <w:t>It may carry identity, tenant, policy, evidence, delegation, risk, target, mission or task lineage, lifecycle, and coordination metadata as applicable. Context informs governance but is not itself authoritative Canonical State.</w:t>
-      </w:r>
-    </w:p>
-    <w:p>
-      <w:pPr>
-        <w:rPr>
-          <w:b/>
-          <w:bCs/>
-        </w:rPr>
-      </w:pPr>
-      <w:r>
-        <w:rPr>
-          <w:b/>
-          <w:bCs/>
-        </w:rPr>
-        <w:t>Purpose</w:t>
-      </w:r>
-    </w:p>
-    <w:p>
-      <w:r>
-        <w:t>To preserve the contextual relationships required for evaluation and governance continuity across systems, agents, workflows, tenants, and governance domains.</w:t>
-      </w:r>
-    </w:p>
-    <w:p>
-      <w:pPr>
-        <w:rPr>
-          <w:b/>
-          <w:bCs/>
-        </w:rPr>
-      </w:pPr>
-      <w:r>
-        <w:rPr>
-          <w:b/>
-          <w:bCs/>
-        </w:rPr>
-        <w:t>Architectural Characteristics</w:t>
-      </w:r>
-    </w:p>
-    <w:p>
-      <w:r>
-        <w:t>Governance Context Envelope:</w:t>
-      </w:r>
-    </w:p>
-    <w:p>
-      <w:pPr>
-        <w:numPr>
-          <w:ilvl w:val="0"/>
-          <w:numId w:val="8"/>
-        </w:numPr>
-      </w:pPr>
-      <w:r>
-        <w:t>is attributable and versionable,</w:t>
-      </w:r>
-    </w:p>
-    <w:p>
-      <w:pPr>
-        <w:numPr>
-          <w:ilvl w:val="0"/>
-          <w:numId w:val="8"/>
-        </w:numPr>
-      </w:pPr>
-      <w:r>
-        <w:t>preserves required operational and governance lineage,</w:t>
-      </w:r>
-    </w:p>
-    <w:p>
-      <w:pPr>
-        <w:numPr>
-          <w:ilvl w:val="0"/>
-          <w:numId w:val="8"/>
-        </w:numPr>
-      </w:pPr>
-      <w:r>
-        <w:t>supports evidence and delegation references,</w:t>
-      </w:r>
-    </w:p>
-    <w:p>
-      <w:pPr>
-        <w:numPr>
-          <w:ilvl w:val="0"/>
-          <w:numId w:val="8"/>
-        </w:numPr>
-      </w:pPr>
-      <w:r>
-        <w:t>supports multi-agent and cross-system handoffs,</w:t>
-      </w:r>
-    </w:p>
-    <w:p>
-      <w:pPr>
-        <w:numPr>
-          <w:ilvl w:val="0"/>
-          <w:numId w:val="8"/>
-        </w:numPr>
-      </w:pPr>
-      <w:r>
-        <w:t>may evolve through attributable context updates,</w:t>
-      </w:r>
-    </w:p>
-    <w:p>
-      <w:pPr>
-        <w:numPr>
-          <w:ilvl w:val="0"/>
-          <w:numId w:val="8"/>
-        </w:numPr>
-      </w:pPr>
-      <w:r>
-        <w:t>cannot override Canonical State.</w:t>
-      </w:r>
-    </w:p>
-    <w:p>
-      <w:pPr>
-        <w:rPr>
-          <w:b/>
-          <w:bCs/>
-        </w:rPr>
-      </w:pPr>
-      <w:r>
-        <w:rPr>
-          <w:b/>
-          <w:bCs/>
-        </w:rPr>
-        <w:t>Relationships</w:t>
-      </w:r>
-    </w:p>
-    <w:p>
-      <w:r>
-        <w:t>Governance Context Envelope:</w:t>
-      </w:r>
-    </w:p>
-    <w:p>
-      <w:pPr>
-        <w:numPr>
-          <w:ilvl w:val="0"/>
-          <w:numId w:val="8"/>
-        </w:numPr>
-      </w:pPr>
-      <w:r>
-        <w:t>is associated with a Governed Action Proposal,</w:t>
-      </w:r>
-    </w:p>
-    <w:p>
-      <w:pPr>
-        <w:numPr>
-          <w:ilvl w:val="0"/>
-          <w:numId w:val="8"/>
-        </w:numPr>
-      </w:pPr>
-      <w:r>
         <w:t>contributes qualified context to governance evaluation,</w:t>
       </w:r>
     </w:p>
@@ -2647,7 +2661,7 @@
           <w:b/>
           <w:bCs/>
         </w:rPr>
-        <w:t>Normative Implications</w:t>
+        <w:t>Applicable Normative Sources</w:t>
       </w:r>
     </w:p>
     <w:p>
@@ -2690,171 +2704,171 @@
     </w:p>
     <w:p>
       <w:r>
+        <w:t>Canonical State is the authoritative governance representation of operational reality against which proposed transitions are evaluated.</w:t>
+      </w:r>
+    </w:p>
+    <w:p>
+      <w:r>
+        <w:t>It may include tenant, actor, agent, delegation, approval, resource, target, policy, evidence, lifecycle, and other governance-relevant state. Canonical State is distinct from runtime context, local application state, telemetry, and agent belief.</w:t>
+      </w:r>
+    </w:p>
+    <w:p>
+      <w:pPr>
+        <w:rPr>
+          <w:b/>
+          <w:bCs/>
+        </w:rPr>
+      </w:pPr>
+      <w:r>
+        <w:rPr>
+          <w:b/>
+          <w:bCs/>
+        </w:rPr>
+        <w:t>Purpose</w:t>
+      </w:r>
+    </w:p>
+    <w:p>
+      <w:r>
+        <w:t>To provide one qualified and authoritative governance basis for admissibility, authority re-derivation, binding validation, and replay.</w:t>
+      </w:r>
+    </w:p>
+    <w:p>
+      <w:pPr>
+        <w:rPr>
+          <w:b/>
+          <w:bCs/>
+        </w:rPr>
+      </w:pPr>
+      <w:r>
+        <w:rPr>
+          <w:b/>
+          <w:bCs/>
+        </w:rPr>
+        <w:t>Architectural Characteristics</w:t>
+      </w:r>
+    </w:p>
+    <w:p>
+      <w:r>
+        <w:t>Canonical State:</w:t>
+      </w:r>
+    </w:p>
+    <w:p>
+      <w:pPr>
+        <w:numPr>
+          <w:ilvl w:val="0"/>
+          <w:numId w:val="8"/>
+        </w:numPr>
+      </w:pPr>
+      <w:r>
+        <w:t>is governance-qualified and authoritative,</w:t>
+      </w:r>
+    </w:p>
+    <w:p>
+      <w:pPr>
+        <w:numPr>
+          <w:ilvl w:val="0"/>
+          <w:numId w:val="8"/>
+        </w:numPr>
+      </w:pPr>
+      <w:r>
+        <w:t>is uniquely resolved for an evaluation horizon,</w:t>
+      </w:r>
+    </w:p>
+    <w:p>
+      <w:pPr>
+        <w:numPr>
+          <w:ilvl w:val="0"/>
+          <w:numId w:val="8"/>
+        </w:numPr>
+      </w:pPr>
+      <w:r>
+        <w:t>is versionable and integrity-verifiable,</w:t>
+      </w:r>
+    </w:p>
+    <w:p>
+      <w:pPr>
+        <w:numPr>
+          <w:ilvl w:val="0"/>
+          <w:numId w:val="8"/>
+        </w:numPr>
+      </w:pPr>
+      <w:r>
+        <w:t>preserves provenance and ordering information,</w:t>
+      </w:r>
+    </w:p>
+    <w:p>
+      <w:pPr>
+        <w:numPr>
+          <w:ilvl w:val="0"/>
+          <w:numId w:val="8"/>
+        </w:numPr>
+      </w:pPr>
+      <w:r>
+        <w:t>supports replay and lifecycle derivation.</w:t>
+      </w:r>
+    </w:p>
+    <w:p>
+      <w:pPr>
+        <w:rPr>
+          <w:b/>
+          <w:bCs/>
+        </w:rPr>
+      </w:pPr>
+      <w:r>
+        <w:rPr>
+          <w:b/>
+          <w:bCs/>
+        </w:rPr>
+        <w:t>Relationships</w:t>
+      </w:r>
+    </w:p>
+    <w:p>
+      <w:r>
+        <w:t>Canonical State:</w:t>
+      </w:r>
+    </w:p>
+    <w:p>
+      <w:pPr>
+        <w:numPr>
+          <w:ilvl w:val="0"/>
+          <w:numId w:val="8"/>
+        </w:numPr>
+      </w:pPr>
+      <w:r>
+        <w:t>is resolved before Commit-Bound Admissibility,</w:t>
+      </w:r>
+    </w:p>
+    <w:p>
+      <w:pPr>
+        <w:numPr>
+          <w:ilvl w:val="0"/>
+          <w:numId w:val="8"/>
+        </w:numPr>
+      </w:pPr>
+      <w:r>
+        <w:t>supports Authority Re-Derivation,</w:t>
+      </w:r>
+    </w:p>
+    <w:p>
+      <w:pPr>
+        <w:numPr>
+          <w:ilvl w:val="0"/>
+          <w:numId w:val="8"/>
+        </w:numPr>
+      </w:pPr>
+      <w:r>
+        <w:t>constrains the Governance Context Envelope and runtime observations,</w:t>
+      </w:r>
+    </w:p>
+    <w:p>
+      <w:pPr>
+        <w:numPr>
+          <w:ilvl w:val="0"/>
+          <w:numId w:val="8"/>
+        </w:numPr>
+      </w:pPr>
+      <w:r>
         <w:lastRenderedPageBreak/>
-        <w:t>Canonical State is the authoritative governance representation of operational reality against which proposed transitions are evaluated.</w:t>
-      </w:r>
-    </w:p>
-    <w:p>
-      <w:r>
-        <w:t>It may include tenant, actor, agent, delegation, approval, resource, target, policy, evidence, lifecycle, and other governance-relevant state. Canonical State is distinct from runtime context, local application state, telemetry, and agent belief.</w:t>
-      </w:r>
-    </w:p>
-    <w:p>
-      <w:pPr>
-        <w:rPr>
-          <w:b/>
-          <w:bCs/>
-        </w:rPr>
-      </w:pPr>
-      <w:r>
-        <w:rPr>
-          <w:b/>
-          <w:bCs/>
-        </w:rPr>
-        <w:t>Purpose</w:t>
-      </w:r>
-    </w:p>
-    <w:p>
-      <w:r>
-        <w:t>To provide one qualified and authoritative governance basis for admissibility, authority re-derivation, binding validation, and replay.</w:t>
-      </w:r>
-    </w:p>
-    <w:p>
-      <w:pPr>
-        <w:rPr>
-          <w:b/>
-          <w:bCs/>
-        </w:rPr>
-      </w:pPr>
-      <w:r>
-        <w:rPr>
-          <w:b/>
-          <w:bCs/>
-        </w:rPr>
-        <w:t>Architectural Characteristics</w:t>
-      </w:r>
-    </w:p>
-    <w:p>
-      <w:r>
-        <w:t>Canonical State:</w:t>
-      </w:r>
-    </w:p>
-    <w:p>
-      <w:pPr>
-        <w:numPr>
-          <w:ilvl w:val="0"/>
-          <w:numId w:val="8"/>
-        </w:numPr>
-      </w:pPr>
-      <w:r>
-        <w:t>is governance-qualified and authoritative,</w:t>
-      </w:r>
-    </w:p>
-    <w:p>
-      <w:pPr>
-        <w:numPr>
-          <w:ilvl w:val="0"/>
-          <w:numId w:val="8"/>
-        </w:numPr>
-      </w:pPr>
-      <w:r>
-        <w:t>is uniquely resolved for an evaluation horizon,</w:t>
-      </w:r>
-    </w:p>
-    <w:p>
-      <w:pPr>
-        <w:numPr>
-          <w:ilvl w:val="0"/>
-          <w:numId w:val="8"/>
-        </w:numPr>
-      </w:pPr>
-      <w:r>
-        <w:t>is versionable and integrity-verifiable,</w:t>
-      </w:r>
-    </w:p>
-    <w:p>
-      <w:pPr>
-        <w:numPr>
-          <w:ilvl w:val="0"/>
-          <w:numId w:val="8"/>
-        </w:numPr>
-      </w:pPr>
-      <w:r>
-        <w:t>preserves provenance and ordering information,</w:t>
-      </w:r>
-    </w:p>
-    <w:p>
-      <w:pPr>
-        <w:numPr>
-          <w:ilvl w:val="0"/>
-          <w:numId w:val="8"/>
-        </w:numPr>
-      </w:pPr>
-      <w:r>
-        <w:t>supports replay and lifecycle derivation.</w:t>
-      </w:r>
-    </w:p>
-    <w:p>
-      <w:pPr>
-        <w:rPr>
-          <w:b/>
-          <w:bCs/>
-        </w:rPr>
-      </w:pPr>
-      <w:r>
-        <w:rPr>
-          <w:b/>
-          <w:bCs/>
-        </w:rPr>
-        <w:t>Relationships</w:t>
-      </w:r>
-    </w:p>
-    <w:p>
-      <w:r>
-        <w:t>Canonical State:</w:t>
-      </w:r>
-    </w:p>
-    <w:p>
-      <w:pPr>
-        <w:numPr>
-          <w:ilvl w:val="0"/>
-          <w:numId w:val="8"/>
-        </w:numPr>
-      </w:pPr>
-      <w:r>
-        <w:t>is resolved before Commit-Bound Admissibility,</w:t>
-      </w:r>
-    </w:p>
-    <w:p>
-      <w:pPr>
-        <w:numPr>
-          <w:ilvl w:val="0"/>
-          <w:numId w:val="8"/>
-        </w:numPr>
-      </w:pPr>
-      <w:r>
-        <w:t>supports Authority Re-Derivation,</w:t>
-      </w:r>
-    </w:p>
-    <w:p>
-      <w:pPr>
-        <w:numPr>
-          <w:ilvl w:val="0"/>
-          <w:numId w:val="8"/>
-        </w:numPr>
-      </w:pPr>
-      <w:r>
-        <w:t>constrains the Governance Context Envelope and runtime observations,</w:t>
-      </w:r>
-    </w:p>
-    <w:p>
-      <w:pPr>
-        <w:numPr>
-          <w:ilvl w:val="0"/>
-          <w:numId w:val="8"/>
-        </w:numPr>
-      </w:pPr>
-      <w:r>
         <w:t>is referenced by Governance Receipts and Refusal Records,</w:t>
       </w:r>
     </w:p>
@@ -2881,7 +2895,7 @@
           <w:b/>
           <w:bCs/>
         </w:rPr>
-        <w:t>Normative Implications</w:t>
+        <w:t>Applicable Normative Sources</w:t>
       </w:r>
     </w:p>
     <w:p>
@@ -2929,182 +2943,182 @@
     </w:p>
     <w:p>
       <w:r>
+        <w:t>A Governance Receipt records the governance outcome and its governing basis rather than merely an application response. Structural Refusal is documented through a Refusal Record.</w:t>
+      </w:r>
+    </w:p>
+    <w:p>
+      <w:pPr>
+        <w:rPr>
+          <w:b/>
+          <w:bCs/>
+        </w:rPr>
+      </w:pPr>
+      <w:r>
+        <w:rPr>
+          <w:b/>
+          <w:bCs/>
+        </w:rPr>
+        <w:t>Purpose</w:t>
+      </w:r>
+    </w:p>
+    <w:p>
+      <w:r>
+        <w:t>To provide durable evidence linking a proposal and its governance basis to the resulting decision, commitment, or observed outcome.</w:t>
+      </w:r>
+    </w:p>
+    <w:p>
+      <w:pPr>
+        <w:rPr>
+          <w:b/>
+          <w:bCs/>
+        </w:rPr>
+      </w:pPr>
+      <w:r>
+        <w:rPr>
+          <w:b/>
+          <w:bCs/>
+        </w:rPr>
+        <w:t>Architectural Characteristics</w:t>
+      </w:r>
+    </w:p>
+    <w:p>
+      <w:r>
+        <w:t>Governance Receipt:</w:t>
+      </w:r>
+    </w:p>
+    <w:p>
+      <w:pPr>
+        <w:numPr>
+          <w:ilvl w:val="0"/>
+          <w:numId w:val="8"/>
+        </w:numPr>
+      </w:pPr>
+      <w:r>
+        <w:t>is attributable and integrity-protected,</w:t>
+      </w:r>
+    </w:p>
+    <w:p>
+      <w:pPr>
+        <w:numPr>
+          <w:ilvl w:val="0"/>
+          <w:numId w:val="8"/>
+        </w:numPr>
+      </w:pPr>
+      <w:r>
+        <w:t>is bound to Proposal Identity, tenant, target, and governance version,</w:t>
+      </w:r>
+    </w:p>
+    <w:p>
+      <w:pPr>
+        <w:numPr>
+          <w:ilvl w:val="0"/>
+          <w:numId w:val="8"/>
+        </w:numPr>
+      </w:pPr>
+      <w:r>
+        <w:t>references applicable Canonical State, constraints, evidence, and authority basis,</w:t>
+      </w:r>
+    </w:p>
+    <w:p>
+      <w:pPr>
+        <w:numPr>
+          <w:ilvl w:val="0"/>
+          <w:numId w:val="8"/>
+        </w:numPr>
+      </w:pPr>
+      <w:r>
+        <w:t>supports replay and independent verification,</w:t>
+      </w:r>
+    </w:p>
+    <w:p>
+      <w:pPr>
+        <w:numPr>
+          <w:ilvl w:val="0"/>
+          <w:numId w:val="8"/>
+        </w:numPr>
+      </w:pPr>
+      <w:r>
+        <w:t>is recorded in the Governance Ledger.</w:t>
+      </w:r>
+    </w:p>
+    <w:p>
+      <w:pPr>
+        <w:rPr>
+          <w:b/>
+          <w:bCs/>
+        </w:rPr>
+      </w:pPr>
+      <w:r>
+        <w:rPr>
+          <w:b/>
+          <w:bCs/>
+        </w:rPr>
+        <w:t>Relationships</w:t>
+      </w:r>
+    </w:p>
+    <w:p>
+      <w:r>
+        <w:t>Governance Receipt:</w:t>
+      </w:r>
+    </w:p>
+    <w:p>
+      <w:pPr>
+        <w:numPr>
+          <w:ilvl w:val="0"/>
+          <w:numId w:val="8"/>
+        </w:numPr>
+      </w:pPr>
+      <w:r>
+        <w:t>references the Governed Action Proposal,</w:t>
+      </w:r>
+    </w:p>
+    <w:p>
+      <w:pPr>
+        <w:numPr>
+          <w:ilvl w:val="0"/>
+          <w:numId w:val="8"/>
+        </w:numPr>
+      </w:pPr>
+      <w:r>
+        <w:t>references the applicable governance decision and enforcement result,</w:t>
+      </w:r>
+    </w:p>
+    <w:p>
+      <w:pPr>
+        <w:numPr>
+          <w:ilvl w:val="0"/>
+          <w:numId w:val="8"/>
+        </w:numPr>
+      </w:pPr>
+      <w:r>
+        <w:t>contributes to Derived Lifecycle State,</w:t>
+      </w:r>
+    </w:p>
+    <w:p>
+      <w:pPr>
+        <w:numPr>
+          <w:ilvl w:val="0"/>
+          <w:numId w:val="8"/>
+        </w:numPr>
+      </w:pPr>
+      <w:r>
+        <w:t>supports Governance Evidence and Audit Reconstruction.</w:t>
+      </w:r>
+    </w:p>
+    <w:p>
+      <w:pPr>
+        <w:rPr>
+          <w:b/>
+          <w:bCs/>
+        </w:rPr>
+      </w:pPr>
+      <w:r>
+        <w:rPr>
+          <w:b/>
+          <w:bCs/>
+        </w:rPr>
         <w:lastRenderedPageBreak/>
-        <w:t>A Governance Receipt records the governance outcome and its governing basis rather than merely an application response. Structural Refusal is documented through a Refusal Record.</w:t>
-      </w:r>
-    </w:p>
-    <w:p>
-      <w:pPr>
-        <w:rPr>
-          <w:b/>
-          <w:bCs/>
-        </w:rPr>
-      </w:pPr>
-      <w:r>
-        <w:rPr>
-          <w:b/>
-          <w:bCs/>
-        </w:rPr>
-        <w:t>Purpose</w:t>
-      </w:r>
-    </w:p>
-    <w:p>
-      <w:r>
-        <w:t>To provide durable evidence linking a proposal and its governance basis to the resulting decision, commitment, or observed outcome.</w:t>
-      </w:r>
-    </w:p>
-    <w:p>
-      <w:pPr>
-        <w:rPr>
-          <w:b/>
-          <w:bCs/>
-        </w:rPr>
-      </w:pPr>
-      <w:r>
-        <w:rPr>
-          <w:b/>
-          <w:bCs/>
-        </w:rPr>
-        <w:t>Architectural Characteristics</w:t>
-      </w:r>
-    </w:p>
-    <w:p>
-      <w:r>
-        <w:t>Governance Receipt:</w:t>
-      </w:r>
-    </w:p>
-    <w:p>
-      <w:pPr>
-        <w:numPr>
-          <w:ilvl w:val="0"/>
-          <w:numId w:val="8"/>
-        </w:numPr>
-      </w:pPr>
-      <w:r>
-        <w:t>is attributable and integrity-protected,</w:t>
-      </w:r>
-    </w:p>
-    <w:p>
-      <w:pPr>
-        <w:numPr>
-          <w:ilvl w:val="0"/>
-          <w:numId w:val="8"/>
-        </w:numPr>
-      </w:pPr>
-      <w:r>
-        <w:t>is bound to Proposal Identity, tenant, target, and governance version,</w:t>
-      </w:r>
-    </w:p>
-    <w:p>
-      <w:pPr>
-        <w:numPr>
-          <w:ilvl w:val="0"/>
-          <w:numId w:val="8"/>
-        </w:numPr>
-      </w:pPr>
-      <w:r>
-        <w:t>references applicable Canonical State, constraints, evidence, and authority basis,</w:t>
-      </w:r>
-    </w:p>
-    <w:p>
-      <w:pPr>
-        <w:numPr>
-          <w:ilvl w:val="0"/>
-          <w:numId w:val="8"/>
-        </w:numPr>
-      </w:pPr>
-      <w:r>
-        <w:t>supports replay and independent verification,</w:t>
-      </w:r>
-    </w:p>
-    <w:p>
-      <w:pPr>
-        <w:numPr>
-          <w:ilvl w:val="0"/>
-          <w:numId w:val="8"/>
-        </w:numPr>
-      </w:pPr>
-      <w:r>
-        <w:t>is recorded in the Governance Ledger.</w:t>
-      </w:r>
-    </w:p>
-    <w:p>
-      <w:pPr>
-        <w:rPr>
-          <w:b/>
-          <w:bCs/>
-        </w:rPr>
-      </w:pPr>
-      <w:r>
-        <w:rPr>
-          <w:b/>
-          <w:bCs/>
-        </w:rPr>
-        <w:t>Relationships</w:t>
-      </w:r>
-    </w:p>
-    <w:p>
-      <w:r>
-        <w:t>Governance Receipt:</w:t>
-      </w:r>
-    </w:p>
-    <w:p>
-      <w:pPr>
-        <w:numPr>
-          <w:ilvl w:val="0"/>
-          <w:numId w:val="8"/>
-        </w:numPr>
-      </w:pPr>
-      <w:r>
-        <w:t>references the Governed Action Proposal,</w:t>
-      </w:r>
-    </w:p>
-    <w:p>
-      <w:pPr>
-        <w:numPr>
-          <w:ilvl w:val="0"/>
-          <w:numId w:val="8"/>
-        </w:numPr>
-      </w:pPr>
-      <w:r>
-        <w:t>references the applicable governance decision and enforcement result,</w:t>
-      </w:r>
-    </w:p>
-    <w:p>
-      <w:pPr>
-        <w:numPr>
-          <w:ilvl w:val="0"/>
-          <w:numId w:val="8"/>
-        </w:numPr>
-      </w:pPr>
-      <w:r>
-        <w:t>contributes to Derived Lifecycle State,</w:t>
-      </w:r>
-    </w:p>
-    <w:p>
-      <w:pPr>
-        <w:numPr>
-          <w:ilvl w:val="0"/>
-          <w:numId w:val="8"/>
-        </w:numPr>
-      </w:pPr>
-      <w:r>
-        <w:t>supports Governance Evidence and Audit Reconstruction.</w:t>
-      </w:r>
-    </w:p>
-    <w:p>
-      <w:pPr>
-        <w:rPr>
-          <w:b/>
-          <w:bCs/>
-        </w:rPr>
-      </w:pPr>
-      <w:r>
-        <w:rPr>
-          <w:b/>
-          <w:bCs/>
-        </w:rPr>
-        <w:t>Normative Implications</w:t>
+        <w:t>Applicable Normative Sources</w:t>
       </w:r>
     </w:p>
     <w:p>
@@ -3167,7 +3181,6 @@
           <w:b/>
           <w:bCs/>
         </w:rPr>
-        <w:lastRenderedPageBreak/>
         <w:t>Purpose</w:t>
       </w:r>
     </w:p>
@@ -3327,7 +3340,7 @@
           <w:b/>
           <w:bCs/>
         </w:rPr>
-        <w:t>Normative Implications</w:t>
+        <w:t>Applicable Normative Sources</w:t>
       </w:r>
     </w:p>
     <w:p>
@@ -3415,7 +3428,6 @@
     </w:p>
     <w:p>
       <w:r>
-        <w:lastRenderedPageBreak/>
         <w:t>Proposal Identity:</w:t>
       </w:r>
     </w:p>
@@ -3578,6 +3590,7 @@
     </w:p>
     <w:p>
       <w:r>
+        <w:lastRenderedPageBreak/>
         <w:t>An approval artifact is evidence used in governance evaluation; it does not by itself constitute authority at commitment or permission to execute.</w:t>
       </w:r>
     </w:p>
@@ -3673,7 +3686,6 @@
         </w:numPr>
       </w:pPr>
       <w:r>
-        <w:lastRenderedPageBreak/>
         <w:t>may contribute to partial or completed quorum,</w:t>
       </w:r>
     </w:p>
@@ -3832,6 +3844,7 @@
     </w:p>
     <w:p>
       <w:r>
+        <w:lastRenderedPageBreak/>
         <w:t>Refusal Record:</w:t>
       </w:r>
     </w:p>
@@ -3940,7 +3953,6 @@
         </w:numPr>
       </w:pPr>
       <w:r>
-        <w:lastRenderedPageBreak/>
         <w:t>contributes to Derived Lifecycle State,</w:t>
       </w:r>
     </w:p>
@@ -4039,6 +4051,7 @@
     </w:p>
     <w:p>
       <w:r>
+        <w:lastRenderedPageBreak/>
         <w:pict w14:anchorId="79675269">
           <v:rect id="_x0000_i1039" style="width:0;height:1.5pt" o:hralign="center" o:hrstd="t" o:hr="t" fillcolor="#a0a0a0" stroked="f"/>
         </w:pict>
@@ -4158,7 +4171,6 @@
           <w:b/>
           <w:bCs/>
         </w:rPr>
-        <w:lastRenderedPageBreak/>
         <w:t>EP-5</w:t>
       </w:r>
     </w:p>
@@ -4302,6 +4314,7 @@
         </w:numPr>
       </w:pPr>
       <w:r>
+        <w:lastRenderedPageBreak/>
         <w:t>Admissible Sets and Deterministic Adjudication,</w:t>
       </w:r>
     </w:p>
@@ -4473,7 +4486,6 @@
           </w:tcPr>
           <w:p>
             <w:r>
-              <w:lastRenderedPageBreak/>
               <w:t>ARM-202</w:t>
             </w:r>
           </w:p>
@@ -4892,6 +4904,7 @@
           </w:tcPr>
           <w:p>
             <w:r>
+              <w:lastRenderedPageBreak/>
               <w:t>ARM-217</w:t>
             </w:r>
           </w:p>
@@ -4975,157 +4988,157 @@
     </w:p>
     <w:p>
       <w:r>
+        <w:t>To ensure that authority at commitment, admissibility, governance binding, and enforcement are resolved using current qualified governance inputs immediately before a governed consequence can occur.</w:t>
+      </w:r>
+    </w:p>
+    <w:p>
+      <w:pPr>
+        <w:rPr>
+          <w:b/>
+          <w:bCs/>
+        </w:rPr>
+      </w:pPr>
+      <w:r>
+        <w:rPr>
+          <w:b/>
+          <w:bCs/>
+        </w:rPr>
+        <w:t>Architectural Characteristics</w:t>
+      </w:r>
+    </w:p>
+    <w:p>
+      <w:r>
+        <w:t>Commit Boundary:</w:t>
+      </w:r>
+    </w:p>
+    <w:p>
+      <w:pPr>
+        <w:numPr>
+          <w:ilvl w:val="0"/>
+          <w:numId w:val="8"/>
+        </w:numPr>
+      </w:pPr>
+      <w:r>
+        <w:t>is positioned at the point of governed consequence,</w:t>
+      </w:r>
+    </w:p>
+    <w:p>
+      <w:pPr>
+        <w:numPr>
+          <w:ilvl w:val="0"/>
+          <w:numId w:val="8"/>
+        </w:numPr>
+      </w:pPr>
+      <w:r>
+        <w:t>uses current Canonical State, authority, evidence, policy, constraints, invariants, target, tenant, and lifecycle conditions,</w:t>
+      </w:r>
+    </w:p>
+    <w:p>
+      <w:pPr>
+        <w:numPr>
+          <w:ilvl w:val="0"/>
+          <w:numId w:val="8"/>
+        </w:numPr>
+      </w:pPr>
+      <w:r>
+        <w:t>is non-bypassable within its defined enforcement scope,</w:t>
+      </w:r>
+    </w:p>
+    <w:p>
+      <w:pPr>
+        <w:numPr>
+          <w:ilvl w:val="0"/>
+          <w:numId w:val="8"/>
+        </w:numPr>
+      </w:pPr>
+      <w:r>
+        <w:t>separates governance decision from commitment while binding them together,</w:t>
+      </w:r>
+    </w:p>
+    <w:p>
+      <w:pPr>
+        <w:numPr>
+          <w:ilvl w:val="0"/>
+          <w:numId w:val="8"/>
+        </w:numPr>
+      </w:pPr>
+      <w:r>
+        <w:t>produces attributable governance and enforcement outcomes.</w:t>
+      </w:r>
+    </w:p>
+    <w:p>
+      <w:pPr>
+        <w:rPr>
+          <w:b/>
+          <w:bCs/>
+        </w:rPr>
+      </w:pPr>
+      <w:r>
+        <w:rPr>
+          <w:b/>
+          <w:bCs/>
+        </w:rPr>
+        <w:t>Relationships</w:t>
+      </w:r>
+    </w:p>
+    <w:p>
+      <w:r>
+        <w:t>Commit Boundary:</w:t>
+      </w:r>
+    </w:p>
+    <w:p>
+      <w:pPr>
+        <w:numPr>
+          <w:ilvl w:val="0"/>
+          <w:numId w:val="8"/>
+        </w:numPr>
+      </w:pPr>
+      <w:r>
+        <w:t>evaluates Governed Action Proposals through the Governance Decision Function,</w:t>
+      </w:r>
+    </w:p>
+    <w:p>
+      <w:pPr>
+        <w:numPr>
+          <w:ilvl w:val="0"/>
+          <w:numId w:val="8"/>
+        </w:numPr>
+      </w:pPr>
+      <w:r>
+        <w:t>invokes the Governance Realization Function,</w:t>
+      </w:r>
+    </w:p>
+    <w:p>
+      <w:pPr>
+        <w:numPr>
+          <w:ilvl w:val="0"/>
+          <w:numId w:val="8"/>
+        </w:numPr>
+      </w:pPr>
+      <w:r>
+        <w:t>provides the applicable decision and Enforcement Context to the Policy Enforcement Point,</w:t>
+      </w:r>
+    </w:p>
+    <w:p>
+      <w:pPr>
+        <w:numPr>
+          <w:ilvl w:val="0"/>
+          <w:numId w:val="8"/>
+        </w:numPr>
+      </w:pPr>
+      <w:r>
+        <w:t>produces Governance Receipts or Structural Refusal documented by Refusal Records,</w:t>
+      </w:r>
+    </w:p>
+    <w:p>
+      <w:pPr>
+        <w:numPr>
+          <w:ilvl w:val="0"/>
+          <w:numId w:val="8"/>
+        </w:numPr>
+      </w:pPr>
+      <w:r>
         <w:lastRenderedPageBreak/>
-        <w:t>To ensure that authority at commitment, admissibility, governance binding, and enforcement are resolved using current qualified governance inputs immediately before a governed consequence can occur.</w:t>
-      </w:r>
-    </w:p>
-    <w:p>
-      <w:pPr>
-        <w:rPr>
-          <w:b/>
-          <w:bCs/>
-        </w:rPr>
-      </w:pPr>
-      <w:r>
-        <w:rPr>
-          <w:b/>
-          <w:bCs/>
-        </w:rPr>
-        <w:t>Architectural Characteristics</w:t>
-      </w:r>
-    </w:p>
-    <w:p>
-      <w:r>
-        <w:t>Commit Boundary:</w:t>
-      </w:r>
-    </w:p>
-    <w:p>
-      <w:pPr>
-        <w:numPr>
-          <w:ilvl w:val="0"/>
-          <w:numId w:val="8"/>
-        </w:numPr>
-      </w:pPr>
-      <w:r>
-        <w:t>is positioned at the point of governed consequence,</w:t>
-      </w:r>
-    </w:p>
-    <w:p>
-      <w:pPr>
-        <w:numPr>
-          <w:ilvl w:val="0"/>
-          <w:numId w:val="8"/>
-        </w:numPr>
-      </w:pPr>
-      <w:r>
-        <w:t>uses current Canonical State, authority, evidence, policy, constraints, invariants, target, tenant, and lifecycle conditions,</w:t>
-      </w:r>
-    </w:p>
-    <w:p>
-      <w:pPr>
-        <w:numPr>
-          <w:ilvl w:val="0"/>
-          <w:numId w:val="8"/>
-        </w:numPr>
-      </w:pPr>
-      <w:r>
-        <w:t>is non-bypassable within its defined enforcement scope,</w:t>
-      </w:r>
-    </w:p>
-    <w:p>
-      <w:pPr>
-        <w:numPr>
-          <w:ilvl w:val="0"/>
-          <w:numId w:val="8"/>
-        </w:numPr>
-      </w:pPr>
-      <w:r>
-        <w:t>separates governance decision from commitment while binding them together,</w:t>
-      </w:r>
-    </w:p>
-    <w:p>
-      <w:pPr>
-        <w:numPr>
-          <w:ilvl w:val="0"/>
-          <w:numId w:val="8"/>
-        </w:numPr>
-      </w:pPr>
-      <w:r>
-        <w:t>produces attributable governance and enforcement outcomes.</w:t>
-      </w:r>
-    </w:p>
-    <w:p>
-      <w:pPr>
-        <w:rPr>
-          <w:b/>
-          <w:bCs/>
-        </w:rPr>
-      </w:pPr>
-      <w:r>
-        <w:rPr>
-          <w:b/>
-          <w:bCs/>
-        </w:rPr>
-        <w:t>Relationships</w:t>
-      </w:r>
-    </w:p>
-    <w:p>
-      <w:r>
-        <w:t>Commit Boundary:</w:t>
-      </w:r>
-    </w:p>
-    <w:p>
-      <w:pPr>
-        <w:numPr>
-          <w:ilvl w:val="0"/>
-          <w:numId w:val="8"/>
-        </w:numPr>
-      </w:pPr>
-      <w:r>
-        <w:t>evaluates Governed Action Proposals through the Governance Decision Function,</w:t>
-      </w:r>
-    </w:p>
-    <w:p>
-      <w:pPr>
-        <w:numPr>
-          <w:ilvl w:val="0"/>
-          <w:numId w:val="8"/>
-        </w:numPr>
-      </w:pPr>
-      <w:r>
-        <w:t>invokes the Governance Realization Function,</w:t>
-      </w:r>
-    </w:p>
-    <w:p>
-      <w:pPr>
-        <w:numPr>
-          <w:ilvl w:val="0"/>
-          <w:numId w:val="8"/>
-        </w:numPr>
-      </w:pPr>
-      <w:r>
-        <w:t>provides the applicable decision and Enforcement Context to the Policy Enforcement Point,</w:t>
-      </w:r>
-    </w:p>
-    <w:p>
-      <w:pPr>
-        <w:numPr>
-          <w:ilvl w:val="0"/>
-          <w:numId w:val="8"/>
-        </w:numPr>
-      </w:pPr>
-      <w:r>
-        <w:t>produces Governance Receipts or Structural Refusal documented by Refusal Records,</w:t>
-      </w:r>
-    </w:p>
-    <w:p>
-      <w:pPr>
-        <w:numPr>
-          <w:ilvl w:val="0"/>
-          <w:numId w:val="8"/>
-        </w:numPr>
-      </w:pPr>
-      <w:r>
         <w:t>contributes to lifecycle progression and the Governance Ledger.</w:t>
       </w:r>
     </w:p>
@@ -5189,7 +5202,6 @@
     </w:p>
     <w:p>
       <w:r>
-        <w:lastRenderedPageBreak/>
         <w:t>To prevent stale authorization, outdated state, invalid assumptions, evidence gaps, or changed dependencies from becoming execution authority.</w:t>
       </w:r>
     </w:p>
@@ -5378,6 +5390,7 @@
     </w:p>
     <w:p>
       <w:r>
+        <w:lastRenderedPageBreak/>
         <w:t>Governance Binding Validation determines whether the relationships required for a proposed transition to proceed remain intact and verifiable immediately prior to commitment.</w:t>
       </w:r>
     </w:p>
@@ -5434,7 +5447,6 @@
         </w:numPr>
       </w:pPr>
       <w:r>
-        <w:lastRenderedPageBreak/>
         <w:t>is proposal-specific,</w:t>
       </w:r>
     </w:p>
@@ -5601,6 +5613,7 @@
           <w:b/>
           <w:bCs/>
         </w:rPr>
+        <w:lastRenderedPageBreak/>
         <w:t>Purpose</w:t>
       </w:r>
     </w:p>
@@ -5696,7 +5709,6 @@
           <w:b/>
           <w:bCs/>
         </w:rPr>
-        <w:lastRenderedPageBreak/>
         <w:t>Relationships</w:t>
       </w:r>
     </w:p>
@@ -5829,6 +5841,7 @@
     </w:p>
     <w:p>
       <w:r>
+        <w:lastRenderedPageBreak/>
         <w:t>Resulting-State Validation:</w:t>
       </w:r>
     </w:p>
@@ -5937,7 +5950,6 @@
         </w:numPr>
       </w:pPr>
       <w:r>
-        <w:lastRenderedPageBreak/>
         <w:t>supports Governance Receipts and execution-outcome evidence.</w:t>
       </w:r>
     </w:p>
@@ -6076,6 +6088,7 @@
         </w:numPr>
       </w:pPr>
       <w:r>
+        <w:lastRenderedPageBreak/>
         <w:t>supports complete or partial bind only when resulting admissibility is preserved.</w:t>
       </w:r>
     </w:p>
@@ -6178,160 +6191,160 @@
     </w:p>
     <w:p>
       <w:r>
+        <w:t>A Bind Set is the complete candidate collection of one or more governed sub-transitions proposed to bind through a coordinated governance decision.</w:t>
+      </w:r>
+    </w:p>
+    <w:p>
+      <w:r>
+        <w:t>The full Bind Set provides the evaluation context for dependency, coupling, aggregate-state, and partial-bind analysis. The set is not necessarily atomic unless its declared coupling semantics require atomic binding.</w:t>
+      </w:r>
+    </w:p>
+    <w:p>
+      <w:pPr>
+        <w:rPr>
+          <w:b/>
+          <w:bCs/>
+        </w:rPr>
+      </w:pPr>
+      <w:r>
+        <w:rPr>
+          <w:b/>
+          <w:bCs/>
+        </w:rPr>
+        <w:t>Purpose</w:t>
+      </w:r>
+    </w:p>
+    <w:p>
+      <w:r>
+        <w:t>To ensure that interdependent proposed commitments are evaluated as a coherent governance unit while permitting an approved executable subset only when partial binding remains admissible.</w:t>
+      </w:r>
+    </w:p>
+    <w:p>
+      <w:pPr>
+        <w:rPr>
+          <w:b/>
+          <w:bCs/>
+        </w:rPr>
+      </w:pPr>
+      <w:r>
+        <w:rPr>
+          <w:b/>
+          <w:bCs/>
+        </w:rPr>
+        <w:t>Architectural Characteristics</w:t>
+      </w:r>
+    </w:p>
+    <w:p>
+      <w:r>
+        <w:t>Bind Set:</w:t>
+      </w:r>
+    </w:p>
+    <w:p>
+      <w:pPr>
+        <w:numPr>
+          <w:ilvl w:val="0"/>
+          <w:numId w:val="8"/>
+        </w:numPr>
+      </w:pPr>
+      <w:r>
+        <w:t>contains one or more governed sub-transitions,</w:t>
+      </w:r>
+    </w:p>
+    <w:p>
+      <w:pPr>
+        <w:numPr>
+          <w:ilvl w:val="0"/>
+          <w:numId w:val="8"/>
+        </w:numPr>
+      </w:pPr>
+      <w:r>
+        <w:t>preserves parent and sub-transition relationships,</w:t>
+      </w:r>
+    </w:p>
+    <w:p>
+      <w:pPr>
+        <w:numPr>
+          <w:ilvl w:val="0"/>
+          <w:numId w:val="8"/>
+        </w:numPr>
+      </w:pPr>
+      <w:r>
+        <w:t>supports dependency and coupling analysis,</w:t>
+      </w:r>
+    </w:p>
+    <w:p>
+      <w:pPr>
+        <w:numPr>
+          <w:ilvl w:val="0"/>
+          <w:numId w:val="8"/>
+        </w:numPr>
+      </w:pPr>
+      <w:r>
+        <w:t>supports complete-bind or partial-bind evaluation,</w:t>
+      </w:r>
+    </w:p>
+    <w:p>
+      <w:pPr>
+        <w:numPr>
+          <w:ilvl w:val="0"/>
+          <w:numId w:val="8"/>
+        </w:numPr>
+      </w:pPr>
+      <w:r>
+        <w:t>supports coordinated enforcement and replay.</w:t>
+      </w:r>
+    </w:p>
+    <w:p>
+      <w:pPr>
+        <w:rPr>
+          <w:b/>
+          <w:bCs/>
+        </w:rPr>
+      </w:pPr>
+      <w:r>
+        <w:rPr>
+          <w:b/>
+          <w:bCs/>
+        </w:rPr>
+        <w:t>Relationships</w:t>
+      </w:r>
+    </w:p>
+    <w:p>
+      <w:r>
+        <w:t>Bind Set:</w:t>
+      </w:r>
+    </w:p>
+    <w:p>
+      <w:pPr>
+        <w:numPr>
+          <w:ilvl w:val="0"/>
+          <w:numId w:val="8"/>
+        </w:numPr>
+      </w:pPr>
+      <w:r>
+        <w:t>is evaluated by Governance Binding Validation,</w:t>
+      </w:r>
+    </w:p>
+    <w:p>
+      <w:pPr>
+        <w:numPr>
+          <w:ilvl w:val="0"/>
+          <w:numId w:val="8"/>
+        </w:numPr>
+      </w:pPr>
+      <w:r>
+        <w:t>is described by a Governance Dependency Graph,</w:t>
+      </w:r>
+    </w:p>
+    <w:p>
+      <w:pPr>
+        <w:numPr>
+          <w:ilvl w:val="0"/>
+          <w:numId w:val="8"/>
+        </w:numPr>
+      </w:pPr>
+      <w:r>
         <w:lastRenderedPageBreak/>
-        <w:t>A Bind Set is the complete candidate collection of one or more governed sub-transitions proposed to bind through a coordinated governance decision.</w:t>
-      </w:r>
-    </w:p>
-    <w:p>
-      <w:r>
-        <w:t>The full Bind Set provides the evaluation context for dependency, coupling, aggregate-state, and partial-bind analysis. The set is not necessarily atomic unless its declared coupling semantics require atomic binding.</w:t>
-      </w:r>
-    </w:p>
-    <w:p>
-      <w:pPr>
-        <w:rPr>
-          <w:b/>
-          <w:bCs/>
-        </w:rPr>
-      </w:pPr>
-      <w:r>
-        <w:rPr>
-          <w:b/>
-          <w:bCs/>
-        </w:rPr>
-        <w:t>Purpose</w:t>
-      </w:r>
-    </w:p>
-    <w:p>
-      <w:r>
-        <w:t>To ensure that interdependent proposed commitments are evaluated as a coherent governance unit while permitting an approved executable subset only when partial binding remains admissible.</w:t>
-      </w:r>
-    </w:p>
-    <w:p>
-      <w:pPr>
-        <w:rPr>
-          <w:b/>
-          <w:bCs/>
-        </w:rPr>
-      </w:pPr>
-      <w:r>
-        <w:rPr>
-          <w:b/>
-          <w:bCs/>
-        </w:rPr>
-        <w:t>Architectural Characteristics</w:t>
-      </w:r>
-    </w:p>
-    <w:p>
-      <w:r>
-        <w:t>Bind Set:</w:t>
-      </w:r>
-    </w:p>
-    <w:p>
-      <w:pPr>
-        <w:numPr>
-          <w:ilvl w:val="0"/>
-          <w:numId w:val="8"/>
-        </w:numPr>
-      </w:pPr>
-      <w:r>
-        <w:t>contains one or more governed sub-transitions,</w:t>
-      </w:r>
-    </w:p>
-    <w:p>
-      <w:pPr>
-        <w:numPr>
-          <w:ilvl w:val="0"/>
-          <w:numId w:val="8"/>
-        </w:numPr>
-      </w:pPr>
-      <w:r>
-        <w:t>preserves parent and sub-transition relationships,</w:t>
-      </w:r>
-    </w:p>
-    <w:p>
-      <w:pPr>
-        <w:numPr>
-          <w:ilvl w:val="0"/>
-          <w:numId w:val="8"/>
-        </w:numPr>
-      </w:pPr>
-      <w:r>
-        <w:t>supports dependency and coupling analysis,</w:t>
-      </w:r>
-    </w:p>
-    <w:p>
-      <w:pPr>
-        <w:numPr>
-          <w:ilvl w:val="0"/>
-          <w:numId w:val="8"/>
-        </w:numPr>
-      </w:pPr>
-      <w:r>
-        <w:t>supports complete-bind or partial-bind evaluation,</w:t>
-      </w:r>
-    </w:p>
-    <w:p>
-      <w:pPr>
-        <w:numPr>
-          <w:ilvl w:val="0"/>
-          <w:numId w:val="8"/>
-        </w:numPr>
-      </w:pPr>
-      <w:r>
-        <w:t>supports coordinated enforcement and replay.</w:t>
-      </w:r>
-    </w:p>
-    <w:p>
-      <w:pPr>
-        <w:rPr>
-          <w:b/>
-          <w:bCs/>
-        </w:rPr>
-      </w:pPr>
-      <w:r>
-        <w:rPr>
-          <w:b/>
-          <w:bCs/>
-        </w:rPr>
-        <w:t>Relationships</w:t>
-      </w:r>
-    </w:p>
-    <w:p>
-      <w:r>
-        <w:t>Bind Set:</w:t>
-      </w:r>
-    </w:p>
-    <w:p>
-      <w:pPr>
-        <w:numPr>
-          <w:ilvl w:val="0"/>
-          <w:numId w:val="8"/>
-        </w:numPr>
-      </w:pPr>
-      <w:r>
-        <w:t>is evaluated by Governance Binding Validation,</w:t>
-      </w:r>
-    </w:p>
-    <w:p>
-      <w:pPr>
-        <w:numPr>
-          <w:ilvl w:val="0"/>
-          <w:numId w:val="8"/>
-        </w:numPr>
-      </w:pPr>
-      <w:r>
-        <w:t>is described by a Governance Dependency Graph,</w:t>
-      </w:r>
-    </w:p>
-    <w:p>
-      <w:pPr>
-        <w:numPr>
-          <w:ilvl w:val="0"/>
-          <w:numId w:val="8"/>
-        </w:numPr>
-      </w:pPr>
-      <w:r>
         <w:t>is constrained by Composite Coupling Semantics,</w:t>
       </w:r>
     </w:p>
@@ -6406,7 +6419,6 @@
     </w:p>
     <w:p>
       <w:r>
-        <w:lastRenderedPageBreak/>
         <w:t>To make composite dependencies explicit, evaluable, and available for re-evaluation, binding validation, deterministic adjudication, and resulting-state validation.</w:t>
       </w:r>
     </w:p>
@@ -6584,6 +6596,7 @@
     </w:p>
     <w:p>
       <w:r>
+        <w:lastRenderedPageBreak/>
         <w:t>Risk-Based Re-Evaluation is the deterministic governance process through which the governance control plane identifies and re-evaluates affected nonterminal proposals when material changes to governance conditions may affect continued execution admissibility, in accordance with active risk-based governance configuration.</w:t>
       </w:r>
     </w:p>
@@ -6640,179 +6653,179 @@
         </w:numPr>
       </w:pPr>
       <w:r>
+        <w:t>applies to affected nonterminal proposals before execution commitment,</w:t>
+      </w:r>
+    </w:p>
+    <w:p>
+      <w:pPr>
+        <w:numPr>
+          <w:ilvl w:val="0"/>
+          <w:numId w:val="8"/>
+        </w:numPr>
+      </w:pPr>
+      <w:r>
+        <w:t>evaluates material governance-condition changes against active risk-based governance configuration,</w:t>
+      </w:r>
+    </w:p>
+    <w:p>
+      <w:pPr>
+        <w:numPr>
+          <w:ilvl w:val="0"/>
+          <w:numId w:val="8"/>
+        </w:numPr>
+      </w:pPr>
+      <w:r>
+        <w:t>deterministically identifies the proposals affected by a material change,</w:t>
+      </w:r>
+    </w:p>
+    <w:p>
+      <w:pPr>
+        <w:numPr>
+          <w:ilvl w:val="0"/>
+          <w:numId w:val="8"/>
+        </w:numPr>
+      </w:pPr>
+      <w:r>
+        <w:t>re-establishes the governance basis needed to determine continued admissibility,</w:t>
+      </w:r>
+    </w:p>
+    <w:p>
+      <w:pPr>
+        <w:numPr>
+          <w:ilvl w:val="0"/>
+          <w:numId w:val="8"/>
+        </w:numPr>
+      </w:pPr>
+      <w:r>
+        <w:t>preserves the lifecycle state of proposals not affected by the change,</w:t>
+      </w:r>
+    </w:p>
+    <w:p>
+      <w:pPr>
+        <w:numPr>
+          <w:ilvl w:val="0"/>
+          <w:numId w:val="8"/>
+        </w:numPr>
+      </w:pPr>
+      <w:r>
+        <w:t>produces attributable governance evidence and lifecycle outcomes,</w:t>
+      </w:r>
+    </w:p>
+    <w:p>
+      <w:pPr>
+        <w:numPr>
+          <w:ilvl w:val="0"/>
+          <w:numId w:val="8"/>
+        </w:numPr>
+      </w:pPr>
+      <w:r>
+        <w:t>prevents proposals that no longer satisfy continued admissibility from proceeding to commitment.</w:t>
+      </w:r>
+    </w:p>
+    <w:p>
+      <w:pPr>
+        <w:rPr>
+          <w:b/>
+          <w:bCs/>
+        </w:rPr>
+      </w:pPr>
+      <w:r>
+        <w:rPr>
+          <w:b/>
+          <w:bCs/>
+        </w:rPr>
+        <w:t>Relationships</w:t>
+      </w:r>
+    </w:p>
+    <w:p>
+      <w:r>
+        <w:t>Risk-Based Re-Evaluation:</w:t>
+      </w:r>
+    </w:p>
+    <w:p>
+      <w:pPr>
+        <w:numPr>
+          <w:ilvl w:val="0"/>
+          <w:numId w:val="8"/>
+        </w:numPr>
+      </w:pPr>
+      <w:r>
+        <w:t>operates upon Governed Action Proposals and Proposal Identity,</w:t>
+      </w:r>
+    </w:p>
+    <w:p>
+      <w:pPr>
+        <w:numPr>
+          <w:ilvl w:val="0"/>
+          <w:numId w:val="8"/>
+        </w:numPr>
+      </w:pPr>
+      <w:r>
+        <w:t>invokes the Governance Decision Function,</w:t>
+      </w:r>
+    </w:p>
+    <w:p>
+      <w:pPr>
+        <w:numPr>
+          <w:ilvl w:val="0"/>
+          <w:numId w:val="8"/>
+        </w:numPr>
+      </w:pPr>
+      <w:r>
+        <w:t>depends upon a qualified Governance Context Envelope, Canonical State, and evidence,</w:t>
+      </w:r>
+    </w:p>
+    <w:p>
+      <w:pPr>
+        <w:numPr>
+          <w:ilvl w:val="0"/>
+          <w:numId w:val="8"/>
+        </w:numPr>
+      </w:pPr>
+      <w:r>
+        <w:t>may update Derived Lifecycle State, including Degraded State,</w:t>
+      </w:r>
+    </w:p>
+    <w:p>
+      <w:pPr>
+        <w:numPr>
+          <w:ilvl w:val="0"/>
+          <w:numId w:val="8"/>
+        </w:numPr>
+      </w:pPr>
+      <w:r>
+        <w:t>supports Continuation Integrity and Admissible Path Viability,</w:t>
+      </w:r>
+    </w:p>
+    <w:p>
+      <w:pPr>
+        <w:numPr>
+          <w:ilvl w:val="0"/>
+          <w:numId w:val="8"/>
+        </w:numPr>
+      </w:pPr>
+      <w:r>
+        <w:t>precedes Commit-Bound Admissibility where re-evaluation occurs before commitment.</w:t>
+      </w:r>
+    </w:p>
+    <w:p>
+      <w:pPr>
+        <w:rPr>
+          <w:b/>
+          <w:bCs/>
+        </w:rPr>
+      </w:pPr>
+      <w:r>
+        <w:rPr>
+          <w:b/>
+          <w:bCs/>
+        </w:rPr>
+        <w:t>Applicable Normative Sources</w:t>
+      </w:r>
+    </w:p>
+    <w:p>
+      <w:r>
         <w:lastRenderedPageBreak/>
-        <w:t>applies to affected nonterminal proposals before execution commitment,</w:t>
-      </w:r>
-    </w:p>
-    <w:p>
-      <w:pPr>
-        <w:numPr>
-          <w:ilvl w:val="0"/>
-          <w:numId w:val="8"/>
-        </w:numPr>
-      </w:pPr>
-      <w:r>
-        <w:t>evaluates material governance-condition changes against active risk-based governance configuration,</w:t>
-      </w:r>
-    </w:p>
-    <w:p>
-      <w:pPr>
-        <w:numPr>
-          <w:ilvl w:val="0"/>
-          <w:numId w:val="8"/>
-        </w:numPr>
-      </w:pPr>
-      <w:r>
-        <w:t>deterministically identifies the proposals affected by a material change,</w:t>
-      </w:r>
-    </w:p>
-    <w:p>
-      <w:pPr>
-        <w:numPr>
-          <w:ilvl w:val="0"/>
-          <w:numId w:val="8"/>
-        </w:numPr>
-      </w:pPr>
-      <w:r>
-        <w:t>re-establishes the governance basis needed to determine continued admissibility,</w:t>
-      </w:r>
-    </w:p>
-    <w:p>
-      <w:pPr>
-        <w:numPr>
-          <w:ilvl w:val="0"/>
-          <w:numId w:val="8"/>
-        </w:numPr>
-      </w:pPr>
-      <w:r>
-        <w:t>preserves the lifecycle state of proposals not affected by the change,</w:t>
-      </w:r>
-    </w:p>
-    <w:p>
-      <w:pPr>
-        <w:numPr>
-          <w:ilvl w:val="0"/>
-          <w:numId w:val="8"/>
-        </w:numPr>
-      </w:pPr>
-      <w:r>
-        <w:t>produces attributable governance evidence and lifecycle outcomes,</w:t>
-      </w:r>
-    </w:p>
-    <w:p>
-      <w:pPr>
-        <w:numPr>
-          <w:ilvl w:val="0"/>
-          <w:numId w:val="8"/>
-        </w:numPr>
-      </w:pPr>
-      <w:r>
-        <w:t>prevents proposals that no longer satisfy continued admissibility from proceeding to commitment.</w:t>
-      </w:r>
-    </w:p>
-    <w:p>
-      <w:pPr>
-        <w:rPr>
-          <w:b/>
-          <w:bCs/>
-        </w:rPr>
-      </w:pPr>
-      <w:r>
-        <w:rPr>
-          <w:b/>
-          <w:bCs/>
-        </w:rPr>
-        <w:t>Relationships</w:t>
-      </w:r>
-    </w:p>
-    <w:p>
-      <w:r>
-        <w:t>Risk-Based Re-Evaluation:</w:t>
-      </w:r>
-    </w:p>
-    <w:p>
-      <w:pPr>
-        <w:numPr>
-          <w:ilvl w:val="0"/>
-          <w:numId w:val="8"/>
-        </w:numPr>
-      </w:pPr>
-      <w:r>
-        <w:t>operates upon Governed Action Proposals and Proposal Identity,</w:t>
-      </w:r>
-    </w:p>
-    <w:p>
-      <w:pPr>
-        <w:numPr>
-          <w:ilvl w:val="0"/>
-          <w:numId w:val="8"/>
-        </w:numPr>
-      </w:pPr>
-      <w:r>
-        <w:t>invokes the Governance Decision Function,</w:t>
-      </w:r>
-    </w:p>
-    <w:p>
-      <w:pPr>
-        <w:numPr>
-          <w:ilvl w:val="0"/>
-          <w:numId w:val="8"/>
-        </w:numPr>
-      </w:pPr>
-      <w:r>
-        <w:t>depends upon a qualified Governance Context Envelope, Canonical State, and evidence,</w:t>
-      </w:r>
-    </w:p>
-    <w:p>
-      <w:pPr>
-        <w:numPr>
-          <w:ilvl w:val="0"/>
-          <w:numId w:val="8"/>
-        </w:numPr>
-      </w:pPr>
-      <w:r>
-        <w:t>may update Derived Lifecycle State, including Degraded State,</w:t>
-      </w:r>
-    </w:p>
-    <w:p>
-      <w:pPr>
-        <w:numPr>
-          <w:ilvl w:val="0"/>
-          <w:numId w:val="8"/>
-        </w:numPr>
-      </w:pPr>
-      <w:r>
-        <w:t>supports Continuation Integrity and Admissible Path Viability,</w:t>
-      </w:r>
-    </w:p>
-    <w:p>
-      <w:pPr>
-        <w:numPr>
-          <w:ilvl w:val="0"/>
-          <w:numId w:val="8"/>
-        </w:numPr>
-      </w:pPr>
-      <w:r>
-        <w:t>precedes Commit-Bound Admissibility where re-evaluation occurs before commitment.</w:t>
-      </w:r>
-    </w:p>
-    <w:p>
-      <w:pPr>
-        <w:rPr>
-          <w:b/>
-          <w:bCs/>
-        </w:rPr>
-      </w:pPr>
-      <w:r>
-        <w:rPr>
-          <w:b/>
-          <w:bCs/>
-        </w:rPr>
-        <w:t>Normative Implications</w:t>
-      </w:r>
-    </w:p>
-    <w:p>
-      <w:r>
         <w:t>Normative Risk-Based Re-Evaluation behavior is defined by the AGCP Core Specification and CR-122.</w:t>
       </w:r>
     </w:p>
@@ -6876,7 +6889,6 @@
     </w:p>
     <w:p>
       <w:r>
-        <w:lastRenderedPageBreak/>
         <w:t>To provide the governance realization layer required to convert an evaluated governance decision into an enforceable bind or refusal outcome.</w:t>
       </w:r>
     </w:p>
@@ -7054,6 +7066,7 @@
     </w:p>
     <w:p>
       <w:r>
+        <w:lastRenderedPageBreak/>
         <w:t>The Policy Enforcement Point (PEP) is the architectural enforcement component positioned so that it can permit or prevent the governed consequence according to the applicable governance decision.</w:t>
       </w:r>
     </w:p>
@@ -7110,7 +7123,6 @@
         </w:numPr>
       </w:pPr>
       <w:r>
-        <w:lastRenderedPageBreak/>
         <w:t>mediates every governed execution path within its claimed scope,</w:t>
       </w:r>
     </w:p>
@@ -7277,6 +7289,7 @@
           <w:b/>
           <w:bCs/>
         </w:rPr>
+        <w:lastRenderedPageBreak/>
         <w:t>Purpose</w:t>
       </w:r>
     </w:p>
@@ -7357,7 +7370,6 @@
         </w:numPr>
       </w:pPr>
       <w:r>
-        <w:lastRenderedPageBreak/>
         <w:t>supports composite bind and dependency information where applicable,</w:t>
       </w:r>
     </w:p>
@@ -7516,6 +7528,7 @@
     </w:p>
     <w:p>
       <w:r>
+        <w:lastRenderedPageBreak/>
         <w:t>Governance Enforcement Binding:</w:t>
       </w:r>
     </w:p>
@@ -7613,7 +7626,6 @@
         </w:numPr>
       </w:pPr>
       <w:r>
-        <w:lastRenderedPageBreak/>
         <w:t>connects the Governance Realization Function to the Policy Enforcement Point,</w:t>
       </w:r>
     </w:p>
@@ -7774,6 +7786,7 @@
         </w:numPr>
       </w:pPr>
       <w:r>
+        <w:lastRenderedPageBreak/>
         <w:t>is resolved through Deterministic Adjudication when candidates contend.</w:t>
       </w:r>
     </w:p>
@@ -7856,180 +7869,180 @@
           <w:b/>
           <w:bCs/>
         </w:rPr>
+        <w:t>4.13F ARM-215 — Deterministic Adjudication</w:t>
+      </w:r>
+    </w:p>
+    <w:p>
+      <w:pPr>
+        <w:rPr>
+          <w:b/>
+          <w:bCs/>
+        </w:rPr>
+      </w:pPr>
+      <w:r>
+        <w:rPr>
+          <w:b/>
+          <w:bCs/>
+        </w:rPr>
+        <w:t>Definition</w:t>
+      </w:r>
+    </w:p>
+    <w:p>
+      <w:r>
+        <w:t>Deterministic Adjudication is the governance process that resolves which transition, if any, may bind when multiple admissible transitions contend for the same governance horizon.</w:t>
+      </w:r>
+    </w:p>
+    <w:p>
+      <w:r>
+        <w:t>The adjudication result is derived from qualified governance inputs such as ordering, conflict, dependency, resource, priority, state, and applicable policy conditions rather than arrival timing or implementation-specific behavior alone.</w:t>
+      </w:r>
+    </w:p>
+    <w:p>
+      <w:pPr>
+        <w:rPr>
+          <w:b/>
+          <w:bCs/>
+        </w:rPr>
+      </w:pPr>
+      <w:r>
+        <w:rPr>
+          <w:b/>
+          <w:bCs/>
+        </w:rPr>
+        <w:t>Purpose</w:t>
+      </w:r>
+    </w:p>
+    <w:p>
+      <w:r>
+        <w:t>To preserve consistent governance outcomes under concurrent evaluation and competing admissible futures.</w:t>
+      </w:r>
+    </w:p>
+    <w:p>
+      <w:pPr>
+        <w:rPr>
+          <w:b/>
+          <w:bCs/>
+        </w:rPr>
+      </w:pPr>
+      <w:r>
+        <w:rPr>
+          <w:b/>
+          <w:bCs/>
+        </w:rPr>
+        <w:t>Architectural Characteristics</w:t>
+      </w:r>
+    </w:p>
+    <w:p>
+      <w:r>
+        <w:t>Deterministic Adjudication:</w:t>
+      </w:r>
+    </w:p>
+    <w:p>
+      <w:pPr>
+        <w:numPr>
+          <w:ilvl w:val="0"/>
+          <w:numId w:val="8"/>
+        </w:numPr>
+      </w:pPr>
+      <w:r>
+        <w:t>operates on an Admissible Set,</w:t>
+      </w:r>
+    </w:p>
+    <w:p>
+      <w:pPr>
+        <w:numPr>
+          <w:ilvl w:val="0"/>
+          <w:numId w:val="8"/>
+        </w:numPr>
+      </w:pPr>
+      <w:r>
+        <w:t>uses explicit governance-significant ordering and conflict conditions,</w:t>
+      </w:r>
+    </w:p>
+    <w:p>
+      <w:pPr>
+        <w:numPr>
+          <w:ilvl w:val="0"/>
+          <w:numId w:val="8"/>
+        </w:numPr>
+      </w:pPr>
+      <w:r>
+        <w:t>produces equivalent outcomes for equivalent qualified inputs,</w:t>
+      </w:r>
+    </w:p>
+    <w:p>
+      <w:pPr>
+        <w:numPr>
+          <w:ilvl w:val="0"/>
+          <w:numId w:val="8"/>
+        </w:numPr>
+      </w:pPr>
+      <w:r>
+        <w:t>is node and transport independent,</w:t>
+      </w:r>
+    </w:p>
+    <w:p>
+      <w:pPr>
+        <w:numPr>
+          <w:ilvl w:val="0"/>
+          <w:numId w:val="8"/>
+        </w:numPr>
+      </w:pPr>
+      <w:r>
+        <w:t>supports replay and independent verification.</w:t>
+      </w:r>
+    </w:p>
+    <w:p>
+      <w:pPr>
+        <w:rPr>
+          <w:b/>
+          <w:bCs/>
+        </w:rPr>
+      </w:pPr>
+      <w:r>
+        <w:rPr>
+          <w:b/>
+          <w:bCs/>
+        </w:rPr>
+        <w:t>Relationships</w:t>
+      </w:r>
+    </w:p>
+    <w:p>
+      <w:r>
+        <w:t>Deterministic Adjudication:</w:t>
+      </w:r>
+    </w:p>
+    <w:p>
+      <w:pPr>
+        <w:numPr>
+          <w:ilvl w:val="0"/>
+          <w:numId w:val="8"/>
+        </w:numPr>
+      </w:pPr>
+      <w:r>
+        <w:t>follows Admissible Set determination,</w:t>
+      </w:r>
+    </w:p>
+    <w:p>
+      <w:pPr>
+        <w:numPr>
+          <w:ilvl w:val="0"/>
+          <w:numId w:val="8"/>
+        </w:numPr>
+      </w:pPr>
+      <w:r>
+        <w:t>may use Governance Dependency Graphs and Resulting-State Validation,</w:t>
+      </w:r>
+    </w:p>
+    <w:p>
+      <w:pPr>
+        <w:numPr>
+          <w:ilvl w:val="0"/>
+          <w:numId w:val="8"/>
+        </w:numPr>
+      </w:pPr>
+      <w:r>
         <w:lastRenderedPageBreak/>
-        <w:t>4.13F ARM-215 — Deterministic Adjudication</w:t>
-      </w:r>
-    </w:p>
-    <w:p>
-      <w:pPr>
-        <w:rPr>
-          <w:b/>
-          <w:bCs/>
-        </w:rPr>
-      </w:pPr>
-      <w:r>
-        <w:rPr>
-          <w:b/>
-          <w:bCs/>
-        </w:rPr>
-        <w:t>Definition</w:t>
-      </w:r>
-    </w:p>
-    <w:p>
-      <w:r>
-        <w:t>Deterministic Adjudication is the governance process that resolves which transition, if any, may bind when multiple admissible transitions contend for the same governance horizon.</w:t>
-      </w:r>
-    </w:p>
-    <w:p>
-      <w:r>
-        <w:t>The adjudication result is derived from qualified governance inputs such as ordering, conflict, dependency, resource, priority, state, and applicable policy conditions rather than arrival timing or implementation-specific behavior alone.</w:t>
-      </w:r>
-    </w:p>
-    <w:p>
-      <w:pPr>
-        <w:rPr>
-          <w:b/>
-          <w:bCs/>
-        </w:rPr>
-      </w:pPr>
-      <w:r>
-        <w:rPr>
-          <w:b/>
-          <w:bCs/>
-        </w:rPr>
-        <w:t>Purpose</w:t>
-      </w:r>
-    </w:p>
-    <w:p>
-      <w:r>
-        <w:t>To preserve consistent governance outcomes under concurrent evaluation and competing admissible futures.</w:t>
-      </w:r>
-    </w:p>
-    <w:p>
-      <w:pPr>
-        <w:rPr>
-          <w:b/>
-          <w:bCs/>
-        </w:rPr>
-      </w:pPr>
-      <w:r>
-        <w:rPr>
-          <w:b/>
-          <w:bCs/>
-        </w:rPr>
-        <w:t>Architectural Characteristics</w:t>
-      </w:r>
-    </w:p>
-    <w:p>
-      <w:r>
-        <w:t>Deterministic Adjudication:</w:t>
-      </w:r>
-    </w:p>
-    <w:p>
-      <w:pPr>
-        <w:numPr>
-          <w:ilvl w:val="0"/>
-          <w:numId w:val="8"/>
-        </w:numPr>
-      </w:pPr>
-      <w:r>
-        <w:t>operates on an Admissible Set,</w:t>
-      </w:r>
-    </w:p>
-    <w:p>
-      <w:pPr>
-        <w:numPr>
-          <w:ilvl w:val="0"/>
-          <w:numId w:val="8"/>
-        </w:numPr>
-      </w:pPr>
-      <w:r>
-        <w:t>uses explicit governance-significant ordering and conflict conditions,</w:t>
-      </w:r>
-    </w:p>
-    <w:p>
-      <w:pPr>
-        <w:numPr>
-          <w:ilvl w:val="0"/>
-          <w:numId w:val="8"/>
-        </w:numPr>
-      </w:pPr>
-      <w:r>
-        <w:t>produces equivalent outcomes for equivalent qualified inputs,</w:t>
-      </w:r>
-    </w:p>
-    <w:p>
-      <w:pPr>
-        <w:numPr>
-          <w:ilvl w:val="0"/>
-          <w:numId w:val="8"/>
-        </w:numPr>
-      </w:pPr>
-      <w:r>
-        <w:t>is node and transport independent,</w:t>
-      </w:r>
-    </w:p>
-    <w:p>
-      <w:pPr>
-        <w:numPr>
-          <w:ilvl w:val="0"/>
-          <w:numId w:val="8"/>
-        </w:numPr>
-      </w:pPr>
-      <w:r>
-        <w:t>supports replay and independent verification.</w:t>
-      </w:r>
-    </w:p>
-    <w:p>
-      <w:pPr>
-        <w:rPr>
-          <w:b/>
-          <w:bCs/>
-        </w:rPr>
-      </w:pPr>
-      <w:r>
-        <w:rPr>
-          <w:b/>
-          <w:bCs/>
-        </w:rPr>
-        <w:t>Relationships</w:t>
-      </w:r>
-    </w:p>
-    <w:p>
-      <w:r>
-        <w:t>Deterministic Adjudication:</w:t>
-      </w:r>
-    </w:p>
-    <w:p>
-      <w:pPr>
-        <w:numPr>
-          <w:ilvl w:val="0"/>
-          <w:numId w:val="8"/>
-        </w:numPr>
-      </w:pPr>
-      <w:r>
-        <w:t>follows Admissible Set determination,</w:t>
-      </w:r>
-    </w:p>
-    <w:p>
-      <w:pPr>
-        <w:numPr>
-          <w:ilvl w:val="0"/>
-          <w:numId w:val="8"/>
-        </w:numPr>
-      </w:pPr>
-      <w:r>
-        <w:t>may use Governance Dependency Graphs and Resulting-State Validation,</w:t>
-      </w:r>
-    </w:p>
-    <w:p>
-      <w:pPr>
-        <w:numPr>
-          <w:ilvl w:val="0"/>
-          <w:numId w:val="8"/>
-        </w:numPr>
-      </w:pPr>
-      <w:r>
         <w:t>determines which properly bound transition may proceed toward commitment,</w:t>
       </w:r>
     </w:p>
@@ -8084,7 +8097,6 @@
     </w:p>
     <w:p>
       <w:r>
-        <w:lastRenderedPageBreak/>
         <w:t>Strong coupling requires designated sub-transitions or dependencies to bind together or in a required order. Weak coupling may permit independent binding only when the approved executable subset preserves parent-proposal admissibility.</w:t>
       </w:r>
     </w:p>
@@ -8271,6 +8283,7 @@
     </w:p>
     <w:p>
       <w:r>
+        <w:lastRenderedPageBreak/>
         <w:t>Partial-Bind Admissibility is the determination that binding fewer than all governed sub-transitions of a composite proposal preserves the admissibility of the parent proposal.</w:t>
       </w:r>
     </w:p>
@@ -8327,7 +8340,6 @@
         </w:numPr>
       </w:pPr>
       <w:r>
-        <w:lastRenderedPageBreak/>
         <w:t>identifies the approved executable subset,</w:t>
       </w:r>
     </w:p>
@@ -8495,6 +8507,7 @@
           <w:b/>
           <w:bCs/>
         </w:rPr>
+        <w:lastRenderedPageBreak/>
         <w:t>Chapter 5 — Authority Model</w:t>
       </w:r>
     </w:p>
@@ -8532,7 +8545,6 @@
     </w:p>
     <w:p>
       <w:r>
-        <w:lastRenderedPageBreak/>
         <w:pict w14:anchorId="48CA8153">
           <v:rect id="_x0000_i1041" style="width:0;height:1.5pt" o:hralign="center" o:hrstd="t" o:hr="t" fillcolor="#a0a0a0" stroked="f"/>
         </w:pict>
@@ -8707,6 +8719,7 @@
           <w:b/>
           <w:bCs/>
         </w:rPr>
+        <w:lastRenderedPageBreak/>
         <w:t>AP-6</w:t>
       </w:r>
     </w:p>
@@ -8807,7 +8820,6 @@
         </w:numPr>
       </w:pPr>
       <w:r>
-        <w:lastRenderedPageBreak/>
         <w:t xml:space="preserve">Commit Boundary </w:t>
       </w:r>
     </w:p>
@@ -9182,6 +9194,7 @@
           <w:b/>
           <w:bCs/>
         </w:rPr>
+        <w:lastRenderedPageBreak/>
         <w:t>5.5 ARM-301 — Authority Model</w:t>
       </w:r>
     </w:p>
@@ -9247,7 +9260,6 @@
     </w:p>
     <w:p>
       <w:r>
-        <w:lastRenderedPageBreak/>
         <w:t>Authority Model:</w:t>
       </w:r>
     </w:p>
@@ -9421,6 +9433,7 @@
     </w:p>
     <w:p>
       <w:r>
+        <w:lastRenderedPageBreak/>
         <w:t>Previously evaluated authority, standing permission, approval, delegation, or authorization artifact may contribute evidence but is not assumed to remain valid or to constitute executable authority.</w:t>
       </w:r>
     </w:p>
@@ -9494,7 +9507,6 @@
         </w:numPr>
       </w:pPr>
       <w:r>
-        <w:lastRenderedPageBreak/>
         <w:t>is proposal-specific,</w:t>
       </w:r>
     </w:p>
@@ -9664,6 +9676,7 @@
     </w:p>
     <w:p>
       <w:r>
+        <w:lastRenderedPageBreak/>
         <w:t>Delegation Model:</w:t>
       </w:r>
     </w:p>
@@ -9761,7 +9774,6 @@
         </w:numPr>
       </w:pPr>
       <w:r>
-        <w:lastRenderedPageBreak/>
         <w:t>contributes to Authority Re-Derivation,</w:t>
       </w:r>
     </w:p>
@@ -9911,6 +9923,7 @@
         </w:numPr>
       </w:pPr>
       <w:r>
+        <w:lastRenderedPageBreak/>
         <w:t>supports deterministic replay,</w:t>
       </w:r>
     </w:p>
@@ -10177,6 +10190,7 @@
         </w:numPr>
       </w:pPr>
       <w:r>
+        <w:lastRenderedPageBreak/>
         <w:t>supports Governance Binding Validation and Enforcement Context,</w:t>
       </w:r>
     </w:p>
@@ -10251,7 +10265,6 @@
     </w:p>
     <w:p>
       <w:r>
-        <w:lastRenderedPageBreak/>
         <w:t>To prevent unintended authority propagation across tenant, organizational, system, or other governance boundaries.</w:t>
       </w:r>
     </w:p>
@@ -10418,6 +10431,7 @@
     </w:p>
     <w:p>
       <w:r>
+        <w:lastRenderedPageBreak/>
         <w:t>Recursive Authority Containment is the property that delegated, autonomous, or multi-agent execution cannot expand authority beyond explicitly governed limits through recursive calls, delegation chains, generated sub-actions, tool use, or coordination.</w:t>
       </w:r>
     </w:p>
@@ -10496,7 +10510,6 @@
         </w:numPr>
       </w:pPr>
       <w:r>
-        <w:lastRenderedPageBreak/>
         <w:t>requires proposal-specific authority evaluation at each governed consequence,</w:t>
       </w:r>
     </w:p>
@@ -10646,6 +10659,7 @@
     </w:p>
     <w:p>
       <w:r>
+        <w:lastRenderedPageBreak/>
         <w:t>To preserve complete attribution and reconstructability of authority across lifecycle transitions, handoffs, agents, and governance domains.</w:t>
       </w:r>
     </w:p>
@@ -10752,7 +10766,6 @@
         </w:numPr>
       </w:pPr>
       <w:r>
-        <w:lastRenderedPageBreak/>
         <w:t>references the Delegation Model, Governance Approval Artifacts, and Authority Re-Derivation,</w:t>
       </w:r>
     </w:p>
@@ -10842,7 +10855,11 @@
     </w:p>
     <w:p>
       <w:r>
-        <w:t>Canonical State represents the authoritative governance reality against which proposed operational transitions are evaluated immediately prior to execution commitment. It distinguishes governance truth from runtime observations, cached context, transient telemetry, and inferred operational state.</w:t>
+        <w:t xml:space="preserve">Canonical State represents the authoritative governance reality against which proposed operational transitions are evaluated immediately prior to execution commitment. It </w:t>
+      </w:r>
+      <w:r>
+        <w:lastRenderedPageBreak/>
+        <w:t>distinguishes governance truth from runtime observations, cached context, transient telemetry, and inferred operational state.</w:t>
       </w:r>
     </w:p>
     <w:p>
@@ -10923,7 +10940,6 @@
     </w:p>
     <w:p>
       <w:r>
-        <w:lastRenderedPageBreak/>
         <w:t>Canonical State is qualified for freshness, provenance, completeness, consistency, and ordering integrity.</w:t>
       </w:r>
     </w:p>
@@ -11175,7 +11191,6 @@
     </w:p>
     <w:p>
       <w:r>
-        <w:lastRenderedPageBreak/>
         <w:t>These relationships determine the governance reality against which execution decisions are made.</w:t>
       </w:r>
     </w:p>
@@ -11543,6 +11558,7 @@
     </w:p>
     <w:p>
       <w:r>
+        <w:lastRenderedPageBreak/>
         <w:t>Canonical State is the authoritative governance representation of operational reality used to evaluate admissibility and re-derive authority at the Commit Boundary.</w:t>
       </w:r>
     </w:p>
@@ -11621,7 +11637,6 @@
         </w:numPr>
       </w:pPr>
       <w:r>
-        <w:lastRenderedPageBreak/>
         <w:t>is versionable, provenance-bearing, and integrity-verifiable,</w:t>
       </w:r>
     </w:p>
@@ -11771,6 +11786,7 @@
     </w:p>
     <w:p>
       <w:r>
+        <w:lastRenderedPageBreak/>
         <w:t>To prevent governance decisions from relying upon stale, incomplete, conflicting, unprovenanced, misordered, or otherwise unsuitable state.</w:t>
       </w:r>
     </w:p>
@@ -11877,7 +11893,6 @@
         </w:numPr>
       </w:pPr>
       <w:r>
-        <w:lastRenderedPageBreak/>
         <w:t>precedes Canonical State Resolution and Commit-Bound Admissibility,</w:t>
       </w:r>
     </w:p>
@@ -12038,6 +12053,7 @@
         </w:numPr>
       </w:pPr>
       <w:r>
+        <w:lastRenderedPageBreak/>
         <w:t>mitigates time-of-check/time-of-use inconsistency,</w:t>
       </w:r>
     </w:p>
@@ -12140,7 +12156,6 @@
     </w:p>
     <w:p>
       <w:r>
-        <w:lastRenderedPageBreak/>
         <w:t>State Consistency is the property that Canonical State forms a coherent and correctly ordered governance representation suitable for deterministic evaluation.</w:t>
       </w:r>
     </w:p>
@@ -12377,7 +12392,6 @@
     </w:p>
     <w:p>
       <w:r>
-        <w:lastRenderedPageBreak/>
         <w:t>State Provenance:</w:t>
       </w:r>
     </w:p>
@@ -12544,6 +12558,7 @@
           <w:b/>
           <w:bCs/>
         </w:rPr>
+        <w:lastRenderedPageBreak/>
         <w:t>Purpose</w:t>
       </w:r>
     </w:p>
@@ -12624,7 +12639,6 @@
         </w:numPr>
       </w:pPr>
       <w:r>
-        <w:lastRenderedPageBreak/>
         <w:t>supports refusal when suitability cannot be established.</w:t>
       </w:r>
     </w:p>
@@ -12690,6 +12704,11 @@
       </w:pPr>
       <w:r>
         <w:t>contributes to Governance Receipts or Refusal Records.</w:t>
+      </w:r>
+    </w:p>
+    <w:p>
+      <w:r>
+        <w:t>Canonical State may be resolved from multiple qualified authoritative governance sources. The Governance Ledger is authoritative for recorded governance events, event ordering, and Derived Lifecycle State, but need not be the originating system of record for every governance-relevant fact incorporated into Canonical State.</w:t>
       </w:r>
     </w:p>
     <w:p/>
@@ -12752,6 +12771,7 @@
     </w:p>
     <w:p>
       <w:r>
+        <w:lastRenderedPageBreak/>
         <w:t>To eliminate mutable lifecycle variables that may drift from governance history and to support external retrieval, replay, and conformance verification.</w:t>
       </w:r>
     </w:p>
@@ -12891,7 +12911,6 @@
         </w:numPr>
       </w:pPr>
       <w:r>
-        <w:lastRenderedPageBreak/>
         <w:t>is elaborated by the Lifecycle and Continuation Model.</w:t>
       </w:r>
     </w:p>
@@ -12997,6 +13016,7 @@
         </w:numPr>
       </w:pPr>
       <w:r>
+        <w:lastRenderedPageBreak/>
         <w:t>gives qualified Canonical State precedence over telemetry and local assumptions,</w:t>
       </w:r>
     </w:p>
@@ -13106,11 +13126,7 @@
     </w:p>
     <w:p>
       <w:r>
-        <w:t xml:space="preserve">The Canonical State Model establishes that governance decisions are evaluated against a governance-qualified representation of operational reality rather than the Governance Context Envelope, transient observations, local assumptions, or agent belief. Through qualification for freshness, provenance, completeness, consistency, and </w:t>
-      </w:r>
-      <w:r>
-        <w:lastRenderedPageBreak/>
-        <w:t>ordering integrity; single-state resolution; integrity verification; and derived lifecycle reconstruction, the architecture ensures that admissibility, authority, binding, and continuation are based on authoritative governance truth.</w:t>
+        <w:t>The Canonical State Model establishes that governance decisions are evaluated against a governance-qualified representation of operational reality rather than the Governance Context Envelope, transient observations, local assumptions, or agent belief. Through qualification for freshness, provenance, completeness, consistency, and ordering integrity; single-state resolution; integrity verification; and derived lifecycle reconstruction, the architecture ensures that admissibility, authority, binding, and continuation are based on authoritative governance truth.</w:t>
       </w:r>
     </w:p>
     <w:p>
@@ -13208,6 +13224,7 @@
     </w:p>
     <w:p>
       <w:r>
+        <w:lastRenderedPageBreak/>
         <w:t>Human governance intent is transformed into machine-evaluable governance semantics prior to runtime evaluation.</w:t>
       </w:r>
     </w:p>
@@ -13343,7 +13360,6 @@
           <w:b/>
           <w:bCs/>
         </w:rPr>
-        <w:lastRenderedPageBreak/>
         <w:t>GCP-8</w:t>
       </w:r>
     </w:p>
@@ -13814,7 +13830,6 @@
           </w:tcPr>
           <w:p>
             <w:r>
-              <w:lastRenderedPageBreak/>
               <w:t>ARM-510</w:t>
             </w:r>
           </w:p>
@@ -13988,6 +14003,7 @@
         </w:numPr>
       </w:pPr>
       <w:r>
+        <w:lastRenderedPageBreak/>
         <w:t>transforms governance intent into machine-evaluable semantics,</w:t>
       </w:r>
     </w:p>
@@ -14114,147 +14130,147 @@
           <w:b/>
           <w:bCs/>
         </w:rPr>
+        <w:t>7.6 ARM-502 — Compiled Governance Artifact</w:t>
+      </w:r>
+    </w:p>
+    <w:p>
+      <w:pPr>
+        <w:rPr>
+          <w:b/>
+          <w:bCs/>
+        </w:rPr>
+      </w:pPr>
+      <w:r>
+        <w:rPr>
+          <w:b/>
+          <w:bCs/>
+        </w:rPr>
+        <w:t>Definition</w:t>
+      </w:r>
+    </w:p>
+    <w:p>
+      <w:r>
+        <w:t>A Compiled Governance Artifact is a machine-evaluable representation of governance intent produced through Governance Compilation.</w:t>
+      </w:r>
+    </w:p>
+    <w:p>
+      <w:r>
+        <w:t>It provides governance logic, constraints, metadata, and references used during runtime evaluation; it is not an authorization artifact and does not itself permit execution.</w:t>
+      </w:r>
+    </w:p>
+    <w:p>
+      <w:pPr>
+        <w:rPr>
+          <w:b/>
+          <w:bCs/>
+        </w:rPr>
+      </w:pPr>
+      <w:r>
+        <w:rPr>
+          <w:b/>
+          <w:bCs/>
+        </w:rPr>
+        <w:t>Purpose</w:t>
+      </w:r>
+    </w:p>
+    <w:p>
+      <w:r>
+        <w:t>To provide a versioned and independently verifiable governance representation for Commit-Bound evaluation.</w:t>
+      </w:r>
+    </w:p>
+    <w:p>
+      <w:pPr>
+        <w:rPr>
+          <w:b/>
+          <w:bCs/>
+        </w:rPr>
+      </w:pPr>
+      <w:r>
+        <w:rPr>
+          <w:b/>
+          <w:bCs/>
+        </w:rPr>
+        <w:t>Architectural Characteristics</w:t>
+      </w:r>
+    </w:p>
+    <w:p>
+      <w:r>
+        <w:t>Compiled Governance Artifact:</w:t>
+      </w:r>
+    </w:p>
+    <w:p>
+      <w:pPr>
+        <w:numPr>
+          <w:ilvl w:val="0"/>
+          <w:numId w:val="8"/>
+        </w:numPr>
+      </w:pPr>
+      <w:r>
+        <w:t>is machine-evaluable,</w:t>
+      </w:r>
+    </w:p>
+    <w:p>
+      <w:pPr>
+        <w:numPr>
+          <w:ilvl w:val="0"/>
+          <w:numId w:val="8"/>
+        </w:numPr>
+      </w:pPr>
+      <w:r>
+        <w:t>is version controlled and attributable,</w:t>
+      </w:r>
+    </w:p>
+    <w:p>
+      <w:pPr>
+        <w:numPr>
+          <w:ilvl w:val="0"/>
+          <w:numId w:val="8"/>
+        </w:numPr>
+      </w:pPr>
+      <w:r>
+        <w:t>preserves semantic intent and protected constraints,</w:t>
+      </w:r>
+    </w:p>
+    <w:p>
+      <w:pPr>
+        <w:numPr>
+          <w:ilvl w:val="0"/>
+          <w:numId w:val="8"/>
+        </w:numPr>
+      </w:pPr>
+      <w:r>
+        <w:t>supports replay through version and lineage references,</w:t>
+      </w:r>
+    </w:p>
+    <w:p>
+      <w:pPr>
+        <w:numPr>
+          <w:ilvl w:val="0"/>
+          <w:numId w:val="8"/>
+        </w:numPr>
+      </w:pPr>
+      <w:r>
+        <w:t>supports independent validation and controlled activation.</w:t>
+      </w:r>
+    </w:p>
+    <w:p>
+      <w:pPr>
+        <w:rPr>
+          <w:b/>
+          <w:bCs/>
+        </w:rPr>
+      </w:pPr>
+      <w:r>
+        <w:rPr>
+          <w:b/>
+          <w:bCs/>
+        </w:rPr>
+        <w:t>Relationships</w:t>
+      </w:r>
+    </w:p>
+    <w:p>
+      <w:r>
         <w:lastRenderedPageBreak/>
-        <w:t>7.6 ARM-502 — Compiled Governance Artifact</w:t>
-      </w:r>
-    </w:p>
-    <w:p>
-      <w:pPr>
-        <w:rPr>
-          <w:b/>
-          <w:bCs/>
-        </w:rPr>
-      </w:pPr>
-      <w:r>
-        <w:rPr>
-          <w:b/>
-          <w:bCs/>
-        </w:rPr>
-        <w:t>Definition</w:t>
-      </w:r>
-    </w:p>
-    <w:p>
-      <w:r>
-        <w:t>A Compiled Governance Artifact is a machine-evaluable representation of governance intent produced through Governance Compilation.</w:t>
-      </w:r>
-    </w:p>
-    <w:p>
-      <w:r>
-        <w:t>It provides governance logic, constraints, metadata, and references used during runtime evaluation; it is not an authorization artifact and does not itself permit execution.</w:t>
-      </w:r>
-    </w:p>
-    <w:p>
-      <w:pPr>
-        <w:rPr>
-          <w:b/>
-          <w:bCs/>
-        </w:rPr>
-      </w:pPr>
-      <w:r>
-        <w:rPr>
-          <w:b/>
-          <w:bCs/>
-        </w:rPr>
-        <w:t>Purpose</w:t>
-      </w:r>
-    </w:p>
-    <w:p>
-      <w:r>
-        <w:t>To provide a versioned and independently verifiable governance representation for Commit-Bound evaluation.</w:t>
-      </w:r>
-    </w:p>
-    <w:p>
-      <w:pPr>
-        <w:rPr>
-          <w:b/>
-          <w:bCs/>
-        </w:rPr>
-      </w:pPr>
-      <w:r>
-        <w:rPr>
-          <w:b/>
-          <w:bCs/>
-        </w:rPr>
-        <w:t>Architectural Characteristics</w:t>
-      </w:r>
-    </w:p>
-    <w:p>
-      <w:r>
-        <w:t>Compiled Governance Artifact:</w:t>
-      </w:r>
-    </w:p>
-    <w:p>
-      <w:pPr>
-        <w:numPr>
-          <w:ilvl w:val="0"/>
-          <w:numId w:val="8"/>
-        </w:numPr>
-      </w:pPr>
-      <w:r>
-        <w:t>is machine-evaluable,</w:t>
-      </w:r>
-    </w:p>
-    <w:p>
-      <w:pPr>
-        <w:numPr>
-          <w:ilvl w:val="0"/>
-          <w:numId w:val="8"/>
-        </w:numPr>
-      </w:pPr>
-      <w:r>
-        <w:t>is version controlled and attributable,</w:t>
-      </w:r>
-    </w:p>
-    <w:p>
-      <w:pPr>
-        <w:numPr>
-          <w:ilvl w:val="0"/>
-          <w:numId w:val="8"/>
-        </w:numPr>
-      </w:pPr>
-      <w:r>
-        <w:t>preserves semantic intent and protected constraints,</w:t>
-      </w:r>
-    </w:p>
-    <w:p>
-      <w:pPr>
-        <w:numPr>
-          <w:ilvl w:val="0"/>
-          <w:numId w:val="8"/>
-        </w:numPr>
-      </w:pPr>
-      <w:r>
-        <w:t>supports replay through version and lineage references,</w:t>
-      </w:r>
-    </w:p>
-    <w:p>
-      <w:pPr>
-        <w:numPr>
-          <w:ilvl w:val="0"/>
-          <w:numId w:val="8"/>
-        </w:numPr>
-      </w:pPr>
-      <w:r>
-        <w:t>supports independent validation and controlled activation.</w:t>
-      </w:r>
-    </w:p>
-    <w:p>
-      <w:pPr>
-        <w:rPr>
-          <w:b/>
-          <w:bCs/>
-        </w:rPr>
-      </w:pPr>
-      <w:r>
-        <w:rPr>
-          <w:b/>
-          <w:bCs/>
-        </w:rPr>
-        <w:t>Relationships</w:t>
-      </w:r>
-    </w:p>
-    <w:p>
-      <w:r>
         <w:t>Compiled Governance Artifact:</w:t>
       </w:r>
     </w:p>
@@ -14364,7 +14380,6 @@
           <w:b/>
           <w:bCs/>
         </w:rPr>
-        <w:lastRenderedPageBreak/>
         <w:t>Purpose</w:t>
       </w:r>
     </w:p>
@@ -14533,6 +14548,7 @@
           <w:b/>
           <w:bCs/>
         </w:rPr>
+        <w:lastRenderedPageBreak/>
         <w:t>7.8 ARM-504 — Domain Constraint Set</w:t>
       </w:r>
     </w:p>
@@ -14651,7 +14667,6 @@
         </w:numPr>
       </w:pPr>
       <w:r>
-        <w:lastRenderedPageBreak/>
         <w:t xml:space="preserve">preserve governance boundaries. </w:t>
       </w:r>
     </w:p>
@@ -14788,6 +14803,7 @@
     </w:p>
     <w:p>
       <w:r>
+        <w:lastRenderedPageBreak/>
         <w:pict w14:anchorId="50F720A5">
           <v:rect id="_x0000_i1070" style="width:0;height:1.5pt" o:hralign="center" o:hrstd="t" o:hr="t" fillcolor="#a0a0a0" stroked="f"/>
         </w:pict>
@@ -14919,7 +14935,6 @@
     </w:p>
     <w:p>
       <w:r>
-        <w:lastRenderedPageBreak/>
         <w:pict w14:anchorId="73592E26">
           <v:rect id="_x0000_i1072" style="width:0;height:1.5pt" o:hralign="center" o:hrstd="t" o:hr="t" fillcolor="#a0a0a0" stroked="f"/>
         </w:pict>
@@ -15079,6 +15094,7 @@
           <w:b/>
           <w:bCs/>
         </w:rPr>
+        <w:lastRenderedPageBreak/>
         <w:t>Relationships</w:t>
       </w:r>
     </w:p>
@@ -15181,162 +15197,162 @@
           <w:b/>
           <w:bCs/>
         </w:rPr>
+        <w:t>Purpose</w:t>
+      </w:r>
+    </w:p>
+    <w:p>
+      <w:r>
+        <w:t>To separate governance preparation and approval from runtime enforcement while preventing unvalidated or incoherent governance artifacts from becoming authoritative.</w:t>
+      </w:r>
+    </w:p>
+    <w:p>
+      <w:pPr>
+        <w:rPr>
+          <w:b/>
+          <w:bCs/>
+        </w:rPr>
+      </w:pPr>
+      <w:r>
+        <w:rPr>
+          <w:b/>
+          <w:bCs/>
+        </w:rPr>
+        <w:t>Architectural Characteristics</w:t>
+      </w:r>
+    </w:p>
+    <w:p>
+      <w:r>
+        <w:t>Controlled Governance Activation:</w:t>
+      </w:r>
+    </w:p>
+    <w:p>
+      <w:pPr>
+        <w:numPr>
+          <w:ilvl w:val="0"/>
+          <w:numId w:val="8"/>
+        </w:numPr>
+      </w:pPr>
+      <w:r>
+        <w:t>follows successful Constitutional Validation,</w:t>
+      </w:r>
+    </w:p>
+    <w:p>
+      <w:pPr>
+        <w:numPr>
+          <w:ilvl w:val="0"/>
+          <w:numId w:val="8"/>
+        </w:numPr>
+      </w:pPr>
+      <w:r>
+        <w:t>is version controlled and attributable,</w:t>
+      </w:r>
+    </w:p>
+    <w:p>
+      <w:pPr>
+        <w:numPr>
+          <w:ilvl w:val="0"/>
+          <w:numId w:val="8"/>
+        </w:numPr>
+      </w:pPr>
+      <w:r>
+        <w:t>supports coherent activation of interdependent governance artifacts,</w:t>
+      </w:r>
+    </w:p>
+    <w:p>
+      <w:pPr>
+        <w:numPr>
+          <w:ilvl w:val="0"/>
+          <w:numId w:val="8"/>
+        </w:numPr>
+      </w:pPr>
+      <w:r>
+        <w:t>preserves the prior authoritative version if activation fails,</w:t>
+      </w:r>
+    </w:p>
+    <w:p>
+      <w:pPr>
+        <w:numPr>
+          <w:ilvl w:val="0"/>
+          <w:numId w:val="8"/>
+        </w:numPr>
+      </w:pPr>
+      <w:r>
+        <w:t>does not itself authorize a proposed transition.</w:t>
+      </w:r>
+    </w:p>
+    <w:p>
+      <w:pPr>
+        <w:rPr>
+          <w:b/>
+          <w:bCs/>
+        </w:rPr>
+      </w:pPr>
+      <w:r>
+        <w:rPr>
+          <w:b/>
+          <w:bCs/>
+        </w:rPr>
+        <w:t>Relationships</w:t>
+      </w:r>
+    </w:p>
+    <w:p>
+      <w:r>
+        <w:t>Controlled Governance Activation:</w:t>
+      </w:r>
+    </w:p>
+    <w:p>
+      <w:pPr>
+        <w:numPr>
+          <w:ilvl w:val="0"/>
+          <w:numId w:val="8"/>
+        </w:numPr>
+      </w:pPr>
+      <w:r>
+        <w:t>follows Governance Compilation,</w:t>
+      </w:r>
+    </w:p>
+    <w:p>
+      <w:pPr>
+        <w:numPr>
+          <w:ilvl w:val="0"/>
+          <w:numId w:val="8"/>
+        </w:numPr>
+      </w:pPr>
+      <w:r>
+        <w:t>activates Compiled Governance Artifacts,</w:t>
+      </w:r>
+    </w:p>
+    <w:p>
+      <w:pPr>
+        <w:numPr>
+          <w:ilvl w:val="0"/>
+          <w:numId w:val="8"/>
+        </w:numPr>
+      </w:pPr>
+      <w:r>
+        <w:t>establishes Governance Version,</w:t>
+      </w:r>
+    </w:p>
+    <w:p>
+      <w:pPr>
+        <w:numPr>
+          <w:ilvl w:val="0"/>
+          <w:numId w:val="8"/>
+        </w:numPr>
+      </w:pPr>
+      <w:r>
+        <w:t>contributes to Governance Artifact Lineage and Governance Evidence,</w:t>
+      </w:r>
+    </w:p>
+    <w:p>
+      <w:pPr>
+        <w:numPr>
+          <w:ilvl w:val="0"/>
+          <w:numId w:val="8"/>
+        </w:numPr>
+      </w:pPr>
+      <w:r>
         <w:lastRenderedPageBreak/>
-        <w:t>Purpose</w:t>
-      </w:r>
-    </w:p>
-    <w:p>
-      <w:r>
-        <w:t>To separate governance preparation and approval from runtime enforcement while preventing unvalidated or incoherent governance artifacts from becoming authoritative.</w:t>
-      </w:r>
-    </w:p>
-    <w:p>
-      <w:pPr>
-        <w:rPr>
-          <w:b/>
-          <w:bCs/>
-        </w:rPr>
-      </w:pPr>
-      <w:r>
-        <w:rPr>
-          <w:b/>
-          <w:bCs/>
-        </w:rPr>
-        <w:t>Architectural Characteristics</w:t>
-      </w:r>
-    </w:p>
-    <w:p>
-      <w:r>
-        <w:t>Controlled Governance Activation:</w:t>
-      </w:r>
-    </w:p>
-    <w:p>
-      <w:pPr>
-        <w:numPr>
-          <w:ilvl w:val="0"/>
-          <w:numId w:val="8"/>
-        </w:numPr>
-      </w:pPr>
-      <w:r>
-        <w:t>follows successful Constitutional Validation,</w:t>
-      </w:r>
-    </w:p>
-    <w:p>
-      <w:pPr>
-        <w:numPr>
-          <w:ilvl w:val="0"/>
-          <w:numId w:val="8"/>
-        </w:numPr>
-      </w:pPr>
-      <w:r>
-        <w:t>is version controlled and attributable,</w:t>
-      </w:r>
-    </w:p>
-    <w:p>
-      <w:pPr>
-        <w:numPr>
-          <w:ilvl w:val="0"/>
-          <w:numId w:val="8"/>
-        </w:numPr>
-      </w:pPr>
-      <w:r>
-        <w:t>supports coherent activation of interdependent governance artifacts,</w:t>
-      </w:r>
-    </w:p>
-    <w:p>
-      <w:pPr>
-        <w:numPr>
-          <w:ilvl w:val="0"/>
-          <w:numId w:val="8"/>
-        </w:numPr>
-      </w:pPr>
-      <w:r>
-        <w:t>preserves the prior authoritative version if activation fails,</w:t>
-      </w:r>
-    </w:p>
-    <w:p>
-      <w:pPr>
-        <w:numPr>
-          <w:ilvl w:val="0"/>
-          <w:numId w:val="8"/>
-        </w:numPr>
-      </w:pPr>
-      <w:r>
-        <w:t>does not itself authorize a proposed transition.</w:t>
-      </w:r>
-    </w:p>
-    <w:p>
-      <w:pPr>
-        <w:rPr>
-          <w:b/>
-          <w:bCs/>
-        </w:rPr>
-      </w:pPr>
-      <w:r>
-        <w:rPr>
-          <w:b/>
-          <w:bCs/>
-        </w:rPr>
-        <w:t>Relationships</w:t>
-      </w:r>
-    </w:p>
-    <w:p>
-      <w:r>
-        <w:t>Controlled Governance Activation:</w:t>
-      </w:r>
-    </w:p>
-    <w:p>
-      <w:pPr>
-        <w:numPr>
-          <w:ilvl w:val="0"/>
-          <w:numId w:val="8"/>
-        </w:numPr>
-      </w:pPr>
-      <w:r>
-        <w:t>follows Governance Compilation,</w:t>
-      </w:r>
-    </w:p>
-    <w:p>
-      <w:pPr>
-        <w:numPr>
-          <w:ilvl w:val="0"/>
-          <w:numId w:val="8"/>
-        </w:numPr>
-      </w:pPr>
-      <w:r>
-        <w:t>activates Compiled Governance Artifacts,</w:t>
-      </w:r>
-    </w:p>
-    <w:p>
-      <w:pPr>
-        <w:numPr>
-          <w:ilvl w:val="0"/>
-          <w:numId w:val="8"/>
-        </w:numPr>
-      </w:pPr>
-      <w:r>
-        <w:t>establishes Governance Version,</w:t>
-      </w:r>
-    </w:p>
-    <w:p>
-      <w:pPr>
-        <w:numPr>
-          <w:ilvl w:val="0"/>
-          <w:numId w:val="8"/>
-        </w:numPr>
-      </w:pPr>
-      <w:r>
-        <w:t>contributes to Governance Artifact Lineage and Governance Evidence,</w:t>
-      </w:r>
-    </w:p>
-    <w:p>
-      <w:pPr>
-        <w:numPr>
-          <w:ilvl w:val="0"/>
-          <w:numId w:val="8"/>
-        </w:numPr>
-      </w:pPr>
-      <w:r>
         <w:t>precedes Commit-Bound evaluation.</w:t>
       </w:r>
     </w:p>
@@ -15440,7 +15456,6 @@
         </w:numPr>
       </w:pPr>
       <w:r>
-        <w:lastRenderedPageBreak/>
         <w:t xml:space="preserve">preserves provenance, </w:t>
       </w:r>
     </w:p>
@@ -15594,6 +15609,7 @@
     </w:p>
     <w:p>
       <w:r>
+        <w:lastRenderedPageBreak/>
         <w:t>It determines whether an artifact would weaken, bypass, contradict, omit, or disable protected governance properties represented by the applicable governance constitution.</w:t>
       </w:r>
     </w:p>
@@ -15709,7 +15725,6 @@
     </w:p>
     <w:p>
       <w:r>
-        <w:lastRenderedPageBreak/>
         <w:t>Constitutional Validation:</w:t>
       </w:r>
     </w:p>
@@ -15837,6 +15852,7 @@
     </w:p>
     <w:p>
       <w:r>
+        <w:lastRenderedPageBreak/>
         <w:t>Governance Self-Protection:</w:t>
       </w:r>
     </w:p>
@@ -16109,6 +16125,7 @@
           <w:b/>
           <w:bCs/>
         </w:rPr>
+        <w:lastRenderedPageBreak/>
         <w:t>Relationships</w:t>
       </w:r>
     </w:p>
@@ -16201,7 +16218,6 @@
     </w:p>
     <w:p>
       <w:r>
-        <w:lastRenderedPageBreak/>
         <w:t>A system may propose a governance change, but proposal, validation, approval, and activation remain isolated from the system whose behavior the change would govern.</w:t>
       </w:r>
     </w:p>
@@ -16428,7 +16444,6 @@
     </w:p>
     <w:p>
       <w:r>
-        <w:lastRenderedPageBreak/>
         <w:t>The Governance Evidence Model establishes how governance decisions, execution commitments, authority derivation, and lifecycle transitions are recorded, attributed, preserved, and reconstructed.</w:t>
       </w:r>
     </w:p>
@@ -16577,6 +16592,7 @@
     </w:p>
     <w:p>
       <w:r>
+        <w:lastRenderedPageBreak/>
         <w:pict w14:anchorId="61094548">
           <v:rect id="_x0000_i1085" style="width:0;height:1.5pt" o:hralign="center" o:hrstd="t" o:hr="t" fillcolor="#a0a0a0" stroked="f"/>
         </w:pict>
@@ -16671,7 +16687,6 @@
           <w:b/>
           <w:bCs/>
         </w:rPr>
-        <w:lastRenderedPageBreak/>
         <w:t>8.3 Governance Evidence Relationships</w:t>
       </w:r>
     </w:p>
@@ -16933,6 +16948,7 @@
           </w:tcPr>
           <w:p>
             <w:r>
+              <w:lastRenderedPageBreak/>
               <w:t>ARM-603</w:t>
             </w:r>
           </w:p>
@@ -17175,147 +17191,147 @@
           <w:b/>
           <w:bCs/>
         </w:rPr>
+        <w:t>8.5 ARM-601 — Governance Evidence</w:t>
+      </w:r>
+    </w:p>
+    <w:p>
+      <w:pPr>
+        <w:rPr>
+          <w:b/>
+          <w:bCs/>
+        </w:rPr>
+      </w:pPr>
+      <w:r>
+        <w:rPr>
+          <w:b/>
+          <w:bCs/>
+        </w:rPr>
+        <w:t>Definition</w:t>
+      </w:r>
+    </w:p>
+    <w:p>
+      <w:r>
+        <w:t>Governance Evidence is the complete attributable information needed to demonstrate how a governance decision, approval, refusal, commitment, enforcement action, lifecycle transition, or continuation outcome was derived.</w:t>
+      </w:r>
+    </w:p>
+    <w:p>
+      <w:r>
+        <w:t>It may include the proposal, Governance Context Envelope, qualified evidence artifacts, Canonical State basis, authority lineage, governance version, decision, Enforcement Context, enforcement result, and resulting governance records.</w:t>
+      </w:r>
+    </w:p>
+    <w:p>
+      <w:pPr>
+        <w:rPr>
+          <w:b/>
+          <w:bCs/>
+        </w:rPr>
+      </w:pPr>
+      <w:r>
+        <w:rPr>
+          <w:b/>
+          <w:bCs/>
+        </w:rPr>
+        <w:t>Purpose</w:t>
+      </w:r>
+    </w:p>
+    <w:p>
+      <w:r>
+        <w:t>To provide objective support for accountability, qualification, replay, independent verification, audit reconstruction, assurance, and conformance assessment.</w:t>
+      </w:r>
+    </w:p>
+    <w:p>
+      <w:pPr>
+        <w:rPr>
+          <w:b/>
+          <w:bCs/>
+        </w:rPr>
+      </w:pPr>
+      <w:r>
+        <w:rPr>
+          <w:b/>
+          <w:bCs/>
+        </w:rPr>
+        <w:t>Architectural Characteristics</w:t>
+      </w:r>
+    </w:p>
+    <w:p>
+      <w:r>
+        <w:t>Governance Evidence:</w:t>
+      </w:r>
+    </w:p>
+    <w:p>
+      <w:pPr>
+        <w:numPr>
+          <w:ilvl w:val="0"/>
+          <w:numId w:val="8"/>
+        </w:numPr>
+      </w:pPr>
+      <w:r>
+        <w:t>is attributable and integrity-protected,</w:t>
+      </w:r>
+    </w:p>
+    <w:p>
+      <w:pPr>
+        <w:numPr>
+          <w:ilvl w:val="0"/>
+          <w:numId w:val="8"/>
+        </w:numPr>
+      </w:pPr>
+      <w:r>
+        <w:t>is bound to identified proposals, decisions, state, and governance versions,</w:t>
+      </w:r>
+    </w:p>
+    <w:p>
+      <w:pPr>
+        <w:numPr>
+          <w:ilvl w:val="0"/>
+          <w:numId w:val="8"/>
+        </w:numPr>
+      </w:pPr>
+      <w:r>
+        <w:t>is qualified for the use made of it,</w:t>
+      </w:r>
+    </w:p>
+    <w:p>
+      <w:pPr>
+        <w:numPr>
+          <w:ilvl w:val="0"/>
+          <w:numId w:val="8"/>
+        </w:numPr>
+      </w:pPr>
+      <w:r>
+        <w:t>preserves continuity across evaluation, handoff, commitment, and outcome,</w:t>
+      </w:r>
+    </w:p>
+    <w:p>
+      <w:pPr>
+        <w:numPr>
+          <w:ilvl w:val="0"/>
+          <w:numId w:val="8"/>
+        </w:numPr>
+      </w:pPr>
+      <w:r>
+        <w:t>supports replay and assurance.</w:t>
+      </w:r>
+    </w:p>
+    <w:p>
+      <w:pPr>
+        <w:rPr>
+          <w:b/>
+          <w:bCs/>
+        </w:rPr>
+      </w:pPr>
+      <w:r>
+        <w:rPr>
+          <w:b/>
+          <w:bCs/>
+        </w:rPr>
+        <w:t>Relationships</w:t>
+      </w:r>
+    </w:p>
+    <w:p>
+      <w:r>
         <w:lastRenderedPageBreak/>
-        <w:t>8.5 ARM-601 — Governance Evidence</w:t>
-      </w:r>
-    </w:p>
-    <w:p>
-      <w:pPr>
-        <w:rPr>
-          <w:b/>
-          <w:bCs/>
-        </w:rPr>
-      </w:pPr>
-      <w:r>
-        <w:rPr>
-          <w:b/>
-          <w:bCs/>
-        </w:rPr>
-        <w:t>Definition</w:t>
-      </w:r>
-    </w:p>
-    <w:p>
-      <w:r>
-        <w:t>Governance Evidence is the complete attributable information needed to demonstrate how a governance decision, approval, refusal, commitment, enforcement action, lifecycle transition, or continuation outcome was derived.</w:t>
-      </w:r>
-    </w:p>
-    <w:p>
-      <w:r>
-        <w:t>It may include the proposal, Governance Context Envelope, qualified evidence artifacts, Canonical State basis, authority lineage, governance version, decision, Enforcement Context, enforcement result, and resulting governance records.</w:t>
-      </w:r>
-    </w:p>
-    <w:p>
-      <w:pPr>
-        <w:rPr>
-          <w:b/>
-          <w:bCs/>
-        </w:rPr>
-      </w:pPr>
-      <w:r>
-        <w:rPr>
-          <w:b/>
-          <w:bCs/>
-        </w:rPr>
-        <w:t>Purpose</w:t>
-      </w:r>
-    </w:p>
-    <w:p>
-      <w:r>
-        <w:t>To provide objective support for accountability, qualification, replay, independent verification, audit reconstruction, assurance, and conformance assessment.</w:t>
-      </w:r>
-    </w:p>
-    <w:p>
-      <w:pPr>
-        <w:rPr>
-          <w:b/>
-          <w:bCs/>
-        </w:rPr>
-      </w:pPr>
-      <w:r>
-        <w:rPr>
-          <w:b/>
-          <w:bCs/>
-        </w:rPr>
-        <w:t>Architectural Characteristics</w:t>
-      </w:r>
-    </w:p>
-    <w:p>
-      <w:r>
-        <w:t>Governance Evidence:</w:t>
-      </w:r>
-    </w:p>
-    <w:p>
-      <w:pPr>
-        <w:numPr>
-          <w:ilvl w:val="0"/>
-          <w:numId w:val="8"/>
-        </w:numPr>
-      </w:pPr>
-      <w:r>
-        <w:t>is attributable and integrity-protected,</w:t>
-      </w:r>
-    </w:p>
-    <w:p>
-      <w:pPr>
-        <w:numPr>
-          <w:ilvl w:val="0"/>
-          <w:numId w:val="8"/>
-        </w:numPr>
-      </w:pPr>
-      <w:r>
-        <w:t>is bound to identified proposals, decisions, state, and governance versions,</w:t>
-      </w:r>
-    </w:p>
-    <w:p>
-      <w:pPr>
-        <w:numPr>
-          <w:ilvl w:val="0"/>
-          <w:numId w:val="8"/>
-        </w:numPr>
-      </w:pPr>
-      <w:r>
-        <w:t>is qualified for the use made of it,</w:t>
-      </w:r>
-    </w:p>
-    <w:p>
-      <w:pPr>
-        <w:numPr>
-          <w:ilvl w:val="0"/>
-          <w:numId w:val="8"/>
-        </w:numPr>
-      </w:pPr>
-      <w:r>
-        <w:t>preserves continuity across evaluation, handoff, commitment, and outcome,</w:t>
-      </w:r>
-    </w:p>
-    <w:p>
-      <w:pPr>
-        <w:numPr>
-          <w:ilvl w:val="0"/>
-          <w:numId w:val="8"/>
-        </w:numPr>
-      </w:pPr>
-      <w:r>
-        <w:t>supports replay and assurance.</w:t>
-      </w:r>
-    </w:p>
-    <w:p>
-      <w:pPr>
-        <w:rPr>
-          <w:b/>
-          <w:bCs/>
-        </w:rPr>
-      </w:pPr>
-      <w:r>
-        <w:rPr>
-          <w:b/>
-          <w:bCs/>
-        </w:rPr>
-        <w:t>Relationships</w:t>
-      </w:r>
-    </w:p>
-    <w:p>
-      <w:r>
         <w:t>Governance Evidence:</w:t>
       </w:r>
     </w:p>
@@ -17403,166 +17419,166 @@
     </w:p>
     <w:p>
       <w:r>
+        <w:t>It records the governance basis and binding associated with the result. Structural Refusal is documented by a Refusal Record.</w:t>
+      </w:r>
+    </w:p>
+    <w:p>
+      <w:pPr>
+        <w:rPr>
+          <w:b/>
+          <w:bCs/>
+        </w:rPr>
+      </w:pPr>
+      <w:r>
+        <w:rPr>
+          <w:b/>
+          <w:bCs/>
+        </w:rPr>
+        <w:t>Purpose</w:t>
+      </w:r>
+    </w:p>
+    <w:p>
+      <w:r>
+        <w:t>To provide durable, attributable, independently verifiable evidence of governance evaluation and the resulting governed outcome.</w:t>
+      </w:r>
+    </w:p>
+    <w:p>
+      <w:pPr>
+        <w:rPr>
+          <w:b/>
+          <w:bCs/>
+        </w:rPr>
+      </w:pPr>
+      <w:r>
+        <w:rPr>
+          <w:b/>
+          <w:bCs/>
+        </w:rPr>
+        <w:t>Architectural Characteristics</w:t>
+      </w:r>
+    </w:p>
+    <w:p>
+      <w:r>
+        <w:t>Governance Receipt:</w:t>
+      </w:r>
+    </w:p>
+    <w:p>
+      <w:pPr>
+        <w:numPr>
+          <w:ilvl w:val="0"/>
+          <w:numId w:val="8"/>
+        </w:numPr>
+      </w:pPr>
+      <w:r>
+        <w:t>is immutable once recorded,</w:t>
+      </w:r>
+    </w:p>
+    <w:p>
+      <w:pPr>
+        <w:numPr>
+          <w:ilvl w:val="0"/>
+          <w:numId w:val="8"/>
+        </w:numPr>
+      </w:pPr>
+      <w:r>
+        <w:t>is attributable to accountable actors or system components,</w:t>
+      </w:r>
+    </w:p>
+    <w:p>
+      <w:pPr>
+        <w:numPr>
+          <w:ilvl w:val="0"/>
+          <w:numId w:val="8"/>
+        </w:numPr>
+      </w:pPr>
+      <w:r>
+        <w:t>references Proposal Identity, target, tenant, lifecycle state, governance version, and Canonical State basis,</w:t>
+      </w:r>
+    </w:p>
+    <w:p>
+      <w:pPr>
+        <w:numPr>
+          <w:ilvl w:val="0"/>
+          <w:numId w:val="8"/>
+        </w:numPr>
+      </w:pPr>
+      <w:r>
+        <w:t>identifies applicable constraints and evidence integrity references,</w:t>
+      </w:r>
+    </w:p>
+    <w:p>
+      <w:pPr>
+        <w:numPr>
+          <w:ilvl w:val="0"/>
+          <w:numId w:val="8"/>
+        </w:numPr>
+      </w:pPr>
+      <w:r>
+        <w:t>supports replay and verification.</w:t>
+      </w:r>
+    </w:p>
+    <w:p>
+      <w:pPr>
+        <w:rPr>
+          <w:b/>
+          <w:bCs/>
+        </w:rPr>
+      </w:pPr>
+      <w:r>
+        <w:rPr>
+          <w:b/>
+          <w:bCs/>
+        </w:rPr>
+        <w:t>Relationships</w:t>
+      </w:r>
+    </w:p>
+    <w:p>
+      <w:r>
+        <w:t>Governance Receipt:</w:t>
+      </w:r>
+    </w:p>
+    <w:p>
+      <w:pPr>
+        <w:numPr>
+          <w:ilvl w:val="0"/>
+          <w:numId w:val="8"/>
+        </w:numPr>
+      </w:pPr>
+      <w:r>
+        <w:t>references the Governed Action Proposal, Governance Decision, and Governance Enforcement Binding,</w:t>
+      </w:r>
+    </w:p>
+    <w:p>
+      <w:pPr>
+        <w:numPr>
+          <w:ilvl w:val="0"/>
+          <w:numId w:val="8"/>
+        </w:numPr>
+      </w:pPr>
+      <w:r>
+        <w:t>references Authority Lineage and qualified evidence,</w:t>
+      </w:r>
+    </w:p>
+    <w:p>
+      <w:pPr>
+        <w:numPr>
+          <w:ilvl w:val="0"/>
+          <w:numId w:val="8"/>
+        </w:numPr>
+      </w:pPr>
+      <w:r>
+        <w:t>contributes to the Governance Ledger and Derived Lifecycle State,</w:t>
+      </w:r>
+    </w:p>
+    <w:p>
+      <w:pPr>
+        <w:numPr>
+          <w:ilvl w:val="0"/>
+          <w:numId w:val="8"/>
+        </w:numPr>
+      </w:pPr>
+      <w:r>
         <w:lastRenderedPageBreak/>
-        <w:t>It records the governance basis and binding associated with the result. Structural Refusal is documented by a Refusal Record.</w:t>
-      </w:r>
-    </w:p>
-    <w:p>
-      <w:pPr>
-        <w:rPr>
-          <w:b/>
-          <w:bCs/>
-        </w:rPr>
-      </w:pPr>
-      <w:r>
-        <w:rPr>
-          <w:b/>
-          <w:bCs/>
-        </w:rPr>
-        <w:t>Purpose</w:t>
-      </w:r>
-    </w:p>
-    <w:p>
-      <w:r>
-        <w:t>To provide durable, attributable, independently verifiable evidence of governance evaluation and the resulting governed outcome.</w:t>
-      </w:r>
-    </w:p>
-    <w:p>
-      <w:pPr>
-        <w:rPr>
-          <w:b/>
-          <w:bCs/>
-        </w:rPr>
-      </w:pPr>
-      <w:r>
-        <w:rPr>
-          <w:b/>
-          <w:bCs/>
-        </w:rPr>
-        <w:t>Architectural Characteristics</w:t>
-      </w:r>
-    </w:p>
-    <w:p>
-      <w:r>
-        <w:t>Governance Receipt:</w:t>
-      </w:r>
-    </w:p>
-    <w:p>
-      <w:pPr>
-        <w:numPr>
-          <w:ilvl w:val="0"/>
-          <w:numId w:val="8"/>
-        </w:numPr>
-      </w:pPr>
-      <w:r>
-        <w:t>is immutable once recorded,</w:t>
-      </w:r>
-    </w:p>
-    <w:p>
-      <w:pPr>
-        <w:numPr>
-          <w:ilvl w:val="0"/>
-          <w:numId w:val="8"/>
-        </w:numPr>
-      </w:pPr>
-      <w:r>
-        <w:t>is attributable to accountable actors or system components,</w:t>
-      </w:r>
-    </w:p>
-    <w:p>
-      <w:pPr>
-        <w:numPr>
-          <w:ilvl w:val="0"/>
-          <w:numId w:val="8"/>
-        </w:numPr>
-      </w:pPr>
-      <w:r>
-        <w:t>references Proposal Identity, target, tenant, lifecycle state, governance version, and Canonical State basis,</w:t>
-      </w:r>
-    </w:p>
-    <w:p>
-      <w:pPr>
-        <w:numPr>
-          <w:ilvl w:val="0"/>
-          <w:numId w:val="8"/>
-        </w:numPr>
-      </w:pPr>
-      <w:r>
-        <w:t>identifies applicable constraints and evidence integrity references,</w:t>
-      </w:r>
-    </w:p>
-    <w:p>
-      <w:pPr>
-        <w:numPr>
-          <w:ilvl w:val="0"/>
-          <w:numId w:val="8"/>
-        </w:numPr>
-      </w:pPr>
-      <w:r>
-        <w:t>supports replay and verification.</w:t>
-      </w:r>
-    </w:p>
-    <w:p>
-      <w:pPr>
-        <w:rPr>
-          <w:b/>
-          <w:bCs/>
-        </w:rPr>
-      </w:pPr>
-      <w:r>
-        <w:rPr>
-          <w:b/>
-          <w:bCs/>
-        </w:rPr>
-        <w:t>Relationships</w:t>
-      </w:r>
-    </w:p>
-    <w:p>
-      <w:r>
-        <w:t>Governance Receipt:</w:t>
-      </w:r>
-    </w:p>
-    <w:p>
-      <w:pPr>
-        <w:numPr>
-          <w:ilvl w:val="0"/>
-          <w:numId w:val="8"/>
-        </w:numPr>
-      </w:pPr>
-      <w:r>
-        <w:t>references the Governed Action Proposal, Governance Decision, and Governance Enforcement Binding,</w:t>
-      </w:r>
-    </w:p>
-    <w:p>
-      <w:pPr>
-        <w:numPr>
-          <w:ilvl w:val="0"/>
-          <w:numId w:val="8"/>
-        </w:numPr>
-      </w:pPr>
-      <w:r>
-        <w:t>references Authority Lineage and qualified evidence,</w:t>
-      </w:r>
-    </w:p>
-    <w:p>
-      <w:pPr>
-        <w:numPr>
-          <w:ilvl w:val="0"/>
-          <w:numId w:val="8"/>
-        </w:numPr>
-      </w:pPr>
-      <w:r>
-        <w:t>contributes to the Governance Ledger and Derived Lifecycle State,</w:t>
-      </w:r>
-    </w:p>
-    <w:p>
-      <w:pPr>
-        <w:numPr>
-          <w:ilvl w:val="0"/>
-          <w:numId w:val="8"/>
-        </w:numPr>
-      </w:pPr>
-      <w:r>
         <w:t>supports Deterministic Replay and Audit Reconstruction.</w:t>
       </w:r>
     </w:p>
@@ -17641,7 +17657,6 @@
           <w:b/>
           <w:bCs/>
         </w:rPr>
-        <w:lastRenderedPageBreak/>
         <w:t>Architectural Characteristics</w:t>
       </w:r>
     </w:p>
@@ -17798,6 +17813,7 @@
     </w:p>
     <w:p>
       <w:r>
+        <w:lastRenderedPageBreak/>
         <w:t>Replay reproduces governance reasoning and verification rather than re-executing the historical operational action.</w:t>
       </w:r>
     </w:p>
@@ -17882,7 +17898,6 @@
         </w:numPr>
       </w:pPr>
       <w:r>
-        <w:lastRenderedPageBreak/>
         <w:t>is implementation, node, and transport independent,</w:t>
       </w:r>
     </w:p>
@@ -18041,6 +18056,7 @@
         </w:numPr>
       </w:pPr>
       <w:r>
+        <w:lastRenderedPageBreak/>
         <w:t>is append-only,</w:t>
       </w:r>
     </w:p>
@@ -18127,7 +18143,6 @@
         </w:numPr>
       </w:pPr>
       <w:r>
-        <w:lastRenderedPageBreak/>
         <w:t>contributes to Canonical State and Derived Lifecycle State,</w:t>
       </w:r>
     </w:p>
@@ -18292,6 +18307,7 @@
           <w:b/>
           <w:bCs/>
         </w:rPr>
+        <w:lastRenderedPageBreak/>
         <w:t>Relationships</w:t>
       </w:r>
     </w:p>
@@ -18362,7 +18378,6 @@
     </w:p>
     <w:p>
       <w:r>
-        <w:lastRenderedPageBreak/>
         <w:t>Retention policies are established by applicable governance requirements rather than by the Architecture Reference Model.</w:t>
       </w:r>
     </w:p>
@@ -18545,6 +18560,7 @@
           <w:b/>
           <w:bCs/>
         </w:rPr>
+        <w:lastRenderedPageBreak/>
         <w:t>8.12 ARM-608 — Audit Reconstruction</w:t>
       </w:r>
     </w:p>
@@ -18619,7 +18635,6 @@
           <w:b/>
           <w:bCs/>
         </w:rPr>
-        <w:lastRenderedPageBreak/>
         <w:t>Architectural Characteristics</w:t>
       </w:r>
     </w:p>
@@ -18806,6 +18821,7 @@
     </w:p>
     <w:p>
       <w:r>
+        <w:lastRenderedPageBreak/>
         <w:t>Evidence Qualification is the determination that evidence required for a governance decision is sufficiently fresh, provenanced, integrity-verifiable, authoritative, resolvable, and sufficient for the use made of it.</w:t>
       </w:r>
     </w:p>
@@ -18873,7 +18889,6 @@
         </w:numPr>
       </w:pPr>
       <w:r>
-        <w:lastRenderedPageBreak/>
         <w:t>is specific to the proposal, action, target, tenant, policy, and decision horizon,</w:t>
       </w:r>
     </w:p>
@@ -19023,6 +19038,7 @@
     </w:p>
     <w:p>
       <w:r>
+        <w:lastRenderedPageBreak/>
         <w:t>To ensure that evidence remains consistent and reconstructable from proposal through commitment, refusal, execution outcome, and continuation.</w:t>
       </w:r>
     </w:p>
@@ -19118,7 +19134,6 @@
     </w:p>
     <w:p>
       <w:r>
-        <w:lastRenderedPageBreak/>
         <w:t>Evidence Continuity:</w:t>
       </w:r>
     </w:p>
@@ -19231,6 +19246,7 @@
     </w:p>
     <w:p>
       <w:r>
+        <w:lastRenderedPageBreak/>
         <w:t>These properties represent architectural invariants that preserve the integrity of the governance control plane.</w:t>
       </w:r>
     </w:p>
@@ -19329,7 +19345,6 @@
           <w:b/>
           <w:bCs/>
         </w:rPr>
-        <w:lastRenderedPageBreak/>
         <w:t>CP-3</w:t>
       </w:r>
     </w:p>
@@ -19470,6 +19485,7 @@
         </w:numPr>
       </w:pPr>
       <w:r>
+        <w:lastRenderedPageBreak/>
         <w:t xml:space="preserve">Governance Objects </w:t>
       </w:r>
     </w:p>
@@ -19576,7 +19592,6 @@
           <w:b/>
           <w:bCs/>
         </w:rPr>
-        <w:lastRenderedPageBreak/>
         <w:t>9.4 ARM-700 Cross-Cutting Architectural Properties</w:t>
       </w:r>
     </w:p>
@@ -19988,6 +20003,7 @@
     </w:p>
     <w:p>
       <w:r>
+        <w:lastRenderedPageBreak/>
         <w:t>Deterministic Governance is the architectural property that equivalent qualified governance inputs, applicable governance configuration, policy, Canonical State, ordering conditions, and proposal semantics produce equivalent governance outcomes.</w:t>
       </w:r>
     </w:p>
@@ -20066,7 +20082,6 @@
         </w:numPr>
       </w:pPr>
       <w:r>
-        <w:lastRenderedPageBreak/>
         <w:t>is independent of internal reasoning variability, transport, and node placement,</w:t>
       </w:r>
     </w:p>
@@ -20200,6 +20215,7 @@
           <w:b/>
           <w:bCs/>
         </w:rPr>
+        <w:lastRenderedPageBreak/>
         <w:t>Purpose</w:t>
       </w:r>
     </w:p>
@@ -20300,7 +20316,6 @@
     </w:p>
     <w:p>
       <w:r>
-        <w:lastRenderedPageBreak/>
         <w:t>Non-Bypassable Enforcement:</w:t>
       </w:r>
     </w:p>
@@ -20439,6 +20454,7 @@
         </w:numPr>
       </w:pPr>
       <w:r>
+        <w:lastRenderedPageBreak/>
         <w:t>prevents authority and context leakage,</w:t>
       </w:r>
     </w:p>
@@ -20543,7 +20559,6 @@
           <w:b/>
           <w:bCs/>
         </w:rPr>
-        <w:lastRenderedPageBreak/>
         <w:t>9.8 ARM-704 — Configuration Transparency</w:t>
       </w:r>
     </w:p>
@@ -20694,6 +20709,7 @@
     </w:p>
     <w:p>
       <w:r>
+        <w:lastRenderedPageBreak/>
         <w:t>Configuration Transparency:</w:t>
       </w:r>
     </w:p>
@@ -20798,7 +20814,6 @@
           <w:b/>
           <w:bCs/>
         </w:rPr>
-        <w:lastRenderedPageBreak/>
         <w:t>Purpose</w:t>
       </w:r>
     </w:p>
@@ -20959,6 +20974,7 @@
           <w:b/>
           <w:bCs/>
         </w:rPr>
+        <w:lastRenderedPageBreak/>
         <w:t xml:space="preserve">9.10 ARM-706 — </w:t>
       </w:r>
       <w:proofErr w:type="spellStart"/>
@@ -21084,7 +21100,6 @@
         </w:numPr>
       </w:pPr>
       <w:r>
-        <w:lastRenderedPageBreak/>
         <w:t xml:space="preserve">is evidence based, </w:t>
       </w:r>
     </w:p>
@@ -21236,6 +21251,7 @@
           <w:b/>
           <w:bCs/>
         </w:rPr>
+        <w:lastRenderedPageBreak/>
         <w:t>Purpose</w:t>
       </w:r>
     </w:p>
@@ -21347,7 +21363,6 @@
         </w:numPr>
       </w:pPr>
       <w:r>
-        <w:lastRenderedPageBreak/>
         <w:t>applies to all Architecture Reference Model concepts,</w:t>
       </w:r>
     </w:p>
@@ -21500,6 +21515,7 @@
         </w:numPr>
       </w:pPr>
       <w:r>
+        <w:lastRenderedPageBreak/>
         <w:t xml:space="preserve">minimizes disruption, </w:t>
       </w:r>
     </w:p>
@@ -21615,138 +21631,138 @@
     </w:p>
     <w:p>
       <w:r>
+        <w:t>Governance Continuity is the property that the governance relationships required to evaluate and control a proposal survive handoffs, distribution, delegation, escalation, domain transition, lifecycle progression, and continuation toward commitment.</w:t>
+      </w:r>
+    </w:p>
+    <w:p>
+      <w:r>
+        <w:t>Continuity preserves Proposal Identity, the Governance Context Envelope, evidence, authority lineage, Canonical State references, policy, target, tenant, lifecycle, dependency, and outcome relationships.</w:t>
+      </w:r>
+    </w:p>
+    <w:p>
+      <w:pPr>
+        <w:rPr>
+          <w:b/>
+          <w:bCs/>
+        </w:rPr>
+      </w:pPr>
+      <w:r>
+        <w:rPr>
+          <w:b/>
+          <w:bCs/>
+        </w:rPr>
+        <w:t>Purpose</w:t>
+      </w:r>
+    </w:p>
+    <w:p>
+      <w:r>
+        <w:t>To prevent governance loss, context dropping, evidence gaps, authority discontinuity, or ungoverned execution as work moves among agents, systems, workflows, or domains.</w:t>
+      </w:r>
+    </w:p>
+    <w:p>
+      <w:pPr>
+        <w:rPr>
+          <w:b/>
+          <w:bCs/>
+        </w:rPr>
+      </w:pPr>
+      <w:r>
+        <w:rPr>
+          <w:b/>
+          <w:bCs/>
+        </w:rPr>
+        <w:t>Architectural Characteristics</w:t>
+      </w:r>
+    </w:p>
+    <w:p>
+      <w:r>
+        <w:t>Governance Continuity:</w:t>
+      </w:r>
+    </w:p>
+    <w:p>
+      <w:pPr>
+        <w:numPr>
+          <w:ilvl w:val="0"/>
+          <w:numId w:val="8"/>
+        </w:numPr>
+      </w:pPr>
+      <w:r>
+        <w:t>preserves required governance context across handoffs,</w:t>
+      </w:r>
+    </w:p>
+    <w:p>
+      <w:pPr>
+        <w:numPr>
+          <w:ilvl w:val="0"/>
+          <w:numId w:val="8"/>
+        </w:numPr>
+      </w:pPr>
+      <w:r>
+        <w:t>preserves evidence and provenance continuity,</w:t>
+      </w:r>
+    </w:p>
+    <w:p>
+      <w:pPr>
+        <w:numPr>
+          <w:ilvl w:val="0"/>
+          <w:numId w:val="8"/>
+        </w:numPr>
+      </w:pPr>
+      <w:r>
+        <w:t>preserves delegation and authority lineage,</w:t>
+      </w:r>
+    </w:p>
+    <w:p>
+      <w:pPr>
+        <w:numPr>
+          <w:ilvl w:val="0"/>
+          <w:numId w:val="8"/>
+        </w:numPr>
+      </w:pPr>
+      <w:r>
+        <w:t>supports cross-domain escalation and explicit trust relationships,</w:t>
+      </w:r>
+    </w:p>
+    <w:p>
+      <w:pPr>
+        <w:numPr>
+          <w:ilvl w:val="0"/>
+          <w:numId w:val="8"/>
+        </w:numPr>
+      </w:pPr>
+      <w:r>
+        <w:t>supports replay and lifecycle reconstruction.</w:t>
+      </w:r>
+    </w:p>
+    <w:p>
+      <w:pPr>
+        <w:rPr>
+          <w:b/>
+          <w:bCs/>
+        </w:rPr>
+      </w:pPr>
+      <w:r>
+        <w:rPr>
+          <w:b/>
+          <w:bCs/>
+        </w:rPr>
+        <w:t>Relationships</w:t>
+      </w:r>
+    </w:p>
+    <w:p>
+      <w:r>
+        <w:t>Governance Continuity:</w:t>
+      </w:r>
+    </w:p>
+    <w:p>
+      <w:pPr>
+        <w:numPr>
+          <w:ilvl w:val="0"/>
+          <w:numId w:val="8"/>
+        </w:numPr>
+      </w:pPr>
+      <w:r>
         <w:lastRenderedPageBreak/>
-        <w:t>Governance Continuity is the property that the governance relationships required to evaluate and control a proposal survive handoffs, distribution, delegation, escalation, domain transition, lifecycle progression, and continuation toward commitment.</w:t>
-      </w:r>
-    </w:p>
-    <w:p>
-      <w:r>
-        <w:t>Continuity preserves Proposal Identity, the Governance Context Envelope, evidence, authority lineage, Canonical State references, policy, target, tenant, lifecycle, dependency, and outcome relationships.</w:t>
-      </w:r>
-    </w:p>
-    <w:p>
-      <w:pPr>
-        <w:rPr>
-          <w:b/>
-          <w:bCs/>
-        </w:rPr>
-      </w:pPr>
-      <w:r>
-        <w:rPr>
-          <w:b/>
-          <w:bCs/>
-        </w:rPr>
-        <w:t>Purpose</w:t>
-      </w:r>
-    </w:p>
-    <w:p>
-      <w:r>
-        <w:t>To prevent governance loss, context dropping, evidence gaps, authority discontinuity, or ungoverned execution as work moves among agents, systems, workflows, or domains.</w:t>
-      </w:r>
-    </w:p>
-    <w:p>
-      <w:pPr>
-        <w:rPr>
-          <w:b/>
-          <w:bCs/>
-        </w:rPr>
-      </w:pPr>
-      <w:r>
-        <w:rPr>
-          <w:b/>
-          <w:bCs/>
-        </w:rPr>
-        <w:t>Architectural Characteristics</w:t>
-      </w:r>
-    </w:p>
-    <w:p>
-      <w:r>
-        <w:t>Governance Continuity:</w:t>
-      </w:r>
-    </w:p>
-    <w:p>
-      <w:pPr>
-        <w:numPr>
-          <w:ilvl w:val="0"/>
-          <w:numId w:val="8"/>
-        </w:numPr>
-      </w:pPr>
-      <w:r>
-        <w:t>preserves required governance context across handoffs,</w:t>
-      </w:r>
-    </w:p>
-    <w:p>
-      <w:pPr>
-        <w:numPr>
-          <w:ilvl w:val="0"/>
-          <w:numId w:val="8"/>
-        </w:numPr>
-      </w:pPr>
-      <w:r>
-        <w:t>preserves evidence and provenance continuity,</w:t>
-      </w:r>
-    </w:p>
-    <w:p>
-      <w:pPr>
-        <w:numPr>
-          <w:ilvl w:val="0"/>
-          <w:numId w:val="8"/>
-        </w:numPr>
-      </w:pPr>
-      <w:r>
-        <w:t>preserves delegation and authority lineage,</w:t>
-      </w:r>
-    </w:p>
-    <w:p>
-      <w:pPr>
-        <w:numPr>
-          <w:ilvl w:val="0"/>
-          <w:numId w:val="8"/>
-        </w:numPr>
-      </w:pPr>
-      <w:r>
-        <w:t>supports cross-domain escalation and explicit trust relationships,</w:t>
-      </w:r>
-    </w:p>
-    <w:p>
-      <w:pPr>
-        <w:numPr>
-          <w:ilvl w:val="0"/>
-          <w:numId w:val="8"/>
-        </w:numPr>
-      </w:pPr>
-      <w:r>
-        <w:t>supports replay and lifecycle reconstruction.</w:t>
-      </w:r>
-    </w:p>
-    <w:p>
-      <w:pPr>
-        <w:rPr>
-          <w:b/>
-          <w:bCs/>
-        </w:rPr>
-      </w:pPr>
-      <w:r>
-        <w:rPr>
-          <w:b/>
-          <w:bCs/>
-        </w:rPr>
-        <w:t>Relationships</w:t>
-      </w:r>
-    </w:p>
-    <w:p>
-      <w:r>
-        <w:t>Governance Continuity:</w:t>
-      </w:r>
-    </w:p>
-    <w:p>
-      <w:pPr>
-        <w:numPr>
-          <w:ilvl w:val="0"/>
-          <w:numId w:val="8"/>
-        </w:numPr>
-      </w:pPr>
-      <w:r>
         <w:t>depends upon Governance Context Envelope, Evidence Continuity, Authority Lineage, and the Governance Ledger,</w:t>
       </w:r>
     </w:p>
@@ -21821,7 +21837,6 @@
     </w:p>
     <w:p>
       <w:r>
-        <w:lastRenderedPageBreak/>
         <w:t>To prevent multi-agent or autonomous coordination from expanding authority, crossing governance domains, violating dependencies, or creating ungoverned emergent execution paths.</w:t>
       </w:r>
     </w:p>
@@ -21968,6 +21983,7 @@
           <w:b/>
           <w:bCs/>
         </w:rPr>
+        <w:lastRenderedPageBreak/>
         <w:t>9.13 Summary</w:t>
       </w:r>
     </w:p>
@@ -22024,7 +22040,6 @@
     </w:p>
     <w:p>
       <w:r>
-        <w:lastRenderedPageBreak/>
         <w:t>The Concept Catalog serves as the authoritative reference index for architectural concepts used throughout the AGCP specification ecosystem.</w:t>
       </w:r>
     </w:p>
@@ -22136,6 +22151,15 @@
     <w:p>
       <w:r>
         <w:t>The detailed definition of each concept is provided within its originating chapter.</w:t>
+      </w:r>
+    </w:p>
+    <w:p>
+      <w:r>
+        <w:t xml:space="preserve">Where a concept appears in more than one architectural domain, the entries provide complementary domain-specific views of the same concept and are interpreted </w:t>
+      </w:r>
+      <w:r>
+        <w:lastRenderedPageBreak/>
+        <w:t>together. Such entries do not create distinct architectural object types unless expressly stated.</w:t>
       </w:r>
     </w:p>
     <w:p>
@@ -22582,7 +22606,6 @@
     </w:tbl>
     <w:p>
       <w:r>
-        <w:lastRenderedPageBreak/>
         <w:pict w14:anchorId="37C31253">
           <v:rect id="_x0000_i1126" style="width:0;height:1.5pt" o:hralign="center" o:hrstd="t" o:hr="t" fillcolor="#a0a0a0" stroked="f"/>
         </w:pict>
@@ -23071,6 +23094,7 @@
           </w:tcPr>
           <w:p>
             <w:r>
+              <w:lastRenderedPageBreak/>
               <w:t>ARM-210</w:t>
             </w:r>
           </w:p>
@@ -23572,7 +23596,6 @@
           </w:tcPr>
           <w:p>
             <w:r>
-              <w:lastRenderedPageBreak/>
               <w:t>ARM-303</w:t>
             </w:r>
           </w:p>
@@ -24015,6 +24038,7 @@
           </w:tcPr>
           <w:p>
             <w:r>
+              <w:lastRenderedPageBreak/>
               <w:t>ARM-403</w:t>
             </w:r>
           </w:p>
@@ -24539,7 +24563,6 @@
           </w:tcPr>
           <w:p>
             <w:r>
-              <w:lastRenderedPageBreak/>
               <w:t>ARM-505</w:t>
             </w:r>
           </w:p>
@@ -24878,6 +24901,7 @@
           <w:b/>
           <w:bCs/>
         </w:rPr>
+        <w:lastRenderedPageBreak/>
         <w:t>10.8 Governance Evidence Model (ARM-600)</w:t>
       </w:r>
     </w:p>
@@ -25402,7 +25426,6 @@
           <w:b/>
           <w:bCs/>
         </w:rPr>
-        <w:lastRenderedPageBreak/>
         <w:t>10.9 Cross-Cutting Architectural Properties (ARM-700)</w:t>
       </w:r>
     </w:p>
@@ -25918,6 +25941,7 @@
     </w:tbl>
     <w:p>
       <w:r>
+        <w:lastRenderedPageBreak/>
         <w:pict w14:anchorId="2978929C">
           <v:rect id="_x0000_i1132" style="width:0;height:1.5pt" o:hralign="center" o:hrstd="t" o:hr="t" fillcolor="#a0a0a0" stroked="f"/>
         </w:pict>
@@ -26711,7 +26735,7 @@
         </w:numPr>
       </w:pPr>
       <w:r>
-        <w:t>Conformance Requirements referencing architectural concepts and execution semantics.</w:t>
+        <w:t>AGCP Runtime Governance Conformance Requirements referencing architectural concepts and execution semantics.</w:t>
       </w:r>
     </w:p>
     <w:p>
@@ -26839,12 +26863,12 @@
     </w:p>
     <w:p>
       <w:r>
-        <w:t>Existing identifiers shall not be reassigned to different architectural concepts.</w:t>
-      </w:r>
-    </w:p>
-    <w:p>
-      <w:r>
-        <w:t>Concept evolution shall be governed by the AGCP Specification Governance Process.</w:t>
+        <w:t>Existing identifiers are not reassigned to different architectural concepts.</w:t>
+      </w:r>
+    </w:p>
+    <w:p>
+      <w:r>
+        <w:t>Concept evolution is governed by the AGCP Specification Governance Process.</w:t>
       </w:r>
     </w:p>
     <w:p>
@@ -26918,7 +26942,12 @@
     </w:p>
     <w:p>
       <w:r>
-        <w:t>The Lifecycle and Continuation Model establishes how proposals move through submission, evaluation, escalation, authorization, refusal, commitment, execution, expiration, cancellation, degradation, re-evaluation, and recovery without losing their governance basis.</w:t>
+        <w:t>The Lifecycle and Continuation Model establishes how proposals and their governance artifacts progress through submission, evaluation, escalation, authorization, refusal, expiration, cancellation, degradation, re-evaluation, recovery, commitment, and terminal execution outcome without losing their governance basis.</w:t>
+      </w:r>
+    </w:p>
+    <w:p>
+      <w:r>
+        <w:t>Continuation Integrity applies to nonterminal proposals before commitment. Post-commit operational control is outside this concept unless separately defined by an applicable normative specification or implementation profile.</w:t>
       </w:r>
     </w:p>
     <w:p/>
@@ -26936,6 +26965,7 @@
           <w:b/>
           <w:bCs/>
         </w:rPr>
+        <w:lastRenderedPageBreak/>
         <w:t>11.2 Lifecycle and Continuation Principles</w:t>
       </w:r>
     </w:p>
@@ -26961,7 +26991,6 @@
     </w:p>
     <w:p>
       <w:r>
-        <w:lastRenderedPageBreak/>
         <w:t>Lifecycle state is derived from authoritative governance records.</w:t>
       </w:r>
     </w:p>
@@ -27171,6 +27200,7 @@
         </w:numPr>
       </w:pPr>
       <w:r>
+        <w:lastRenderedPageBreak/>
         <w:t>Admissible Path Viability, Canonical State, authority, evidence, and dependencies,</w:t>
       </w:r>
     </w:p>
@@ -27772,6 +27802,7 @@
     </w:p>
     <w:p>
       <w:r>
+        <w:lastRenderedPageBreak/>
         <w:t>To provide a coherent architecture for governing a proposal over time and ensuring that only eligible lifecycle states may advance toward operational realization.</w:t>
       </w:r>
     </w:p>
@@ -27814,7 +27845,6 @@
         </w:numPr>
       </w:pPr>
       <w:r>
-        <w:lastRenderedPageBreak/>
         <w:t>is derived from ordered Governance Ledger records,</w:t>
       </w:r>
     </w:p>
@@ -27995,6 +28025,7 @@
         </w:numPr>
       </w:pPr>
       <w:r>
+        <w:lastRenderedPageBreak/>
         <w:t>is represented as Derived Lifecycle State,</w:t>
       </w:r>
     </w:p>
@@ -28054,7 +28085,6 @@
           <w:b/>
           <w:bCs/>
         </w:rPr>
-        <w:lastRenderedPageBreak/>
         <w:t>Relationships</w:t>
       </w:r>
     </w:p>
@@ -28242,6 +28272,7 @@
         </w:numPr>
       </w:pPr>
       <w:r>
+        <w:lastRenderedPageBreak/>
         <w:t>supports deterministic reconstruction and concurrency consistency.</w:t>
       </w:r>
     </w:p>
@@ -28295,7 +28326,6 @@
         </w:numPr>
       </w:pPr>
       <w:r>
-        <w:lastRenderedPageBreak/>
         <w:t>contributes to Governance Receipts or Refusal Records.</w:t>
       </w:r>
     </w:p>
@@ -28487,6 +28517,7 @@
         </w:numPr>
       </w:pPr>
       <w:r>
+        <w:lastRenderedPageBreak/>
         <w:t>contributes to Authority Re-Derivation and Commit-Bound Admissibility,</w:t>
       </w:r>
     </w:p>
@@ -28527,7 +28558,6 @@
           <w:b/>
           <w:bCs/>
         </w:rPr>
-        <w:lastRenderedPageBreak/>
         <w:t>11.9 ARM-805 — Lifecycle Expiration and Cancellation</w:t>
       </w:r>
     </w:p>
@@ -28730,6 +28760,7 @@
           <w:b/>
           <w:bCs/>
         </w:rPr>
+        <w:lastRenderedPageBreak/>
         <w:t>11.10 ARM-806 — Degraded State</w:t>
       </w:r>
     </w:p>
@@ -28755,7 +28786,6 @@
     </w:p>
     <w:p>
       <w:r>
-        <w:lastRenderedPageBreak/>
         <w:t>Degraded State indicates loss of a verified continuation basis; it does not itself grant authority, authorize execution, or necessarily constitute terminal refusal.</w:t>
       </w:r>
     </w:p>
@@ -28947,6 +28977,7 @@
     </w:p>
     <w:p>
       <w:r>
+        <w:lastRenderedPageBreak/>
         <w:t>It preserves the relationships among proposal, authority, authorization, evidence, Canonical State, policy, target, tenant, lifecycle, dependency, and validity conditions as those conditions evolve.</w:t>
       </w:r>
     </w:p>
@@ -28968,6 +28999,197 @@
     <w:p>
       <w:r>
         <w:t>To prevent authorization from being treated as unconditional future execution authority and to preserve governance legitimacy between initial evaluation and commitment.</w:t>
+      </w:r>
+    </w:p>
+    <w:p>
+      <w:pPr>
+        <w:rPr>
+          <w:b/>
+          <w:bCs/>
+        </w:rPr>
+      </w:pPr>
+      <w:r>
+        <w:rPr>
+          <w:b/>
+          <w:bCs/>
+        </w:rPr>
+        <w:t>Architectural Characteristics</w:t>
+      </w:r>
+    </w:p>
+    <w:p>
+      <w:r>
+        <w:t>Continuation Integrity:</w:t>
+      </w:r>
+    </w:p>
+    <w:p>
+      <w:pPr>
+        <w:numPr>
+          <w:ilvl w:val="0"/>
+          <w:numId w:val="8"/>
+        </w:numPr>
+      </w:pPr>
+      <w:r>
+        <w:t>extends beyond the initial authorization decision,</w:t>
+      </w:r>
+    </w:p>
+    <w:p>
+      <w:pPr>
+        <w:numPr>
+          <w:ilvl w:val="0"/>
+          <w:numId w:val="8"/>
+        </w:numPr>
+      </w:pPr>
+      <w:r>
+        <w:t>tracks material changes to governing assumptions and dependencies,</w:t>
+      </w:r>
+    </w:p>
+    <w:p>
+      <w:pPr>
+        <w:numPr>
+          <w:ilvl w:val="0"/>
+          <w:numId w:val="8"/>
+        </w:numPr>
+      </w:pPr>
+      <w:r>
+        <w:t>keeps decisions synchronized with current Canonical State,</w:t>
+      </w:r>
+    </w:p>
+    <w:p>
+      <w:pPr>
+        <w:numPr>
+          <w:ilvl w:val="0"/>
+          <w:numId w:val="8"/>
+        </w:numPr>
+      </w:pPr>
+      <w:r>
+        <w:t>requires renewed evaluation when continued admissibility may be affected,</w:t>
+      </w:r>
+    </w:p>
+    <w:p>
+      <w:pPr>
+        <w:numPr>
+          <w:ilvl w:val="0"/>
+          <w:numId w:val="8"/>
+        </w:numPr>
+      </w:pPr>
+      <w:r>
+        <w:t>supports deterministic evidence and replay.</w:t>
+      </w:r>
+    </w:p>
+    <w:p>
+      <w:pPr>
+        <w:rPr>
+          <w:b/>
+          <w:bCs/>
+        </w:rPr>
+      </w:pPr>
+      <w:r>
+        <w:rPr>
+          <w:b/>
+          <w:bCs/>
+        </w:rPr>
+        <w:t>Relationships</w:t>
+      </w:r>
+    </w:p>
+    <w:p>
+      <w:r>
+        <w:t>Continuation Integrity:</w:t>
+      </w:r>
+    </w:p>
+    <w:p>
+      <w:pPr>
+        <w:numPr>
+          <w:ilvl w:val="0"/>
+          <w:numId w:val="8"/>
+        </w:numPr>
+      </w:pPr>
+      <w:r>
+        <w:t>depends upon Governance Binding Validation, Governance Continuity, Evidence Continuity, and Derived Lifecycle State,</w:t>
+      </w:r>
+    </w:p>
+    <w:p>
+      <w:pPr>
+        <w:numPr>
+          <w:ilvl w:val="0"/>
+          <w:numId w:val="8"/>
+        </w:numPr>
+      </w:pPr>
+      <w:r>
+        <w:t>uses Admissible Path Viability and Risk-Based Re-Evaluation,</w:t>
+      </w:r>
+    </w:p>
+    <w:p>
+      <w:pPr>
+        <w:numPr>
+          <w:ilvl w:val="0"/>
+          <w:numId w:val="8"/>
+        </w:numPr>
+      </w:pPr>
+      <w:r>
+        <w:t>precedes Commit-Bound Admissibility.</w:t>
+      </w:r>
+    </w:p>
+    <w:p/>
+    <w:p>
+      <w:pPr>
+        <w:keepNext/>
+        <w:keepLines/>
+        <w:rPr>
+          <w:b/>
+          <w:bCs/>
+        </w:rPr>
+      </w:pPr>
+      <w:r>
+        <w:rPr>
+          <w:b/>
+          <w:bCs/>
+        </w:rPr>
+        <w:t>11.12 ARM-808 — Admissible Path Viability</w:t>
+      </w:r>
+    </w:p>
+    <w:p>
+      <w:pPr>
+        <w:rPr>
+          <w:b/>
+          <w:bCs/>
+        </w:rPr>
+      </w:pPr>
+      <w:r>
+        <w:rPr>
+          <w:b/>
+          <w:bCs/>
+        </w:rPr>
+        <w:t>Definition</w:t>
+      </w:r>
+    </w:p>
+    <w:p>
+      <w:r>
+        <w:t>Admissible Path Viability is the architectural capability to determine whether at least one governed path remains through which a nonterminal proposal may validly progress toward binding under current conditions.</w:t>
+      </w:r>
+    </w:p>
+    <w:p>
+      <w:r>
+        <w:t>Path viability may be reduced or lost through changes in authority, evidence, Canonical State, tenant or target status, lifecycle, validity, dependency, coupling, conflict, or governance configuration.</w:t>
+      </w:r>
+    </w:p>
+    <w:p>
+      <w:pPr>
+        <w:rPr>
+          <w:b/>
+          <w:bCs/>
+        </w:rPr>
+      </w:pPr>
+      <w:r>
+        <w:rPr>
+          <w:b/>
+          <w:bCs/>
+        </w:rPr>
+        <w:t>Purpose</w:t>
+      </w:r>
+    </w:p>
+    <w:p>
+      <w:r>
+        <w:t>To detect degraded continuation conditions before an invalid proposal reaches the Commit Boundary.</w:t>
       </w:r>
     </w:p>
     <w:p>
@@ -28988,62 +29210,62 @@
     </w:p>
     <w:p>
       <w:r>
-        <w:t>Continuation Integrity:</w:t>
-      </w:r>
-    </w:p>
-    <w:p>
-      <w:pPr>
-        <w:numPr>
-          <w:ilvl w:val="0"/>
-          <w:numId w:val="8"/>
-        </w:numPr>
-      </w:pPr>
-      <w:r>
-        <w:t>extends beyond the initial authorization decision,</w:t>
-      </w:r>
-    </w:p>
-    <w:p>
-      <w:pPr>
-        <w:numPr>
-          <w:ilvl w:val="0"/>
-          <w:numId w:val="8"/>
-        </w:numPr>
-      </w:pPr>
-      <w:r>
-        <w:t>tracks material changes to governing assumptions and dependencies,</w:t>
-      </w:r>
-    </w:p>
-    <w:p>
-      <w:pPr>
-        <w:numPr>
-          <w:ilvl w:val="0"/>
-          <w:numId w:val="8"/>
-        </w:numPr>
-      </w:pPr>
-      <w:r>
-        <w:t>keeps decisions synchronized with current Canonical State,</w:t>
-      </w:r>
-    </w:p>
-    <w:p>
-      <w:pPr>
-        <w:numPr>
-          <w:ilvl w:val="0"/>
-          <w:numId w:val="8"/>
-        </w:numPr>
-      </w:pPr>
-      <w:r>
-        <w:t>requires renewed evaluation when continued admissibility may be affected,</w:t>
-      </w:r>
-    </w:p>
-    <w:p>
-      <w:pPr>
-        <w:numPr>
-          <w:ilvl w:val="0"/>
-          <w:numId w:val="8"/>
-        </w:numPr>
-      </w:pPr>
-      <w:r>
-        <w:t>supports deterministic evidence and replay.</w:t>
+        <w:t>Admissible Path Viability:</w:t>
+      </w:r>
+    </w:p>
+    <w:p>
+      <w:pPr>
+        <w:numPr>
+          <w:ilvl w:val="0"/>
+          <w:numId w:val="8"/>
+        </w:numPr>
+      </w:pPr>
+      <w:r>
+        <w:t>evaluates governance-significant paths and dependencies,</w:t>
+      </w:r>
+    </w:p>
+    <w:p>
+      <w:pPr>
+        <w:numPr>
+          <w:ilvl w:val="0"/>
+          <w:numId w:val="8"/>
+        </w:numPr>
+      </w:pPr>
+      <w:r>
+        <w:t>detects reduction or loss of bind viability,</w:t>
+      </w:r>
+    </w:p>
+    <w:p>
+      <w:pPr>
+        <w:numPr>
+          <w:ilvl w:val="0"/>
+          <w:numId w:val="8"/>
+        </w:numPr>
+      </w:pPr>
+      <w:r>
+        <w:t>supports simple and composite proposals,</w:t>
+      </w:r>
+    </w:p>
+    <w:p>
+      <w:pPr>
+        <w:numPr>
+          <w:ilvl w:val="0"/>
+          <w:numId w:val="8"/>
+        </w:numPr>
+      </w:pPr>
+      <w:r>
+        <w:t>is risk-sensitive and configuration-aware,</w:t>
+      </w:r>
+    </w:p>
+    <w:p>
+      <w:pPr>
+        <w:numPr>
+          <w:ilvl w:val="0"/>
+          <w:numId w:val="8"/>
+        </w:numPr>
+      </w:pPr>
+      <w:r>
+        <w:t>produces attributable degradation or viability evidence.</w:t>
       </w:r>
     </w:p>
     <w:p>
@@ -29063,40 +29285,40 @@
     </w:p>
     <w:p>
       <w:r>
-        <w:t>Continuation Integrity:</w:t>
-      </w:r>
-    </w:p>
-    <w:p>
-      <w:pPr>
-        <w:numPr>
-          <w:ilvl w:val="0"/>
-          <w:numId w:val="8"/>
-        </w:numPr>
-      </w:pPr>
-      <w:r>
-        <w:t>depends upon Governance Binding Validation, Governance Continuity, Evidence Continuity, and Derived Lifecycle State,</w:t>
-      </w:r>
-    </w:p>
-    <w:p>
-      <w:pPr>
-        <w:numPr>
-          <w:ilvl w:val="0"/>
-          <w:numId w:val="8"/>
-        </w:numPr>
-      </w:pPr>
-      <w:r>
-        <w:t>uses Admissible Path Viability and Risk-Based Re-Evaluation,</w:t>
-      </w:r>
-    </w:p>
-    <w:p>
-      <w:pPr>
-        <w:numPr>
-          <w:ilvl w:val="0"/>
-          <w:numId w:val="8"/>
-        </w:numPr>
-      </w:pPr>
-      <w:r>
-        <w:t>precedes Commit-Bound Admissibility.</w:t>
+        <w:t>Admissible Path Viability:</w:t>
+      </w:r>
+    </w:p>
+    <w:p>
+      <w:pPr>
+        <w:numPr>
+          <w:ilvl w:val="0"/>
+          <w:numId w:val="8"/>
+        </w:numPr>
+      </w:pPr>
+      <w:r>
+        <w:t>supports Degraded State and Continuation Integrity,</w:t>
+      </w:r>
+    </w:p>
+    <w:p>
+      <w:pPr>
+        <w:numPr>
+          <w:ilvl w:val="0"/>
+          <w:numId w:val="8"/>
+        </w:numPr>
+      </w:pPr>
+      <w:r>
+        <w:t>uses Governance Dependency Graphs, Evidence Qualification, State Qualification, and Authority Re-Derivation,</w:t>
+      </w:r>
+    </w:p>
+    <w:p>
+      <w:pPr>
+        <w:numPr>
+          <w:ilvl w:val="0"/>
+          <w:numId w:val="8"/>
+        </w:numPr>
+      </w:pPr>
+      <w:r>
+        <w:t>may invoke Risk-Based Re-Evaluation or Continuation Recovery.</w:t>
       </w:r>
     </w:p>
     <w:p/>
@@ -29114,7 +29336,7 @@
           <w:b/>
           <w:bCs/>
         </w:rPr>
-        <w:t>11.12 ARM-808 — Admissible Path Viability</w:t>
+        <w:t>11.13 ARM-809 — Continuation Recovery</w:t>
       </w:r>
     </w:p>
     <w:p>
@@ -29134,12 +29356,12 @@
     </w:p>
     <w:p>
       <w:r>
-        <w:t>Admissible Path Viability is the architectural capability to determine whether at least one governed path remains through which a nonterminal proposal may validly progress toward binding under current conditions.</w:t>
-      </w:r>
-    </w:p>
-    <w:p>
-      <w:r>
-        <w:t>Path viability may be reduced or lost through changes in authority, evidence, Canonical State, tenant or target status, lifecycle, validity, dependency, coupling, conflict, or governance configuration.</w:t>
+        <w:t>Continuation Recovery is the governed capability to restore the verified legitimacy of a degraded or otherwise interrupted nonterminal proposal through re-derivation, recomputation, reconstruction, renewed qualification, or escalation.</w:t>
+      </w:r>
+    </w:p>
+    <w:p>
+      <w:r>
+        <w:t>Recovery re-establishes the governance basis for continued admissibility; it does not bypass Commit-Bound Admissibility or confer automatic permission to execute.</w:t>
       </w:r>
     </w:p>
     <w:p>
@@ -29159,7 +29381,7 @@
     </w:p>
     <w:p>
       <w:r>
-        <w:t>To detect degraded continuation conditions before an invalid proposal reaches the Commit Boundary.</w:t>
+        <w:t>To support governed restoration when the proposal can legitimately continue and to direct unresolved or unrecoverable conditions toward escalation, refusal, expiration, or cancellation as applicable.</w:t>
       </w:r>
     </w:p>
     <w:p>
@@ -29179,40 +29401,40 @@
     </w:p>
     <w:p>
       <w:r>
-        <w:t>Admissible Path Viability:</w:t>
-      </w:r>
-    </w:p>
-    <w:p>
-      <w:pPr>
-        <w:numPr>
-          <w:ilvl w:val="0"/>
-          <w:numId w:val="8"/>
-        </w:numPr>
-      </w:pPr>
-      <w:r>
-        <w:t>evaluates governance-significant paths and dependencies,</w:t>
-      </w:r>
-    </w:p>
-    <w:p>
-      <w:pPr>
-        <w:numPr>
-          <w:ilvl w:val="0"/>
-          <w:numId w:val="8"/>
-        </w:numPr>
-      </w:pPr>
-      <w:r>
-        <w:t>detects reduction or loss of bind viability,</w:t>
-      </w:r>
-    </w:p>
-    <w:p>
-      <w:pPr>
-        <w:numPr>
-          <w:ilvl w:val="0"/>
-          <w:numId w:val="8"/>
-        </w:numPr>
-      </w:pPr>
-      <w:r>
-        <w:t>supports simple and composite proposals,</w:t>
+        <w:t>Continuation Recovery:</w:t>
+      </w:r>
+    </w:p>
+    <w:p>
+      <w:pPr>
+        <w:numPr>
+          <w:ilvl w:val="0"/>
+          <w:numId w:val="8"/>
+        </w:numPr>
+      </w:pPr>
+      <w:r>
+        <w:t>is attributable and evidence-bearing,</w:t>
+      </w:r>
+    </w:p>
+    <w:p>
+      <w:pPr>
+        <w:numPr>
+          <w:ilvl w:val="0"/>
+          <w:numId w:val="8"/>
+        </w:numPr>
+      </w:pPr>
+      <w:r>
+        <w:t>may re-derive authority, re-resolve Canonical State, re-qualify evidence, or reconstruct dependency and lifecycle state,</w:t>
+      </w:r>
+    </w:p>
+    <w:p>
+      <w:pPr>
+        <w:numPr>
+          <w:ilvl w:val="0"/>
+          <w:numId w:val="8"/>
+        </w:numPr>
+      </w:pPr>
+      <w:r>
+        <w:t>may require human adjudication or quorum,</w:t>
       </w:r>
     </w:p>
     <w:p>
@@ -29224,18 +29446,18 @@
       </w:pPr>
       <w:r>
         <w:lastRenderedPageBreak/>
-        <w:t>is risk-sensitive and configuration-aware,</w:t>
-      </w:r>
-    </w:p>
-    <w:p>
-      <w:pPr>
-        <w:numPr>
-          <w:ilvl w:val="0"/>
-          <w:numId w:val="8"/>
-        </w:numPr>
-      </w:pPr>
-      <w:r>
-        <w:t>produces attributable degradation or viability evidence.</w:t>
+        <w:t>preserves Proposal Identity and governance lineage,</w:t>
+      </w:r>
+    </w:p>
+    <w:p>
+      <w:pPr>
+        <w:numPr>
+          <w:ilvl w:val="0"/>
+          <w:numId w:val="8"/>
+        </w:numPr>
+      </w:pPr>
+      <w:r>
+        <w:t>produces a governed lifecycle outcome.</w:t>
       </w:r>
     </w:p>
     <w:p>
@@ -29255,122 +29477,6 @@
     </w:p>
     <w:p>
       <w:r>
-        <w:t>Admissible Path Viability:</w:t>
-      </w:r>
-    </w:p>
-    <w:p>
-      <w:pPr>
-        <w:numPr>
-          <w:ilvl w:val="0"/>
-          <w:numId w:val="8"/>
-        </w:numPr>
-      </w:pPr>
-      <w:r>
-        <w:t>supports Degraded State and Continuation Integrity,</w:t>
-      </w:r>
-    </w:p>
-    <w:p>
-      <w:pPr>
-        <w:numPr>
-          <w:ilvl w:val="0"/>
-          <w:numId w:val="8"/>
-        </w:numPr>
-      </w:pPr>
-      <w:r>
-        <w:t>uses Governance Dependency Graphs, Evidence Qualification, State Qualification, and Authority Re-Derivation,</w:t>
-      </w:r>
-    </w:p>
-    <w:p>
-      <w:pPr>
-        <w:numPr>
-          <w:ilvl w:val="0"/>
-          <w:numId w:val="8"/>
-        </w:numPr>
-      </w:pPr>
-      <w:r>
-        <w:t>may invoke Risk-Based Re-Evaluation or Continuation Recovery.</w:t>
-      </w:r>
-    </w:p>
-    <w:p/>
-    <w:p>
-      <w:pPr>
-        <w:keepNext/>
-        <w:keepLines/>
-        <w:rPr>
-          <w:b/>
-          <w:bCs/>
-        </w:rPr>
-      </w:pPr>
-      <w:r>
-        <w:rPr>
-          <w:b/>
-          <w:bCs/>
-        </w:rPr>
-        <w:t>11.13 ARM-809 — Continuation Recovery</w:t>
-      </w:r>
-    </w:p>
-    <w:p>
-      <w:pPr>
-        <w:rPr>
-          <w:b/>
-          <w:bCs/>
-        </w:rPr>
-      </w:pPr>
-      <w:r>
-        <w:rPr>
-          <w:b/>
-          <w:bCs/>
-        </w:rPr>
-        <w:t>Definition</w:t>
-      </w:r>
-    </w:p>
-    <w:p>
-      <w:r>
-        <w:t>Continuation Recovery is the governed capability to restore the verified legitimacy of a degraded or otherwise interrupted nonterminal proposal through re-derivation, recomputation, reconstruction, renewed qualification, or escalation.</w:t>
-      </w:r>
-    </w:p>
-    <w:p>
-      <w:r>
-        <w:t>Recovery re-establishes the governance basis for continued admissibility; it does not bypass Commit-Bound Admissibility or confer automatic permission to execute.</w:t>
-      </w:r>
-    </w:p>
-    <w:p>
-      <w:pPr>
-        <w:rPr>
-          <w:b/>
-          <w:bCs/>
-        </w:rPr>
-      </w:pPr>
-      <w:r>
-        <w:rPr>
-          <w:b/>
-          <w:bCs/>
-        </w:rPr>
-        <w:t>Purpose</w:t>
-      </w:r>
-    </w:p>
-    <w:p>
-      <w:r>
-        <w:t>To support governed restoration when the proposal can legitimately continue and to direct unresolved or unrecoverable conditions toward escalation, refusal, expiration, or cancellation as applicable.</w:t>
-      </w:r>
-    </w:p>
-    <w:p>
-      <w:pPr>
-        <w:rPr>
-          <w:b/>
-          <w:bCs/>
-        </w:rPr>
-      </w:pPr>
-      <w:r>
-        <w:rPr>
-          <w:b/>
-          <w:bCs/>
-        </w:rPr>
-        <w:t>Architectural Characteristics</w:t>
-      </w:r>
-    </w:p>
-    <w:p>
-      <w:r>
         <w:t>Continuation Recovery:</w:t>
       </w:r>
     </w:p>
@@ -29382,81 +29488,6 @@
         </w:numPr>
       </w:pPr>
       <w:r>
-        <w:t>is attributable and evidence-bearing,</w:t>
-      </w:r>
-    </w:p>
-    <w:p>
-      <w:pPr>
-        <w:numPr>
-          <w:ilvl w:val="0"/>
-          <w:numId w:val="8"/>
-        </w:numPr>
-      </w:pPr>
-      <w:r>
-        <w:t>may re-derive authority, re-resolve Canonical State, re-qualify evidence, or reconstruct dependency and lifecycle state,</w:t>
-      </w:r>
-    </w:p>
-    <w:p>
-      <w:pPr>
-        <w:numPr>
-          <w:ilvl w:val="0"/>
-          <w:numId w:val="8"/>
-        </w:numPr>
-      </w:pPr>
-      <w:r>
-        <w:t>may require human adjudication or quorum,</w:t>
-      </w:r>
-    </w:p>
-    <w:p>
-      <w:pPr>
-        <w:numPr>
-          <w:ilvl w:val="0"/>
-          <w:numId w:val="8"/>
-        </w:numPr>
-      </w:pPr>
-      <w:r>
-        <w:t>preserves Proposal Identity and governance lineage,</w:t>
-      </w:r>
-    </w:p>
-    <w:p>
-      <w:pPr>
-        <w:numPr>
-          <w:ilvl w:val="0"/>
-          <w:numId w:val="8"/>
-        </w:numPr>
-      </w:pPr>
-      <w:r>
-        <w:t>produces a governed lifecycle outcome.</w:t>
-      </w:r>
-    </w:p>
-    <w:p>
-      <w:pPr>
-        <w:rPr>
-          <w:b/>
-          <w:bCs/>
-        </w:rPr>
-      </w:pPr>
-      <w:r>
-        <w:rPr>
-          <w:b/>
-          <w:bCs/>
-        </w:rPr>
-        <w:t>Relationships</w:t>
-      </w:r>
-    </w:p>
-    <w:p>
-      <w:r>
-        <w:t>Continuation Recovery:</w:t>
-      </w:r>
-    </w:p>
-    <w:p>
-      <w:pPr>
-        <w:numPr>
-          <w:ilvl w:val="0"/>
-          <w:numId w:val="8"/>
-        </w:numPr>
-      </w:pPr>
-      <w:r>
         <w:t>follows detection of Degraded State or reduced Admissible Path Viability,</w:t>
       </w:r>
     </w:p>
@@ -29468,7 +29499,6 @@
         </w:numPr>
       </w:pPr>
       <w:r>
-        <w:lastRenderedPageBreak/>
         <w:t>may invoke Risk-Based Re-Evaluation, Authority Re-Derivation, Canonical State Resolution, Evidence Qualification, or Human Adjudication,</w:t>
       </w:r>
     </w:p>

--- a/spec/Architecture Reference Model.docx
+++ b/spec/Architecture Reference Model.docx
@@ -2884,6 +2884,11 @@
       </w:r>
     </w:p>
     <w:p>
+      <w:r>
+        <w:t>ARM-401 provides the Canonical State Model view of the architectural object introduced as ARM-103. It does not define a separate object type.</w:t>
+      </w:r>
+    </w:p>
+    <w:p>
       <w:pPr>
         <w:rPr>
           <w:b/>
@@ -3091,6 +3096,7 @@
         </w:numPr>
       </w:pPr>
       <w:r>
+        <w:lastRenderedPageBreak/>
         <w:t>contributes to Derived Lifecycle State,</w:t>
       </w:r>
     </w:p>
@@ -3106,18 +3112,22 @@
       </w:r>
     </w:p>
     <w:p>
-      <w:pPr>
-        <w:rPr>
-          <w:b/>
-          <w:bCs/>
-        </w:rPr>
-      </w:pPr>
-      <w:r>
-        <w:rPr>
-          <w:b/>
-          <w:bCs/>
-        </w:rPr>
-        <w:lastRenderedPageBreak/>
+      <w:r>
+        <w:t>ARM-602 provides the Governance Evidence Model view of the Governance Receipt introduced as ARM-104.</w:t>
+      </w:r>
+    </w:p>
+    <w:p>
+      <w:pPr>
+        <w:rPr>
+          <w:b/>
+          <w:bCs/>
+        </w:rPr>
+      </w:pPr>
+      <w:r>
+        <w:rPr>
+          <w:b/>
+          <w:bCs/>
+        </w:rPr>
         <w:t>Applicable Normative Sources</w:t>
       </w:r>
     </w:p>
@@ -3325,6 +3335,7 @@
         </w:numPr>
       </w:pPr>
       <w:r>
+        <w:lastRenderedPageBreak/>
         <w:t>contributes to Derived Lifecycle State and the Governance Ledger.</w:t>
       </w:r>
     </w:p>
@@ -3565,6 +3576,7 @@
           <w:b/>
           <w:bCs/>
         </w:rPr>
+        <w:lastRenderedPageBreak/>
         <w:t>3.9B ARM-107 — Governance Approval Artifact</w:t>
       </w:r>
     </w:p>
@@ -3590,7 +3602,6 @@
     </w:p>
     <w:p>
       <w:r>
-        <w:lastRenderedPageBreak/>
         <w:t>An approval artifact is evidence used in governance evaluation; it does not by itself constitute authority at commitment or permission to execute.</w:t>
       </w:r>
     </w:p>
@@ -3819,6 +3830,7 @@
           <w:b/>
           <w:bCs/>
         </w:rPr>
+        <w:lastRenderedPageBreak/>
         <w:t>Purpose</w:t>
       </w:r>
     </w:p>
@@ -3844,7 +3856,6 @@
     </w:p>
     <w:p>
       <w:r>
-        <w:lastRenderedPageBreak/>
         <w:t>Refusal Record:</w:t>
       </w:r>
     </w:p>
@@ -4041,6 +4052,7 @@
     </w:p>
     <w:p>
       <w:r>
+        <w:lastRenderedPageBreak/>
         <w:t>The Execution Model establishes how proposed state transitions are evaluated, authorized, committed, or refused. It defines the architectural semantics of execution governance independent of implementation technology.</w:t>
       </w:r>
     </w:p>
@@ -4051,7 +4063,6 @@
     </w:p>
     <w:p>
       <w:r>
-        <w:lastRenderedPageBreak/>
         <w:pict w14:anchorId="79675269">
           <v:rect id="_x0000_i1039" style="width:0;height:1.5pt" o:hralign="center" o:hrstd="t" o:hr="t" fillcolor="#a0a0a0" stroked="f"/>
         </w:pict>
@@ -4270,6 +4281,7 @@
         </w:numPr>
       </w:pPr>
       <w:r>
+        <w:lastRenderedPageBreak/>
         <w:t>Governed Action Proposals and Proposal Identity,</w:t>
       </w:r>
     </w:p>
@@ -4314,7 +4326,6 @@
         </w:numPr>
       </w:pPr>
       <w:r>
-        <w:lastRenderedPageBreak/>
         <w:t>Admissible Sets and Deterministic Adjudication,</w:t>
       </w:r>
     </w:p>
@@ -4796,6 +4807,7 @@
           </w:tcPr>
           <w:p>
             <w:r>
+              <w:lastRenderedPageBreak/>
               <w:t>ARM-213</w:t>
             </w:r>
           </w:p>
@@ -4904,7 +4916,6 @@
           </w:tcPr>
           <w:p>
             <w:r>
-              <w:lastRenderedPageBreak/>
               <w:t>ARM-217</w:t>
             </w:r>
           </w:p>
@@ -5105,6 +5116,7 @@
         </w:numPr>
       </w:pPr>
       <w:r>
+        <w:lastRenderedPageBreak/>
         <w:t>invokes the Governance Realization Function,</w:t>
       </w:r>
     </w:p>
@@ -5138,7 +5150,6 @@
         </w:numPr>
       </w:pPr>
       <w:r>
-        <w:lastRenderedPageBreak/>
         <w:t>contributes to lifecycle progression and the Governance Ledger.</w:t>
       </w:r>
     </w:p>
@@ -5352,6 +5363,7 @@
         </w:numPr>
       </w:pPr>
       <w:r>
+        <w:lastRenderedPageBreak/>
         <w:t>precedes Governance Enforcement Binding and commitment.</w:t>
       </w:r>
     </w:p>
@@ -5390,7 +5402,6 @@
     </w:p>
     <w:p>
       <w:r>
-        <w:lastRenderedPageBreak/>
         <w:t>Governance Binding Validation determines whether the relationships required for a proposed transition to proceed remain intact and verifiable immediately prior to commitment.</w:t>
       </w:r>
     </w:p>
@@ -5593,12 +5604,215 @@
     </w:p>
     <w:p>
       <w:r>
+        <w:lastRenderedPageBreak/>
         <w:t>The Governance Decision Function evaluates qualified governance inputs and produces the governance decision applicable to a specific proposal and evaluation horizon.</w:t>
       </w:r>
     </w:p>
     <w:p>
       <w:r>
         <w:t>It is an architecture-level decision capability independent of a particular implementation, transport, node, or internal reasoning mechanism.</w:t>
+      </w:r>
+    </w:p>
+    <w:p>
+      <w:pPr>
+        <w:rPr>
+          <w:b/>
+          <w:bCs/>
+        </w:rPr>
+      </w:pPr>
+      <w:r>
+        <w:rPr>
+          <w:b/>
+          <w:bCs/>
+        </w:rPr>
+        <w:t>Purpose</w:t>
+      </w:r>
+    </w:p>
+    <w:p>
+      <w:r>
+        <w:t>To transform qualified governance inputs into an attributable and semantically deterministic decision without conflating decision with enforcement or execution.</w:t>
+      </w:r>
+    </w:p>
+    <w:p>
+      <w:pPr>
+        <w:rPr>
+          <w:b/>
+          <w:bCs/>
+        </w:rPr>
+      </w:pPr>
+      <w:r>
+        <w:rPr>
+          <w:b/>
+          <w:bCs/>
+        </w:rPr>
+        <w:t>Architectural Characteristics</w:t>
+      </w:r>
+    </w:p>
+    <w:p>
+      <w:r>
+        <w:t>Governance Decision Function:</w:t>
+      </w:r>
+    </w:p>
+    <w:p>
+      <w:pPr>
+        <w:numPr>
+          <w:ilvl w:val="0"/>
+          <w:numId w:val="8"/>
+        </w:numPr>
+      </w:pPr>
+      <w:r>
+        <w:t>evaluates applicable policy, constraints, invariants, authority, evidence, state, and lifecycle conditions,</w:t>
+      </w:r>
+    </w:p>
+    <w:p>
+      <w:pPr>
+        <w:numPr>
+          <w:ilvl w:val="0"/>
+          <w:numId w:val="8"/>
+        </w:numPr>
+      </w:pPr>
+      <w:r>
+        <w:t>produces equivalent outcomes for equivalent qualified inputs,</w:t>
+      </w:r>
+    </w:p>
+    <w:p>
+      <w:pPr>
+        <w:numPr>
+          <w:ilvl w:val="0"/>
+          <w:numId w:val="8"/>
+        </w:numPr>
+      </w:pPr>
+      <w:r>
+        <w:t>is independent of internal agent reasoning variability,</w:t>
+      </w:r>
+    </w:p>
+    <w:p>
+      <w:pPr>
+        <w:numPr>
+          <w:ilvl w:val="0"/>
+          <w:numId w:val="8"/>
+        </w:numPr>
+      </w:pPr>
+      <w:r>
+        <w:t>supports positive, refusal, and escalation outcomes,</w:t>
+      </w:r>
+    </w:p>
+    <w:p>
+      <w:pPr>
+        <w:numPr>
+          <w:ilvl w:val="0"/>
+          <w:numId w:val="8"/>
+        </w:numPr>
+      </w:pPr>
+      <w:r>
+        <w:t>supports replay and independent verification.</w:t>
+      </w:r>
+    </w:p>
+    <w:p>
+      <w:pPr>
+        <w:rPr>
+          <w:b/>
+          <w:bCs/>
+        </w:rPr>
+      </w:pPr>
+      <w:r>
+        <w:rPr>
+          <w:b/>
+          <w:bCs/>
+        </w:rPr>
+        <w:t>Relationships</w:t>
+      </w:r>
+    </w:p>
+    <w:p>
+      <w:r>
+        <w:t>Governance Decision Function:</w:t>
+      </w:r>
+    </w:p>
+    <w:p>
+      <w:pPr>
+        <w:numPr>
+          <w:ilvl w:val="0"/>
+          <w:numId w:val="8"/>
+        </w:numPr>
+      </w:pPr>
+      <w:r>
+        <w:t>is invoked during governance evaluation and at the Commit Boundary as applicable,</w:t>
+      </w:r>
+    </w:p>
+    <w:p>
+      <w:pPr>
+        <w:numPr>
+          <w:ilvl w:val="0"/>
+          <w:numId w:val="8"/>
+        </w:numPr>
+      </w:pPr>
+      <w:r>
+        <w:t>supplies a decision to the Governance Realization Function,</w:t>
+      </w:r>
+    </w:p>
+    <w:p>
+      <w:pPr>
+        <w:numPr>
+          <w:ilvl w:val="0"/>
+          <w:numId w:val="8"/>
+        </w:numPr>
+      </w:pPr>
+      <w:r>
+        <w:t>contributes to Governance Receipts, Governance Approval Artifacts, or Refusal Records,</w:t>
+      </w:r>
+    </w:p>
+    <w:p>
+      <w:pPr>
+        <w:numPr>
+          <w:ilvl w:val="0"/>
+          <w:numId w:val="8"/>
+        </w:numPr>
+      </w:pPr>
+      <w:r>
+        <w:t>is paired with the Policy Enforcement Point through Governance Enforcement Binding.</w:t>
+      </w:r>
+    </w:p>
+    <w:p/>
+    <w:p>
+      <w:pPr>
+        <w:keepNext/>
+        <w:keepLines/>
+        <w:rPr>
+          <w:b/>
+          <w:bCs/>
+        </w:rPr>
+      </w:pPr>
+      <w:r>
+        <w:rPr>
+          <w:b/>
+          <w:bCs/>
+        </w:rPr>
+        <w:t>4.9 ARM-205 — Resulting-State Validation</w:t>
+      </w:r>
+    </w:p>
+    <w:p>
+      <w:pPr>
+        <w:rPr>
+          <w:b/>
+          <w:bCs/>
+        </w:rPr>
+      </w:pPr>
+      <w:r>
+        <w:rPr>
+          <w:b/>
+          <w:bCs/>
+        </w:rPr>
+        <w:t>Definition</w:t>
+      </w:r>
+    </w:p>
+    <w:p>
+      <w:r>
+        <w:t>Resulting-State Validation determines whether the state projected to result from one or more proposed commitments satisfies applicable governance requirements.</w:t>
+      </w:r>
+    </w:p>
+    <w:p>
+      <w:r>
+        <w:t>Where outcome evidence is available, it may also validate that the realized committed state remains consistent with the authorized transition.</w:t>
       </w:r>
     </w:p>
     <w:p>
@@ -5619,7 +5833,7 @@
     </w:p>
     <w:p>
       <w:r>
-        <w:t>To transform qualified governance inputs into an attributable and semantically deterministic decision without conflating decision with enforcement or execution.</w:t>
+        <w:t>To prevent an individually plausible transition or partial composite bind from producing an inadmissible aggregate state.</w:t>
       </w:r>
     </w:p>
     <w:p>
@@ -5639,62 +5853,51 @@
     </w:p>
     <w:p>
       <w:r>
-        <w:t>Governance Decision Function:</w:t>
-      </w:r>
-    </w:p>
-    <w:p>
-      <w:pPr>
-        <w:numPr>
-          <w:ilvl w:val="0"/>
-          <w:numId w:val="8"/>
-        </w:numPr>
-      </w:pPr>
-      <w:r>
-        <w:t>evaluates applicable policy, constraints, invariants, authority, evidence, state, and lifecycle conditions,</w:t>
-      </w:r>
-    </w:p>
-    <w:p>
-      <w:pPr>
-        <w:numPr>
-          <w:ilvl w:val="0"/>
-          <w:numId w:val="8"/>
-        </w:numPr>
-      </w:pPr>
-      <w:r>
-        <w:t>produces equivalent outcomes for equivalent qualified inputs,</w:t>
-      </w:r>
-    </w:p>
-    <w:p>
-      <w:pPr>
-        <w:numPr>
-          <w:ilvl w:val="0"/>
-          <w:numId w:val="8"/>
-        </w:numPr>
-      </w:pPr>
-      <w:r>
-        <w:t>is independent of internal agent reasoning variability,</w:t>
-      </w:r>
-    </w:p>
-    <w:p>
-      <w:pPr>
-        <w:numPr>
-          <w:ilvl w:val="0"/>
-          <w:numId w:val="8"/>
-        </w:numPr>
-      </w:pPr>
-      <w:r>
-        <w:t>supports positive, refusal, and escalation outcomes,</w:t>
-      </w:r>
-    </w:p>
-    <w:p>
-      <w:pPr>
-        <w:numPr>
-          <w:ilvl w:val="0"/>
-          <w:numId w:val="8"/>
-        </w:numPr>
-      </w:pPr>
-      <w:r>
-        <w:t>supports replay and independent verification.</w:t>
+        <w:t>Resulting-State Validation:</w:t>
+      </w:r>
+    </w:p>
+    <w:p>
+      <w:pPr>
+        <w:numPr>
+          <w:ilvl w:val="0"/>
+          <w:numId w:val="8"/>
+        </w:numPr>
+      </w:pPr>
+      <w:r>
+        <w:t>evaluates projected aggregate state before commitment,</w:t>
+      </w:r>
+    </w:p>
+    <w:p>
+      <w:pPr>
+        <w:numPr>
+          <w:ilvl w:val="0"/>
+          <w:numId w:val="8"/>
+        </w:numPr>
+      </w:pPr>
+      <w:r>
+        <w:t>preserves applicable constraints and invariants,</w:t>
+      </w:r>
+    </w:p>
+    <w:p>
+      <w:pPr>
+        <w:numPr>
+          <w:ilvl w:val="0"/>
+          <w:numId w:val="8"/>
+        </w:numPr>
+      </w:pPr>
+      <w:r>
+        <w:t>supports composite and partial-bind evaluation,</w:t>
+      </w:r>
+    </w:p>
+    <w:p>
+      <w:pPr>
+        <w:numPr>
+          <w:ilvl w:val="0"/>
+          <w:numId w:val="8"/>
+        </w:numPr>
+      </w:pPr>
+      <w:r>
+        <w:t>supports deterministic decision and replay.</w:t>
       </w:r>
     </w:p>
     <w:p>
@@ -5714,51 +5917,51 @@
     </w:p>
     <w:p>
       <w:r>
-        <w:t>Governance Decision Function:</w:t>
-      </w:r>
-    </w:p>
-    <w:p>
-      <w:pPr>
-        <w:numPr>
-          <w:ilvl w:val="0"/>
-          <w:numId w:val="8"/>
-        </w:numPr>
-      </w:pPr>
-      <w:r>
-        <w:t>is invoked during governance evaluation and at the Commit Boundary as applicable,</w:t>
-      </w:r>
-    </w:p>
-    <w:p>
-      <w:pPr>
-        <w:numPr>
-          <w:ilvl w:val="0"/>
-          <w:numId w:val="8"/>
-        </w:numPr>
-      </w:pPr>
-      <w:r>
-        <w:t>supplies a decision to the Governance Realization Function,</w:t>
-      </w:r>
-    </w:p>
-    <w:p>
-      <w:pPr>
-        <w:numPr>
-          <w:ilvl w:val="0"/>
-          <w:numId w:val="8"/>
-        </w:numPr>
-      </w:pPr>
-      <w:r>
-        <w:t>contributes to Governance Receipts, Governance Approval Artifacts, or Refusal Records,</w:t>
-      </w:r>
-    </w:p>
-    <w:p>
-      <w:pPr>
-        <w:numPr>
-          <w:ilvl w:val="0"/>
-          <w:numId w:val="8"/>
-        </w:numPr>
-      </w:pPr>
-      <w:r>
-        <w:t>is paired with the Policy Enforcement Point through Governance Enforcement Binding.</w:t>
+        <w:t>Resulting-State Validation:</w:t>
+      </w:r>
+    </w:p>
+    <w:p>
+      <w:pPr>
+        <w:numPr>
+          <w:ilvl w:val="0"/>
+          <w:numId w:val="8"/>
+        </w:numPr>
+      </w:pPr>
+      <w:r>
+        <w:t>contributes to Commit-Bound Admissibility,</w:t>
+      </w:r>
+    </w:p>
+    <w:p>
+      <w:pPr>
+        <w:numPr>
+          <w:ilvl w:val="0"/>
+          <w:numId w:val="8"/>
+        </w:numPr>
+      </w:pPr>
+      <w:r>
+        <w:t>evaluates candidate Bind Sets or executable subsets,</w:t>
+      </w:r>
+    </w:p>
+    <w:p>
+      <w:pPr>
+        <w:numPr>
+          <w:ilvl w:val="0"/>
+          <w:numId w:val="8"/>
+        </w:numPr>
+      </w:pPr>
+      <w:r>
+        <w:t>uses Governance Dependency Graphs and coupling semantics,</w:t>
+      </w:r>
+    </w:p>
+    <w:p>
+      <w:pPr>
+        <w:numPr>
+          <w:ilvl w:val="0"/>
+          <w:numId w:val="8"/>
+        </w:numPr>
+      </w:pPr>
+      <w:r>
+        <w:t>supports Governance Receipts and execution-outcome evidence.</w:t>
       </w:r>
     </w:p>
     <w:p/>
@@ -5776,7 +5979,7 @@
           <w:b/>
           <w:bCs/>
         </w:rPr>
-        <w:t>4.9 ARM-205 — Resulting-State Validation</w:t>
+        <w:t>4.10 ARM-206 — Composite Proposal Governance</w:t>
       </w:r>
     </w:p>
     <w:p>
@@ -5796,12 +5999,12 @@
     </w:p>
     <w:p>
       <w:r>
-        <w:t>Resulting-State Validation determines whether the state projected to result from one or more proposed commitments satisfies applicable governance requirements.</w:t>
-      </w:r>
-    </w:p>
-    <w:p>
-      <w:r>
-        <w:t>Where outcome evidence is available, it may also validate that the realized committed state remains consistent with the authorized transition.</w:t>
+        <w:t>A composite proposal is a Governed Action Proposal that decomposes into two or more governed sub-transitions whose individual and collective admissibility must be evaluated.</w:t>
+      </w:r>
+    </w:p>
+    <w:p>
+      <w:r>
+        <w:t>Composite Proposal Governance is the architectural capability that preserves governance across those sub-transitions, including dependencies, coupling, authority domains, targets, and resulting-state effects.</w:t>
       </w:r>
     </w:p>
     <w:p>
@@ -5821,7 +6024,7 @@
     </w:p>
     <w:p>
       <w:r>
-        <w:t>To prevent an individually plausible transition or partial composite bind from producing an inadmissible aggregate state.</w:t>
+        <w:t>To support coordinated multi-transition execution while preserving the independent and aggregate governance conditions applicable to each sub-transition and the parent proposal.</w:t>
       </w:r>
     </w:p>
     <w:p>
@@ -5841,52 +6044,63 @@
     </w:p>
     <w:p>
       <w:r>
+        <w:t>Composite Proposal Governance:</w:t>
+      </w:r>
+    </w:p>
+    <w:p>
+      <w:pPr>
+        <w:numPr>
+          <w:ilvl w:val="0"/>
+          <w:numId w:val="8"/>
+        </w:numPr>
+      </w:pPr>
+      <w:r>
+        <w:t>supports one-to-many governed transitions,</w:t>
+      </w:r>
+    </w:p>
+    <w:p>
+      <w:pPr>
+        <w:numPr>
+          <w:ilvl w:val="0"/>
+          <w:numId w:val="8"/>
+        </w:numPr>
+      </w:pPr>
+      <w:r>
         <w:lastRenderedPageBreak/>
-        <w:t>Resulting-State Validation:</w:t>
-      </w:r>
-    </w:p>
-    <w:p>
-      <w:pPr>
-        <w:numPr>
-          <w:ilvl w:val="0"/>
-          <w:numId w:val="8"/>
-        </w:numPr>
-      </w:pPr>
-      <w:r>
-        <w:t>evaluates projected aggregate state before commitment,</w:t>
-      </w:r>
-    </w:p>
-    <w:p>
-      <w:pPr>
-        <w:numPr>
-          <w:ilvl w:val="0"/>
-          <w:numId w:val="8"/>
-        </w:numPr>
-      </w:pPr>
-      <w:r>
-        <w:t>preserves applicable constraints and invariants,</w:t>
-      </w:r>
-    </w:p>
-    <w:p>
-      <w:pPr>
-        <w:numPr>
-          <w:ilvl w:val="0"/>
-          <w:numId w:val="8"/>
-        </w:numPr>
-      </w:pPr>
-      <w:r>
-        <w:t>supports composite and partial-bind evaluation,</w:t>
-      </w:r>
-    </w:p>
-    <w:p>
-      <w:pPr>
-        <w:numPr>
-          <w:ilvl w:val="0"/>
-          <w:numId w:val="8"/>
-        </w:numPr>
-      </w:pPr>
-      <w:r>
-        <w:t>supports deterministic decision and replay.</w:t>
+        <w:t>preserves parent and sub-transition identity and lineage,</w:t>
+      </w:r>
+    </w:p>
+    <w:p>
+      <w:pPr>
+        <w:numPr>
+          <w:ilvl w:val="0"/>
+          <w:numId w:val="8"/>
+        </w:numPr>
+      </w:pPr>
+      <w:r>
+        <w:t>supports weakly coupled and strongly coupled semantics,</w:t>
+      </w:r>
+    </w:p>
+    <w:p>
+      <w:pPr>
+        <w:numPr>
+          <w:ilvl w:val="0"/>
+          <w:numId w:val="8"/>
+        </w:numPr>
+      </w:pPr>
+      <w:r>
+        <w:t>supports dependency-aware re-evaluation before bind,</w:t>
+      </w:r>
+    </w:p>
+    <w:p>
+      <w:pPr>
+        <w:numPr>
+          <w:ilvl w:val="0"/>
+          <w:numId w:val="8"/>
+        </w:numPr>
+      </w:pPr>
+      <w:r>
+        <w:t>supports complete or partial bind only when resulting admissibility is preserved.</w:t>
       </w:r>
     </w:p>
     <w:p>
@@ -5906,51 +6120,51 @@
     </w:p>
     <w:p>
       <w:r>
-        <w:t>Resulting-State Validation:</w:t>
-      </w:r>
-    </w:p>
-    <w:p>
-      <w:pPr>
-        <w:numPr>
-          <w:ilvl w:val="0"/>
-          <w:numId w:val="8"/>
-        </w:numPr>
-      </w:pPr>
-      <w:r>
-        <w:t>contributes to Commit-Bound Admissibility,</w:t>
-      </w:r>
-    </w:p>
-    <w:p>
-      <w:pPr>
-        <w:numPr>
-          <w:ilvl w:val="0"/>
-          <w:numId w:val="8"/>
-        </w:numPr>
-      </w:pPr>
-      <w:r>
-        <w:t>evaluates candidate Bind Sets or executable subsets,</w:t>
-      </w:r>
-    </w:p>
-    <w:p>
-      <w:pPr>
-        <w:numPr>
-          <w:ilvl w:val="0"/>
-          <w:numId w:val="8"/>
-        </w:numPr>
-      </w:pPr>
-      <w:r>
-        <w:t>uses Governance Dependency Graphs and coupling semantics,</w:t>
-      </w:r>
-    </w:p>
-    <w:p>
-      <w:pPr>
-        <w:numPr>
-          <w:ilvl w:val="0"/>
-          <w:numId w:val="8"/>
-        </w:numPr>
-      </w:pPr>
-      <w:r>
-        <w:t>supports Governance Receipts and execution-outcome evidence.</w:t>
+        <w:t>Composite Proposal Governance:</w:t>
+      </w:r>
+    </w:p>
+    <w:p>
+      <w:pPr>
+        <w:numPr>
+          <w:ilvl w:val="0"/>
+          <w:numId w:val="8"/>
+        </w:numPr>
+      </w:pPr>
+      <w:r>
+        <w:t>uses Bind Sets and Governance Dependency Graphs,</w:t>
+      </w:r>
+    </w:p>
+    <w:p>
+      <w:pPr>
+        <w:numPr>
+          <w:ilvl w:val="0"/>
+          <w:numId w:val="8"/>
+        </w:numPr>
+      </w:pPr>
+      <w:r>
+        <w:t>uses Composite Coupling Semantics and Partial-Bind Admissibility,</w:t>
+      </w:r>
+    </w:p>
+    <w:p>
+      <w:pPr>
+        <w:numPr>
+          <w:ilvl w:val="0"/>
+          <w:numId w:val="8"/>
+        </w:numPr>
+      </w:pPr>
+      <w:r>
+        <w:t>contributes to Governance Binding Validation and Resulting-State Validation,</w:t>
+      </w:r>
+    </w:p>
+    <w:p>
+      <w:pPr>
+        <w:numPr>
+          <w:ilvl w:val="0"/>
+          <w:numId w:val="8"/>
+        </w:numPr>
+      </w:pPr>
+      <w:r>
+        <w:t>may span targets, services, systems, or governance domains.</w:t>
       </w:r>
     </w:p>
     <w:p/>
@@ -5968,7 +6182,7 @@
           <w:b/>
           <w:bCs/>
         </w:rPr>
-        <w:t>4.10 ARM-206 — Composite Proposal Governance</w:t>
+        <w:t>4.11 ARM-207 — Bind Set</w:t>
       </w:r>
     </w:p>
     <w:p>
@@ -5988,12 +6202,12 @@
     </w:p>
     <w:p>
       <w:r>
-        <w:t>A composite proposal is a Governed Action Proposal that decomposes into two or more governed sub-transitions whose individual and collective admissibility must be evaluated.</w:t>
-      </w:r>
-    </w:p>
-    <w:p>
-      <w:r>
-        <w:t>Composite Proposal Governance is the architectural capability that preserves governance across those sub-transitions, including dependencies, coupling, authority domains, targets, and resulting-state effects.</w:t>
+        <w:t>A Bind Set is the complete candidate collection of one or more governed sub-transitions proposed to bind through a coordinated governance decision.</w:t>
+      </w:r>
+    </w:p>
+    <w:p>
+      <w:r>
+        <w:t>The full Bind Set provides the evaluation context for dependency, coupling, aggregate-state, and partial-bind analysis. The set is not necessarily atomic unless its declared coupling semantics require atomic binding.</w:t>
       </w:r>
     </w:p>
     <w:p>
@@ -6013,7 +6227,7 @@
     </w:p>
     <w:p>
       <w:r>
-        <w:t>To support coordinated multi-transition execution while preserving the independent and aggregate governance conditions applicable to each sub-transition and the parent proposal.</w:t>
+        <w:t>To ensure that interdependent proposed commitments are evaluated as a coherent governance unit while permitting an approved executable subset only when partial binding remains admissible.</w:t>
       </w:r>
     </w:p>
     <w:p>
@@ -6033,127 +6247,127 @@
     </w:p>
     <w:p>
       <w:r>
-        <w:t>Composite Proposal Governance:</w:t>
-      </w:r>
-    </w:p>
-    <w:p>
-      <w:pPr>
-        <w:numPr>
-          <w:ilvl w:val="0"/>
-          <w:numId w:val="8"/>
-        </w:numPr>
-      </w:pPr>
-      <w:r>
-        <w:t>supports one-to-many governed transitions,</w:t>
-      </w:r>
-    </w:p>
-    <w:p>
-      <w:pPr>
-        <w:numPr>
-          <w:ilvl w:val="0"/>
-          <w:numId w:val="8"/>
-        </w:numPr>
-      </w:pPr>
-      <w:r>
-        <w:t>preserves parent and sub-transition identity and lineage,</w:t>
-      </w:r>
-    </w:p>
-    <w:p>
-      <w:pPr>
-        <w:numPr>
-          <w:ilvl w:val="0"/>
-          <w:numId w:val="8"/>
-        </w:numPr>
-      </w:pPr>
-      <w:r>
-        <w:t>supports weakly coupled and strongly coupled semantics,</w:t>
-      </w:r>
-    </w:p>
-    <w:p>
-      <w:pPr>
-        <w:numPr>
-          <w:ilvl w:val="0"/>
-          <w:numId w:val="8"/>
-        </w:numPr>
-      </w:pPr>
-      <w:r>
-        <w:t>supports dependency-aware re-evaluation before bind,</w:t>
-      </w:r>
-    </w:p>
-    <w:p>
-      <w:pPr>
-        <w:numPr>
-          <w:ilvl w:val="0"/>
-          <w:numId w:val="8"/>
-        </w:numPr>
-      </w:pPr>
+        <w:t>Bind Set:</w:t>
+      </w:r>
+    </w:p>
+    <w:p>
+      <w:pPr>
+        <w:numPr>
+          <w:ilvl w:val="0"/>
+          <w:numId w:val="8"/>
+        </w:numPr>
+      </w:pPr>
+      <w:r>
+        <w:t>contains one or more governed sub-transitions,</w:t>
+      </w:r>
+    </w:p>
+    <w:p>
+      <w:pPr>
+        <w:numPr>
+          <w:ilvl w:val="0"/>
+          <w:numId w:val="8"/>
+        </w:numPr>
+      </w:pPr>
+      <w:r>
+        <w:t>preserves parent and sub-transition relationships,</w:t>
+      </w:r>
+    </w:p>
+    <w:p>
+      <w:pPr>
+        <w:numPr>
+          <w:ilvl w:val="0"/>
+          <w:numId w:val="8"/>
+        </w:numPr>
+      </w:pPr>
+      <w:r>
+        <w:t>supports dependency and coupling analysis,</w:t>
+      </w:r>
+    </w:p>
+    <w:p>
+      <w:pPr>
+        <w:numPr>
+          <w:ilvl w:val="0"/>
+          <w:numId w:val="8"/>
+        </w:numPr>
+      </w:pPr>
+      <w:r>
+        <w:t>supports complete-bind or partial-bind evaluation,</w:t>
+      </w:r>
+    </w:p>
+    <w:p>
+      <w:pPr>
+        <w:numPr>
+          <w:ilvl w:val="0"/>
+          <w:numId w:val="8"/>
+        </w:numPr>
+      </w:pPr>
+      <w:r>
+        <w:t>supports coordinated enforcement and replay.</w:t>
+      </w:r>
+    </w:p>
+    <w:p>
+      <w:pPr>
+        <w:rPr>
+          <w:b/>
+          <w:bCs/>
+        </w:rPr>
+      </w:pPr>
+      <w:r>
+        <w:rPr>
+          <w:b/>
+          <w:bCs/>
+        </w:rPr>
+        <w:t>Relationships</w:t>
+      </w:r>
+    </w:p>
+    <w:p>
       <w:r>
         <w:lastRenderedPageBreak/>
-        <w:t>supports complete or partial bind only when resulting admissibility is preserved.</w:t>
-      </w:r>
-    </w:p>
-    <w:p>
-      <w:pPr>
-        <w:rPr>
-          <w:b/>
-          <w:bCs/>
-        </w:rPr>
-      </w:pPr>
-      <w:r>
-        <w:rPr>
-          <w:b/>
-          <w:bCs/>
-        </w:rPr>
-        <w:t>Relationships</w:t>
-      </w:r>
-    </w:p>
-    <w:p>
-      <w:r>
-        <w:t>Composite Proposal Governance:</w:t>
-      </w:r>
-    </w:p>
-    <w:p>
-      <w:pPr>
-        <w:numPr>
-          <w:ilvl w:val="0"/>
-          <w:numId w:val="8"/>
-        </w:numPr>
-      </w:pPr>
-      <w:r>
-        <w:t>uses Bind Sets and Governance Dependency Graphs,</w:t>
-      </w:r>
-    </w:p>
-    <w:p>
-      <w:pPr>
-        <w:numPr>
-          <w:ilvl w:val="0"/>
-          <w:numId w:val="8"/>
-        </w:numPr>
-      </w:pPr>
-      <w:r>
-        <w:t>uses Composite Coupling Semantics and Partial-Bind Admissibility,</w:t>
-      </w:r>
-    </w:p>
-    <w:p>
-      <w:pPr>
-        <w:numPr>
-          <w:ilvl w:val="0"/>
-          <w:numId w:val="8"/>
-        </w:numPr>
-      </w:pPr>
-      <w:r>
-        <w:t>contributes to Governance Binding Validation and Resulting-State Validation,</w:t>
-      </w:r>
-    </w:p>
-    <w:p>
-      <w:pPr>
-        <w:numPr>
-          <w:ilvl w:val="0"/>
-          <w:numId w:val="8"/>
-        </w:numPr>
-      </w:pPr>
-      <w:r>
-        <w:t>may span targets, services, systems, or governance domains.</w:t>
+        <w:t>Bind Set:</w:t>
+      </w:r>
+    </w:p>
+    <w:p>
+      <w:pPr>
+        <w:numPr>
+          <w:ilvl w:val="0"/>
+          <w:numId w:val="8"/>
+        </w:numPr>
+      </w:pPr>
+      <w:r>
+        <w:t>is evaluated by Governance Binding Validation,</w:t>
+      </w:r>
+    </w:p>
+    <w:p>
+      <w:pPr>
+        <w:numPr>
+          <w:ilvl w:val="0"/>
+          <w:numId w:val="8"/>
+        </w:numPr>
+      </w:pPr>
+      <w:r>
+        <w:t>is described by a Governance Dependency Graph,</w:t>
+      </w:r>
+    </w:p>
+    <w:p>
+      <w:pPr>
+        <w:numPr>
+          <w:ilvl w:val="0"/>
+          <w:numId w:val="8"/>
+        </w:numPr>
+      </w:pPr>
+      <w:r>
+        <w:t>is constrained by Composite Coupling Semantics,</w:t>
+      </w:r>
+    </w:p>
+    <w:p>
+      <w:pPr>
+        <w:numPr>
+          <w:ilvl w:val="0"/>
+          <w:numId w:val="8"/>
+        </w:numPr>
+      </w:pPr>
+      <w:r>
+        <w:t>may yield an admissible executable subset.</w:t>
       </w:r>
     </w:p>
     <w:p/>
@@ -6171,7 +6385,7 @@
           <w:b/>
           <w:bCs/>
         </w:rPr>
-        <w:t>4.11 ARM-207 — Bind Set</w:t>
+        <w:t>4.12 ARM-208 — Governance Dependency Graph</w:t>
       </w:r>
     </w:p>
     <w:p>
@@ -6191,12 +6405,12 @@
     </w:p>
     <w:p>
       <w:r>
-        <w:t>A Bind Set is the complete candidate collection of one or more governed sub-transitions proposed to bind through a coordinated governance decision.</w:t>
-      </w:r>
-    </w:p>
-    <w:p>
-      <w:r>
-        <w:t>The full Bind Set provides the evaluation context for dependency, coupling, aggregate-state, and partial-bind analysis. The set is not necessarily atomic unless its declared coupling semantics require atomic binding.</w:t>
+        <w:t>A Governance Dependency Graph is the structured representation of dependency, prerequisite, ordering, authority, synchronization, consistency, or execution relationships among the governed sub-transitions of a composite proposal.</w:t>
+      </w:r>
+    </w:p>
+    <w:p>
+      <w:r>
+        <w:t>The graph identifies conditions that must remain satisfied for the complete proposal or an approved executable subset to remain admissible at commitment.</w:t>
       </w:r>
     </w:p>
     <w:p>
@@ -6216,7 +6430,7 @@
     </w:p>
     <w:p>
       <w:r>
-        <w:t>To ensure that interdependent proposed commitments are evaluated as a coherent governance unit while permitting an approved executable subset only when partial binding remains admissible.</w:t>
+        <w:t>To make composite dependencies explicit, evaluable, and available for re-evaluation, binding validation, deterministic adjudication, and resulting-state validation.</w:t>
       </w:r>
     </w:p>
     <w:p>
@@ -6236,62 +6450,62 @@
     </w:p>
     <w:p>
       <w:r>
-        <w:t>Bind Set:</w:t>
-      </w:r>
-    </w:p>
-    <w:p>
-      <w:pPr>
-        <w:numPr>
-          <w:ilvl w:val="0"/>
-          <w:numId w:val="8"/>
-        </w:numPr>
-      </w:pPr>
-      <w:r>
-        <w:t>contains one or more governed sub-transitions,</w:t>
-      </w:r>
-    </w:p>
-    <w:p>
-      <w:pPr>
-        <w:numPr>
-          <w:ilvl w:val="0"/>
-          <w:numId w:val="8"/>
-        </w:numPr>
-      </w:pPr>
-      <w:r>
-        <w:t>preserves parent and sub-transition relationships,</w:t>
-      </w:r>
-    </w:p>
-    <w:p>
-      <w:pPr>
-        <w:numPr>
-          <w:ilvl w:val="0"/>
-          <w:numId w:val="8"/>
-        </w:numPr>
-      </w:pPr>
-      <w:r>
-        <w:t>supports dependency and coupling analysis,</w:t>
-      </w:r>
-    </w:p>
-    <w:p>
-      <w:pPr>
-        <w:numPr>
-          <w:ilvl w:val="0"/>
-          <w:numId w:val="8"/>
-        </w:numPr>
-      </w:pPr>
-      <w:r>
-        <w:t>supports complete-bind or partial-bind evaluation,</w:t>
-      </w:r>
-    </w:p>
-    <w:p>
-      <w:pPr>
-        <w:numPr>
-          <w:ilvl w:val="0"/>
-          <w:numId w:val="8"/>
-        </w:numPr>
-      </w:pPr>
-      <w:r>
-        <w:t>supports coordinated enforcement and replay.</w:t>
+        <w:t>Governance Dependency Graph:</w:t>
+      </w:r>
+    </w:p>
+    <w:p>
+      <w:pPr>
+        <w:numPr>
+          <w:ilvl w:val="0"/>
+          <w:numId w:val="8"/>
+        </w:numPr>
+      </w:pPr>
+      <w:r>
+        <w:t>represents governance-significant dependencies,</w:t>
+      </w:r>
+    </w:p>
+    <w:p>
+      <w:pPr>
+        <w:numPr>
+          <w:ilvl w:val="0"/>
+          <w:numId w:val="8"/>
+        </w:numPr>
+      </w:pPr>
+      <w:r>
+        <w:t>supports prerequisite and ordering evaluation,</w:t>
+      </w:r>
+    </w:p>
+    <w:p>
+      <w:pPr>
+        <w:numPr>
+          <w:ilvl w:val="0"/>
+          <w:numId w:val="8"/>
+        </w:numPr>
+      </w:pPr>
+      <w:r>
+        <w:t>supports cross-target and cross-domain coordination,</w:t>
+      </w:r>
+    </w:p>
+    <w:p>
+      <w:pPr>
+        <w:numPr>
+          <w:ilvl w:val="0"/>
+          <w:numId w:val="8"/>
+        </w:numPr>
+      </w:pPr>
+      <w:r>
+        <w:t>supports detection of dependency degradation,</w:t>
+      </w:r>
+    </w:p>
+    <w:p>
+      <w:pPr>
+        <w:numPr>
+          <w:ilvl w:val="0"/>
+          <w:numId w:val="8"/>
+        </w:numPr>
+      </w:pPr>
+      <w:r>
+        <w:t>supports deterministic replay.</w:t>
       </w:r>
     </w:p>
     <w:p>
@@ -6311,52 +6525,51 @@
     </w:p>
     <w:p>
       <w:r>
-        <w:t>Bind Set:</w:t>
-      </w:r>
-    </w:p>
-    <w:p>
-      <w:pPr>
-        <w:numPr>
-          <w:ilvl w:val="0"/>
-          <w:numId w:val="8"/>
-        </w:numPr>
-      </w:pPr>
-      <w:r>
-        <w:t>is evaluated by Governance Binding Validation,</w:t>
-      </w:r>
-    </w:p>
-    <w:p>
-      <w:pPr>
-        <w:numPr>
-          <w:ilvl w:val="0"/>
-          <w:numId w:val="8"/>
-        </w:numPr>
-      </w:pPr>
-      <w:r>
-        <w:t>is described by a Governance Dependency Graph,</w:t>
-      </w:r>
-    </w:p>
-    <w:p>
-      <w:pPr>
-        <w:numPr>
-          <w:ilvl w:val="0"/>
-          <w:numId w:val="8"/>
-        </w:numPr>
-      </w:pPr>
-      <w:r>
-        <w:lastRenderedPageBreak/>
-        <w:t>is constrained by Composite Coupling Semantics,</w:t>
-      </w:r>
-    </w:p>
-    <w:p>
-      <w:pPr>
-        <w:numPr>
-          <w:ilvl w:val="0"/>
-          <w:numId w:val="8"/>
-        </w:numPr>
-      </w:pPr>
-      <w:r>
-        <w:t>may yield an admissible executable subset.</w:t>
+        <w:t>Governance Dependency Graph:</w:t>
+      </w:r>
+    </w:p>
+    <w:p>
+      <w:pPr>
+        <w:numPr>
+          <w:ilvl w:val="0"/>
+          <w:numId w:val="8"/>
+        </w:numPr>
+      </w:pPr>
+      <w:r>
+        <w:t>describes relationships within a Bind Set,</w:t>
+      </w:r>
+    </w:p>
+    <w:p>
+      <w:pPr>
+        <w:numPr>
+          <w:ilvl w:val="0"/>
+          <w:numId w:val="8"/>
+        </w:numPr>
+      </w:pPr>
+      <w:r>
+        <w:t>constrains Commit-Bound Admissibility and Governance Binding Validation,</w:t>
+      </w:r>
+    </w:p>
+    <w:p>
+      <w:pPr>
+        <w:numPr>
+          <w:ilvl w:val="0"/>
+          <w:numId w:val="8"/>
+        </w:numPr>
+      </w:pPr>
+      <w:r>
+        <w:t>supports Composite Coupling Semantics and Partial-Bind Admissibility,</w:t>
+      </w:r>
+    </w:p>
+    <w:p>
+      <w:pPr>
+        <w:numPr>
+          <w:ilvl w:val="0"/>
+          <w:numId w:val="8"/>
+        </w:numPr>
+      </w:pPr>
+      <w:r>
+        <w:t>may cause Risk-Based Re-Evaluation when material dependency conditions change.</w:t>
       </w:r>
     </w:p>
     <w:p/>
@@ -6374,7 +6587,7 @@
           <w:b/>
           <w:bCs/>
         </w:rPr>
-        <w:t>4.12 ARM-208 — Governance Dependency Graph</w:t>
+        <w:t>4.13 ARM-209 — Risk-Based Re-Evaluation</w:t>
       </w:r>
     </w:p>
     <w:p>
@@ -6394,12 +6607,12 @@
     </w:p>
     <w:p>
       <w:r>
-        <w:t>A Governance Dependency Graph is the structured representation of dependency, prerequisite, ordering, authority, synchronization, consistency, or execution relationships among the governed sub-transitions of a composite proposal.</w:t>
-      </w:r>
-    </w:p>
-    <w:p>
-      <w:r>
-        <w:t>The graph identifies conditions that must remain satisfied for the complete proposal or an approved executable subset to remain admissible at commitment.</w:t>
+        <w:t>Risk-Based Re-Evaluation is the deterministic governance process through which the governance control plane identifies and re-evaluates affected nonterminal proposals when material changes to governance conditions may affect continued execution admissibility, in accordance with active risk-based governance configuration.</w:t>
+      </w:r>
+    </w:p>
+    <w:p>
+      <w:r>
+        <w:t>Risk-Based Re-Evaluation renews governance evaluation; it does not itself establish authority at commitment, authorize execution, or replace Commit-Bound Admissibility.</w:t>
       </w:r>
     </w:p>
     <w:p>
@@ -6419,7 +6632,7 @@
     </w:p>
     <w:p>
       <w:r>
-        <w:t>To make composite dependencies explicit, evaluable, and available for re-evaluation, binding validation, deterministic adjudication, and resulting-state validation.</w:t>
+        <w:t>To preserve continued admissibility and continuation integrity while avoiding unnecessary re-evaluation of proposals not affected by the changed governance conditions.</w:t>
       </w:r>
     </w:p>
     <w:p>
@@ -6439,62 +6652,84 @@
     </w:p>
     <w:p>
       <w:r>
-        <w:t>Governance Dependency Graph:</w:t>
-      </w:r>
-    </w:p>
-    <w:p>
-      <w:pPr>
-        <w:numPr>
-          <w:ilvl w:val="0"/>
-          <w:numId w:val="8"/>
-        </w:numPr>
-      </w:pPr>
-      <w:r>
-        <w:t>represents governance-significant dependencies,</w:t>
-      </w:r>
-    </w:p>
-    <w:p>
-      <w:pPr>
-        <w:numPr>
-          <w:ilvl w:val="0"/>
-          <w:numId w:val="8"/>
-        </w:numPr>
-      </w:pPr>
-      <w:r>
-        <w:t>supports prerequisite and ordering evaluation,</w:t>
-      </w:r>
-    </w:p>
-    <w:p>
-      <w:pPr>
-        <w:numPr>
-          <w:ilvl w:val="0"/>
-          <w:numId w:val="8"/>
-        </w:numPr>
-      </w:pPr>
-      <w:r>
-        <w:t>supports cross-target and cross-domain coordination,</w:t>
-      </w:r>
-    </w:p>
-    <w:p>
-      <w:pPr>
-        <w:numPr>
-          <w:ilvl w:val="0"/>
-          <w:numId w:val="8"/>
-        </w:numPr>
-      </w:pPr>
-      <w:r>
-        <w:t>supports detection of dependency degradation,</w:t>
-      </w:r>
-    </w:p>
-    <w:p>
-      <w:pPr>
-        <w:numPr>
-          <w:ilvl w:val="0"/>
-          <w:numId w:val="8"/>
-        </w:numPr>
-      </w:pPr>
-      <w:r>
-        <w:t>supports deterministic replay.</w:t>
+        <w:t>Risk-Based Re-Evaluation:</w:t>
+      </w:r>
+    </w:p>
+    <w:p>
+      <w:pPr>
+        <w:numPr>
+          <w:ilvl w:val="0"/>
+          <w:numId w:val="8"/>
+        </w:numPr>
+      </w:pPr>
+      <w:r>
+        <w:t>applies to affected nonterminal proposals before execution commitment,</w:t>
+      </w:r>
+    </w:p>
+    <w:p>
+      <w:pPr>
+        <w:numPr>
+          <w:ilvl w:val="0"/>
+          <w:numId w:val="8"/>
+        </w:numPr>
+      </w:pPr>
+      <w:r>
+        <w:t>evaluates material governance-condition changes against active risk-based governance configuration,</w:t>
+      </w:r>
+    </w:p>
+    <w:p>
+      <w:pPr>
+        <w:numPr>
+          <w:ilvl w:val="0"/>
+          <w:numId w:val="8"/>
+        </w:numPr>
+      </w:pPr>
+      <w:r>
+        <w:t>deterministically identifies the proposals affected by a material change,</w:t>
+      </w:r>
+    </w:p>
+    <w:p>
+      <w:pPr>
+        <w:numPr>
+          <w:ilvl w:val="0"/>
+          <w:numId w:val="8"/>
+        </w:numPr>
+      </w:pPr>
+      <w:r>
+        <w:t>re-establishes the governance basis needed to determine continued admissibility,</w:t>
+      </w:r>
+    </w:p>
+    <w:p>
+      <w:pPr>
+        <w:numPr>
+          <w:ilvl w:val="0"/>
+          <w:numId w:val="8"/>
+        </w:numPr>
+      </w:pPr>
+      <w:r>
+        <w:t>preserves the lifecycle state of proposals not affected by the change,</w:t>
+      </w:r>
+    </w:p>
+    <w:p>
+      <w:pPr>
+        <w:numPr>
+          <w:ilvl w:val="0"/>
+          <w:numId w:val="8"/>
+        </w:numPr>
+      </w:pPr>
+      <w:r>
+        <w:t>produces attributable governance evidence and lifecycle outcomes,</w:t>
+      </w:r>
+    </w:p>
+    <w:p>
+      <w:pPr>
+        <w:numPr>
+          <w:ilvl w:val="0"/>
+          <w:numId w:val="8"/>
+        </w:numPr>
+      </w:pPr>
+      <w:r>
+        <w:t>prevents proposals that no longer satisfy continued admissibility from proceeding to commitment.</w:t>
       </w:r>
     </w:p>
     <w:p>
@@ -6514,51 +6749,94 @@
     </w:p>
     <w:p>
       <w:r>
-        <w:t>Governance Dependency Graph:</w:t>
-      </w:r>
-    </w:p>
-    <w:p>
-      <w:pPr>
-        <w:numPr>
-          <w:ilvl w:val="0"/>
-          <w:numId w:val="8"/>
-        </w:numPr>
-      </w:pPr>
-      <w:r>
-        <w:t>describes relationships within a Bind Set,</w:t>
-      </w:r>
-    </w:p>
-    <w:p>
-      <w:pPr>
-        <w:numPr>
-          <w:ilvl w:val="0"/>
-          <w:numId w:val="8"/>
-        </w:numPr>
-      </w:pPr>
-      <w:r>
-        <w:t>constrains Commit-Bound Admissibility and Governance Binding Validation,</w:t>
-      </w:r>
-    </w:p>
-    <w:p>
-      <w:pPr>
-        <w:numPr>
-          <w:ilvl w:val="0"/>
-          <w:numId w:val="8"/>
-        </w:numPr>
-      </w:pPr>
-      <w:r>
-        <w:t>supports Composite Coupling Semantics and Partial-Bind Admissibility,</w:t>
-      </w:r>
-    </w:p>
-    <w:p>
-      <w:pPr>
-        <w:numPr>
-          <w:ilvl w:val="0"/>
-          <w:numId w:val="8"/>
-        </w:numPr>
-      </w:pPr>
-      <w:r>
-        <w:t>may cause Risk-Based Re-Evaluation when material dependency conditions change.</w:t>
+        <w:t>Risk-Based Re-Evaluation:</w:t>
+      </w:r>
+    </w:p>
+    <w:p>
+      <w:pPr>
+        <w:numPr>
+          <w:ilvl w:val="0"/>
+          <w:numId w:val="8"/>
+        </w:numPr>
+      </w:pPr>
+      <w:r>
+        <w:t>operates upon Governed Action Proposals and Proposal Identity,</w:t>
+      </w:r>
+    </w:p>
+    <w:p>
+      <w:pPr>
+        <w:numPr>
+          <w:ilvl w:val="0"/>
+          <w:numId w:val="8"/>
+        </w:numPr>
+      </w:pPr>
+      <w:r>
+        <w:t>invokes the Governance Decision Function,</w:t>
+      </w:r>
+    </w:p>
+    <w:p>
+      <w:pPr>
+        <w:numPr>
+          <w:ilvl w:val="0"/>
+          <w:numId w:val="8"/>
+        </w:numPr>
+      </w:pPr>
+      <w:r>
+        <w:t>depends upon a qualified Governance Context Envelope, Canonical State, and evidence,</w:t>
+      </w:r>
+    </w:p>
+    <w:p>
+      <w:pPr>
+        <w:numPr>
+          <w:ilvl w:val="0"/>
+          <w:numId w:val="8"/>
+        </w:numPr>
+      </w:pPr>
+      <w:r>
+        <w:t>may update Derived Lifecycle State, including Degraded State,</w:t>
+      </w:r>
+    </w:p>
+    <w:p>
+      <w:pPr>
+        <w:numPr>
+          <w:ilvl w:val="0"/>
+          <w:numId w:val="8"/>
+        </w:numPr>
+      </w:pPr>
+      <w:r>
+        <w:lastRenderedPageBreak/>
+        <w:t>supports Continuation Integrity and Admissible Path Viability,</w:t>
+      </w:r>
+    </w:p>
+    <w:p>
+      <w:pPr>
+        <w:numPr>
+          <w:ilvl w:val="0"/>
+          <w:numId w:val="8"/>
+        </w:numPr>
+      </w:pPr>
+      <w:r>
+        <w:t>precedes Commit-Bound Admissibility where re-evaluation occurs before commitment.</w:t>
+      </w:r>
+    </w:p>
+    <w:p>
+      <w:pPr>
+        <w:rPr>
+          <w:b/>
+          <w:bCs/>
+        </w:rPr>
+      </w:pPr>
+      <w:r>
+        <w:rPr>
+          <w:b/>
+          <w:bCs/>
+        </w:rPr>
+        <w:t>Applicable Normative Sources</w:t>
+      </w:r>
+    </w:p>
+    <w:p>
+      <w:r>
+        <w:t>Normative Risk-Based Re-Evaluation behavior is defined by the AGCP Core Specification and CR-122.</w:t>
       </w:r>
     </w:p>
     <w:p/>
@@ -6576,7 +6854,7 @@
           <w:b/>
           <w:bCs/>
         </w:rPr>
-        <w:t>4.13 ARM-209 — Risk-Based Re-Evaluation</w:t>
+        <w:t>4.13A ARM-210 — Governance Realization Function</w:t>
       </w:r>
     </w:p>
     <w:p>
@@ -6596,237 +6874,172 @@
     </w:p>
     <w:p>
       <w:r>
+        <w:t>The Governance Realization Function is the architectural capability that determines whether a proposed transition may bind under current conditions and coordinates the application of that determination at the Commit Boundary.</w:t>
+      </w:r>
+    </w:p>
+    <w:p>
+      <w:r>
+        <w:t>It connects governance decision, current-state resolution, binding validation, and enforcement without itself being the operational action that mutates authoritative state.</w:t>
+      </w:r>
+    </w:p>
+    <w:p>
+      <w:pPr>
+        <w:rPr>
+          <w:b/>
+          <w:bCs/>
+        </w:rPr>
+      </w:pPr>
+      <w:r>
+        <w:rPr>
+          <w:b/>
+          <w:bCs/>
+        </w:rPr>
+        <w:t>Purpose</w:t>
+      </w:r>
+    </w:p>
+    <w:p>
+      <w:r>
+        <w:t>To provide the governance realization layer required to convert an evaluated governance decision into an enforceable bind or refusal outcome.</w:t>
+      </w:r>
+    </w:p>
+    <w:p>
+      <w:pPr>
+        <w:rPr>
+          <w:b/>
+          <w:bCs/>
+        </w:rPr>
+      </w:pPr>
+      <w:r>
+        <w:rPr>
+          <w:b/>
+          <w:bCs/>
+        </w:rPr>
+        <w:t>Architectural Characteristics</w:t>
+      </w:r>
+    </w:p>
+    <w:p>
+      <w:r>
+        <w:t>Governance Realization Function:</w:t>
+      </w:r>
+    </w:p>
+    <w:p>
+      <w:pPr>
+        <w:numPr>
+          <w:ilvl w:val="0"/>
+          <w:numId w:val="8"/>
+        </w:numPr>
+      </w:pPr>
+      <w:r>
+        <w:t>uses the decision applicable to the specific proposal and evaluation horizon,</w:t>
+      </w:r>
+    </w:p>
+    <w:p>
+      <w:pPr>
+        <w:numPr>
+          <w:ilvl w:val="0"/>
+          <w:numId w:val="8"/>
+        </w:numPr>
+      </w:pPr>
+      <w:r>
+        <w:t>uses current Canonical State, authority, evidence, lifecycle, and binding information,</w:t>
+      </w:r>
+    </w:p>
+    <w:p>
+      <w:pPr>
+        <w:numPr>
+          <w:ilvl w:val="0"/>
+          <w:numId w:val="8"/>
+        </w:numPr>
+      </w:pPr>
+      <w:r>
+        <w:t>distinguishes governance realization from operational execution,</w:t>
+      </w:r>
+    </w:p>
+    <w:p>
+      <w:pPr>
+        <w:numPr>
+          <w:ilvl w:val="0"/>
+          <w:numId w:val="8"/>
+        </w:numPr>
+      </w:pPr>
+      <w:r>
+        <w:t>supports positive and structural-refusal outcomes,</w:t>
+      </w:r>
+    </w:p>
+    <w:p>
+      <w:pPr>
+        <w:numPr>
+          <w:ilvl w:val="0"/>
+          <w:numId w:val="8"/>
+        </w:numPr>
+      </w:pPr>
+      <w:r>
+        <w:t>produces attributable evidence.</w:t>
+      </w:r>
+    </w:p>
+    <w:p>
+      <w:pPr>
+        <w:rPr>
+          <w:b/>
+          <w:bCs/>
+        </w:rPr>
+      </w:pPr>
+      <w:r>
+        <w:rPr>
+          <w:b/>
+          <w:bCs/>
+        </w:rPr>
+        <w:t>Relationships</w:t>
+      </w:r>
+    </w:p>
+    <w:p>
+      <w:r>
+        <w:t>Governance Realization Function:</w:t>
+      </w:r>
+    </w:p>
+    <w:p>
+      <w:pPr>
+        <w:numPr>
+          <w:ilvl w:val="0"/>
+          <w:numId w:val="8"/>
+        </w:numPr>
+      </w:pPr>
+      <w:r>
+        <w:t>receives outcomes from the Governance Decision Function,</w:t>
+      </w:r>
+    </w:p>
+    <w:p>
+      <w:pPr>
+        <w:numPr>
+          <w:ilvl w:val="0"/>
+          <w:numId w:val="8"/>
+        </w:numPr>
+      </w:pPr>
+      <w:r>
+        <w:t>coordinates Governance Binding Validation and Commit-Bound Admissibility,</w:t>
+      </w:r>
+    </w:p>
+    <w:p>
+      <w:pPr>
+        <w:numPr>
+          <w:ilvl w:val="0"/>
+          <w:numId w:val="8"/>
+        </w:numPr>
+      </w:pPr>
+      <w:r>
+        <w:t>provides the applicable decision and Enforcement Context to the Policy Enforcement Point,</w:t>
+      </w:r>
+    </w:p>
+    <w:p>
+      <w:pPr>
+        <w:numPr>
+          <w:ilvl w:val="0"/>
+          <w:numId w:val="8"/>
+        </w:numPr>
+      </w:pPr>
+      <w:r>
         <w:lastRenderedPageBreak/>
-        <w:t>Risk-Based Re-Evaluation is the deterministic governance process through which the governance control plane identifies and re-evaluates affected nonterminal proposals when material changes to governance conditions may affect continued execution admissibility, in accordance with active risk-based governance configuration.</w:t>
-      </w:r>
-    </w:p>
-    <w:p>
-      <w:r>
-        <w:t>Risk-Based Re-Evaluation renews governance evaluation; it does not itself establish authority at commitment, authorize execution, or replace Commit-Bound Admissibility.</w:t>
-      </w:r>
-    </w:p>
-    <w:p>
-      <w:pPr>
-        <w:rPr>
-          <w:b/>
-          <w:bCs/>
-        </w:rPr>
-      </w:pPr>
-      <w:r>
-        <w:rPr>
-          <w:b/>
-          <w:bCs/>
-        </w:rPr>
-        <w:t>Purpose</w:t>
-      </w:r>
-    </w:p>
-    <w:p>
-      <w:r>
-        <w:t>To preserve continued admissibility and continuation integrity while avoiding unnecessary re-evaluation of proposals not affected by the changed governance conditions.</w:t>
-      </w:r>
-    </w:p>
-    <w:p>
-      <w:pPr>
-        <w:rPr>
-          <w:b/>
-          <w:bCs/>
-        </w:rPr>
-      </w:pPr>
-      <w:r>
-        <w:rPr>
-          <w:b/>
-          <w:bCs/>
-        </w:rPr>
-        <w:t>Architectural Characteristics</w:t>
-      </w:r>
-    </w:p>
-    <w:p>
-      <w:r>
-        <w:t>Risk-Based Re-Evaluation:</w:t>
-      </w:r>
-    </w:p>
-    <w:p>
-      <w:pPr>
-        <w:numPr>
-          <w:ilvl w:val="0"/>
-          <w:numId w:val="8"/>
-        </w:numPr>
-      </w:pPr>
-      <w:r>
-        <w:t>applies to affected nonterminal proposals before execution commitment,</w:t>
-      </w:r>
-    </w:p>
-    <w:p>
-      <w:pPr>
-        <w:numPr>
-          <w:ilvl w:val="0"/>
-          <w:numId w:val="8"/>
-        </w:numPr>
-      </w:pPr>
-      <w:r>
-        <w:t>evaluates material governance-condition changes against active risk-based governance configuration,</w:t>
-      </w:r>
-    </w:p>
-    <w:p>
-      <w:pPr>
-        <w:numPr>
-          <w:ilvl w:val="0"/>
-          <w:numId w:val="8"/>
-        </w:numPr>
-      </w:pPr>
-      <w:r>
-        <w:t>deterministically identifies the proposals affected by a material change,</w:t>
-      </w:r>
-    </w:p>
-    <w:p>
-      <w:pPr>
-        <w:numPr>
-          <w:ilvl w:val="0"/>
-          <w:numId w:val="8"/>
-        </w:numPr>
-      </w:pPr>
-      <w:r>
-        <w:t>re-establishes the governance basis needed to determine continued admissibility,</w:t>
-      </w:r>
-    </w:p>
-    <w:p>
-      <w:pPr>
-        <w:numPr>
-          <w:ilvl w:val="0"/>
-          <w:numId w:val="8"/>
-        </w:numPr>
-      </w:pPr>
-      <w:r>
-        <w:t>preserves the lifecycle state of proposals not affected by the change,</w:t>
-      </w:r>
-    </w:p>
-    <w:p>
-      <w:pPr>
-        <w:numPr>
-          <w:ilvl w:val="0"/>
-          <w:numId w:val="8"/>
-        </w:numPr>
-      </w:pPr>
-      <w:r>
-        <w:t>produces attributable governance evidence and lifecycle outcomes,</w:t>
-      </w:r>
-    </w:p>
-    <w:p>
-      <w:pPr>
-        <w:numPr>
-          <w:ilvl w:val="0"/>
-          <w:numId w:val="8"/>
-        </w:numPr>
-      </w:pPr>
-      <w:r>
-        <w:t>prevents proposals that no longer satisfy continued admissibility from proceeding to commitment.</w:t>
-      </w:r>
-    </w:p>
-    <w:p>
-      <w:pPr>
-        <w:rPr>
-          <w:b/>
-          <w:bCs/>
-        </w:rPr>
-      </w:pPr>
-      <w:r>
-        <w:rPr>
-          <w:b/>
-          <w:bCs/>
-        </w:rPr>
-        <w:t>Relationships</w:t>
-      </w:r>
-    </w:p>
-    <w:p>
-      <w:r>
-        <w:t>Risk-Based Re-Evaluation:</w:t>
-      </w:r>
-    </w:p>
-    <w:p>
-      <w:pPr>
-        <w:numPr>
-          <w:ilvl w:val="0"/>
-          <w:numId w:val="8"/>
-        </w:numPr>
-      </w:pPr>
-      <w:r>
-        <w:t>operates upon Governed Action Proposals and Proposal Identity,</w:t>
-      </w:r>
-    </w:p>
-    <w:p>
-      <w:pPr>
-        <w:numPr>
-          <w:ilvl w:val="0"/>
-          <w:numId w:val="8"/>
-        </w:numPr>
-      </w:pPr>
-      <w:r>
-        <w:t>invokes the Governance Decision Function,</w:t>
-      </w:r>
-    </w:p>
-    <w:p>
-      <w:pPr>
-        <w:numPr>
-          <w:ilvl w:val="0"/>
-          <w:numId w:val="8"/>
-        </w:numPr>
-      </w:pPr>
-      <w:r>
-        <w:t>depends upon a qualified Governance Context Envelope, Canonical State, and evidence,</w:t>
-      </w:r>
-    </w:p>
-    <w:p>
-      <w:pPr>
-        <w:numPr>
-          <w:ilvl w:val="0"/>
-          <w:numId w:val="8"/>
-        </w:numPr>
-      </w:pPr>
-      <w:r>
-        <w:t>may update Derived Lifecycle State, including Degraded State,</w:t>
-      </w:r>
-    </w:p>
-    <w:p>
-      <w:pPr>
-        <w:numPr>
-          <w:ilvl w:val="0"/>
-          <w:numId w:val="8"/>
-        </w:numPr>
-      </w:pPr>
-      <w:r>
-        <w:t>supports Continuation Integrity and Admissible Path Viability,</w:t>
-      </w:r>
-    </w:p>
-    <w:p>
-      <w:pPr>
-        <w:numPr>
-          <w:ilvl w:val="0"/>
-          <w:numId w:val="8"/>
-        </w:numPr>
-      </w:pPr>
-      <w:r>
-        <w:t>precedes Commit-Bound Admissibility where re-evaluation occurs before commitment.</w:t>
-      </w:r>
-    </w:p>
-    <w:p>
-      <w:pPr>
-        <w:rPr>
-          <w:b/>
-          <w:bCs/>
-        </w:rPr>
-      </w:pPr>
-      <w:r>
-        <w:rPr>
-          <w:b/>
-          <w:bCs/>
-        </w:rPr>
-        <w:t>Applicable Normative Sources</w:t>
-      </w:r>
-    </w:p>
-    <w:p>
-      <w:r>
-        <w:lastRenderedPageBreak/>
-        <w:t>Normative Risk-Based Re-Evaluation behavior is defined by the AGCP Core Specification and CR-122.</w:t>
+        <w:t>contributes to Governance Receipts or Refusal Records.</w:t>
       </w:r>
     </w:p>
     <w:p/>
@@ -6844,7 +7057,7 @@
           <w:b/>
           <w:bCs/>
         </w:rPr>
-        <w:t>4.13A ARM-210 — Governance Realization Function</w:t>
+        <w:t>4.13B ARM-211 — Policy Enforcement Point</w:t>
       </w:r>
     </w:p>
     <w:p>
@@ -6864,12 +7077,12 @@
     </w:p>
     <w:p>
       <w:r>
-        <w:t>The Governance Realization Function is the architectural capability that determines whether a proposed transition may bind under current conditions and coordinates the application of that determination at the Commit Boundary.</w:t>
-      </w:r>
-    </w:p>
-    <w:p>
-      <w:r>
-        <w:t>It connects governance decision, current-state resolution, binding validation, and enforcement without itself being the operational action that mutates authoritative state.</w:t>
+        <w:t>The Policy Enforcement Point (PEP) is the architectural enforcement component positioned so that it can permit or prevent the governed consequence according to the applicable governance decision.</w:t>
+      </w:r>
+    </w:p>
+    <w:p>
+      <w:r>
+        <w:t>A PEP may be realized at an application, service, platform, infrastructure, or other execution boundary, provided that it is authoritative within the defined enforcement scope.</w:t>
       </w:r>
     </w:p>
     <w:p>
@@ -6889,7 +7102,7 @@
     </w:p>
     <w:p>
       <w:r>
-        <w:t>To provide the governance realization layer required to convert an evaluated governance decision into an enforceable bind or refusal outcome.</w:t>
+        <w:t>To ensure that inadmissible actions cannot become operationally real and that permitted actions remain bound to the decision and conditions under which they were admitted.</w:t>
       </w:r>
     </w:p>
     <w:p>
@@ -6909,62 +7122,62 @@
     </w:p>
     <w:p>
       <w:r>
-        <w:t>Governance Realization Function:</w:t>
-      </w:r>
-    </w:p>
-    <w:p>
-      <w:pPr>
-        <w:numPr>
-          <w:ilvl w:val="0"/>
-          <w:numId w:val="8"/>
-        </w:numPr>
-      </w:pPr>
-      <w:r>
-        <w:t>uses the decision applicable to the specific proposal and evaluation horizon,</w:t>
-      </w:r>
-    </w:p>
-    <w:p>
-      <w:pPr>
-        <w:numPr>
-          <w:ilvl w:val="0"/>
-          <w:numId w:val="8"/>
-        </w:numPr>
-      </w:pPr>
-      <w:r>
-        <w:t>uses current Canonical State, authority, evidence, lifecycle, and binding information,</w:t>
-      </w:r>
-    </w:p>
-    <w:p>
-      <w:pPr>
-        <w:numPr>
-          <w:ilvl w:val="0"/>
-          <w:numId w:val="8"/>
-        </w:numPr>
-      </w:pPr>
-      <w:r>
-        <w:t>distinguishes governance realization from operational execution,</w:t>
-      </w:r>
-    </w:p>
-    <w:p>
-      <w:pPr>
-        <w:numPr>
-          <w:ilvl w:val="0"/>
-          <w:numId w:val="8"/>
-        </w:numPr>
-      </w:pPr>
-      <w:r>
-        <w:t>supports positive and structural-refusal outcomes,</w:t>
-      </w:r>
-    </w:p>
-    <w:p>
-      <w:pPr>
-        <w:numPr>
-          <w:ilvl w:val="0"/>
-          <w:numId w:val="8"/>
-        </w:numPr>
-      </w:pPr>
-      <w:r>
-        <w:t>produces attributable evidence.</w:t>
+        <w:t>Policy Enforcement Point:</w:t>
+      </w:r>
+    </w:p>
+    <w:p>
+      <w:pPr>
+        <w:numPr>
+          <w:ilvl w:val="0"/>
+          <w:numId w:val="8"/>
+        </w:numPr>
+      </w:pPr>
+      <w:r>
+        <w:t>mediates every governed execution path within its claimed scope,</w:t>
+      </w:r>
+    </w:p>
+    <w:p>
+      <w:pPr>
+        <w:numPr>
+          <w:ilvl w:val="0"/>
+          <w:numId w:val="8"/>
+        </w:numPr>
+      </w:pPr>
+      <w:r>
+        <w:t>receives sufficient Enforcement Context to apply the decision correctly,</w:t>
+      </w:r>
+    </w:p>
+    <w:p>
+      <w:pPr>
+        <w:numPr>
+          <w:ilvl w:val="0"/>
+          <w:numId w:val="8"/>
+        </w:numPr>
+      </w:pPr>
+      <w:r>
+        <w:t>prevents execution of refused, pending, expired, mismatched, or otherwise inadmissible transitions,</w:t>
+      </w:r>
+    </w:p>
+    <w:p>
+      <w:pPr>
+        <w:numPr>
+          <w:ilvl w:val="0"/>
+          <w:numId w:val="8"/>
+        </w:numPr>
+      </w:pPr>
+      <w:r>
+        <w:t>does not independently broaden authority or admissibility,</w:t>
+      </w:r>
+    </w:p>
+    <w:p>
+      <w:pPr>
+        <w:numPr>
+          <w:ilvl w:val="0"/>
+          <w:numId w:val="8"/>
+        </w:numPr>
+      </w:pPr>
+      <w:r>
+        <w:t>produces enforcement evidence.</w:t>
       </w:r>
     </w:p>
     <w:p>
@@ -6984,51 +7197,51 @@
     </w:p>
     <w:p>
       <w:r>
-        <w:t>Governance Realization Function:</w:t>
-      </w:r>
-    </w:p>
-    <w:p>
-      <w:pPr>
-        <w:numPr>
-          <w:ilvl w:val="0"/>
-          <w:numId w:val="8"/>
-        </w:numPr>
-      </w:pPr>
-      <w:r>
-        <w:t>receives outcomes from the Governance Decision Function,</w:t>
-      </w:r>
-    </w:p>
-    <w:p>
-      <w:pPr>
-        <w:numPr>
-          <w:ilvl w:val="0"/>
-          <w:numId w:val="8"/>
-        </w:numPr>
-      </w:pPr>
-      <w:r>
-        <w:t>coordinates Governance Binding Validation and Commit-Bound Admissibility,</w:t>
-      </w:r>
-    </w:p>
-    <w:p>
-      <w:pPr>
-        <w:numPr>
-          <w:ilvl w:val="0"/>
-          <w:numId w:val="8"/>
-        </w:numPr>
-      </w:pPr>
-      <w:r>
-        <w:t>provides the applicable decision and Enforcement Context to the Policy Enforcement Point,</w:t>
-      </w:r>
-    </w:p>
-    <w:p>
-      <w:pPr>
-        <w:numPr>
-          <w:ilvl w:val="0"/>
-          <w:numId w:val="8"/>
-        </w:numPr>
-      </w:pPr>
-      <w:r>
-        <w:t>contributes to Governance Receipts or Refusal Records.</w:t>
+        <w:t>Policy Enforcement Point:</w:t>
+      </w:r>
+    </w:p>
+    <w:p>
+      <w:pPr>
+        <w:numPr>
+          <w:ilvl w:val="0"/>
+          <w:numId w:val="8"/>
+        </w:numPr>
+      </w:pPr>
+      <w:r>
+        <w:t>operates at or immediately adjacent to the Commit Boundary,</w:t>
+      </w:r>
+    </w:p>
+    <w:p>
+      <w:pPr>
+        <w:numPr>
+          <w:ilvl w:val="0"/>
+          <w:numId w:val="8"/>
+        </w:numPr>
+      </w:pPr>
+      <w:r>
+        <w:t>enforces outcomes of the Governance Realization Function,</w:t>
+      </w:r>
+    </w:p>
+    <w:p>
+      <w:pPr>
+        <w:numPr>
+          <w:ilvl w:val="0"/>
+          <w:numId w:val="8"/>
+        </w:numPr>
+      </w:pPr>
+      <w:r>
+        <w:t>depends upon Governance Enforcement Binding,</w:t>
+      </w:r>
+    </w:p>
+    <w:p>
+      <w:pPr>
+        <w:numPr>
+          <w:ilvl w:val="0"/>
+          <w:numId w:val="8"/>
+        </w:numPr>
+      </w:pPr>
+      <w:r>
+        <w:t>supports Structural Refusal and Non-Bypassable Enforcement.</w:t>
       </w:r>
     </w:p>
     <w:p/>
@@ -7046,7 +7259,7 @@
           <w:b/>
           <w:bCs/>
         </w:rPr>
-        <w:t>4.13B ARM-211 — Policy Enforcement Point</w:t>
+        <w:t>4.13C ARM-212 — Enforcement Context</w:t>
       </w:r>
     </w:p>
     <w:p>
@@ -7067,12 +7280,12 @@
     <w:p>
       <w:r>
         <w:lastRenderedPageBreak/>
-        <w:t>The Policy Enforcement Point (PEP) is the architectural enforcement component positioned so that it can permit or prevent the governed consequence according to the applicable governance decision.</w:t>
-      </w:r>
-    </w:p>
-    <w:p>
-      <w:r>
-        <w:t>A PEP may be realized at an application, service, platform, infrastructure, or other execution boundary, provided that it is authoritative within the defined enforcement scope.</w:t>
+        <w:t>Enforcement Context is the governance information made available to the Policy Enforcement Point so that it can correctly determine whether the specific proposed transition may be permitted to bind.</w:t>
+      </w:r>
+    </w:p>
+    <w:p>
+      <w:r>
+        <w:t>It is the enforcement-facing subset of qualified governance information and does not replace Canonical State, the Governance Context Envelope, or the underlying governance evidence.</w:t>
       </w:r>
     </w:p>
     <w:p>
@@ -7092,7 +7305,7 @@
     </w:p>
     <w:p>
       <w:r>
-        <w:t>To ensure that inadmissible actions cannot become operationally real and that permitted actions remain bound to the decision and conditions under which they were admitted.</w:t>
+        <w:t>To prevent under-informed enforcement and ensure that the PEP can detect proposal, decision, authorization, target, tenant, state, evidence, lifecycle, validity, and scope mismatches.</w:t>
       </w:r>
     </w:p>
     <w:p>
@@ -7112,62 +7325,73 @@
     </w:p>
     <w:p>
       <w:r>
-        <w:t>Policy Enforcement Point:</w:t>
-      </w:r>
-    </w:p>
-    <w:p>
-      <w:pPr>
-        <w:numPr>
-          <w:ilvl w:val="0"/>
-          <w:numId w:val="8"/>
-        </w:numPr>
-      </w:pPr>
-      <w:r>
-        <w:t>mediates every governed execution path within its claimed scope,</w:t>
-      </w:r>
-    </w:p>
-    <w:p>
-      <w:pPr>
-        <w:numPr>
-          <w:ilvl w:val="0"/>
-          <w:numId w:val="8"/>
-        </w:numPr>
-      </w:pPr>
-      <w:r>
-        <w:t>receives sufficient Enforcement Context to apply the decision correctly,</w:t>
-      </w:r>
-    </w:p>
-    <w:p>
-      <w:pPr>
-        <w:numPr>
-          <w:ilvl w:val="0"/>
-          <w:numId w:val="8"/>
-        </w:numPr>
-      </w:pPr>
-      <w:r>
-        <w:t>prevents execution of refused, pending, expired, mismatched, or otherwise inadmissible transitions,</w:t>
-      </w:r>
-    </w:p>
-    <w:p>
-      <w:pPr>
-        <w:numPr>
-          <w:ilvl w:val="0"/>
-          <w:numId w:val="8"/>
-        </w:numPr>
-      </w:pPr>
-      <w:r>
-        <w:t>does not independently broaden authority or admissibility,</w:t>
-      </w:r>
-    </w:p>
-    <w:p>
-      <w:pPr>
-        <w:numPr>
-          <w:ilvl w:val="0"/>
-          <w:numId w:val="8"/>
-        </w:numPr>
-      </w:pPr>
-      <w:r>
-        <w:t>produces enforcement evidence.</w:t>
+        <w:t>Enforcement Context:</w:t>
+      </w:r>
+    </w:p>
+    <w:p>
+      <w:pPr>
+        <w:numPr>
+          <w:ilvl w:val="0"/>
+          <w:numId w:val="8"/>
+        </w:numPr>
+      </w:pPr>
+      <w:r>
+        <w:t>is bound to Proposal Identity and the applicable governance decision,</w:t>
+      </w:r>
+    </w:p>
+    <w:p>
+      <w:pPr>
+        <w:numPr>
+          <w:ilvl w:val="0"/>
+          <w:numId w:val="8"/>
+        </w:numPr>
+      </w:pPr>
+      <w:r>
+        <w:t>identifies target, tenant, scope, and lifecycle conditions,</w:t>
+      </w:r>
+    </w:p>
+    <w:p>
+      <w:pPr>
+        <w:numPr>
+          <w:ilvl w:val="0"/>
+          <w:numId w:val="8"/>
+        </w:numPr>
+      </w:pPr>
+      <w:r>
+        <w:t>references the current Canonical State basis and governance version,</w:t>
+      </w:r>
+    </w:p>
+    <w:p>
+      <w:pPr>
+        <w:numPr>
+          <w:ilvl w:val="0"/>
+          <w:numId w:val="8"/>
+        </w:numPr>
+      </w:pPr>
+      <w:r>
+        <w:t>includes or references required authority and evidence information,</w:t>
+      </w:r>
+    </w:p>
+    <w:p>
+      <w:pPr>
+        <w:numPr>
+          <w:ilvl w:val="0"/>
+          <w:numId w:val="8"/>
+        </w:numPr>
+      </w:pPr>
+      <w:r>
+        <w:t>supports composite bind and dependency information where applicable,</w:t>
+      </w:r>
+    </w:p>
+    <w:p>
+      <w:pPr>
+        <w:numPr>
+          <w:ilvl w:val="0"/>
+          <w:numId w:val="8"/>
+        </w:numPr>
+      </w:pPr>
+      <w:r>
+        <w:t>is integrity-protected and attributable.</w:t>
       </w:r>
     </w:p>
     <w:p>
@@ -7187,51 +7411,51 @@
     </w:p>
     <w:p>
       <w:r>
-        <w:t>Policy Enforcement Point:</w:t>
-      </w:r>
-    </w:p>
-    <w:p>
-      <w:pPr>
-        <w:numPr>
-          <w:ilvl w:val="0"/>
-          <w:numId w:val="8"/>
-        </w:numPr>
-      </w:pPr>
-      <w:r>
-        <w:t>operates at or immediately adjacent to the Commit Boundary,</w:t>
-      </w:r>
-    </w:p>
-    <w:p>
-      <w:pPr>
-        <w:numPr>
-          <w:ilvl w:val="0"/>
-          <w:numId w:val="8"/>
-        </w:numPr>
-      </w:pPr>
-      <w:r>
-        <w:t>enforces outcomes of the Governance Realization Function,</w:t>
-      </w:r>
-    </w:p>
-    <w:p>
-      <w:pPr>
-        <w:numPr>
-          <w:ilvl w:val="0"/>
-          <w:numId w:val="8"/>
-        </w:numPr>
-      </w:pPr>
-      <w:r>
-        <w:t>depends upon Governance Enforcement Binding,</w:t>
-      </w:r>
-    </w:p>
-    <w:p>
-      <w:pPr>
-        <w:numPr>
-          <w:ilvl w:val="0"/>
-          <w:numId w:val="8"/>
-        </w:numPr>
-      </w:pPr>
-      <w:r>
-        <w:t>supports Structural Refusal and Non-Bypassable Enforcement.</w:t>
+        <w:t>Enforcement Context:</w:t>
+      </w:r>
+    </w:p>
+    <w:p>
+      <w:pPr>
+        <w:numPr>
+          <w:ilvl w:val="0"/>
+          <w:numId w:val="8"/>
+        </w:numPr>
+      </w:pPr>
+      <w:r>
+        <w:t>is produced or assembled by the Governance Realization Function,</w:t>
+      </w:r>
+    </w:p>
+    <w:p>
+      <w:pPr>
+        <w:numPr>
+          <w:ilvl w:val="0"/>
+          <w:numId w:val="8"/>
+        </w:numPr>
+      </w:pPr>
+      <w:r>
+        <w:t>is consumed by the Policy Enforcement Point,</w:t>
+      </w:r>
+    </w:p>
+    <w:p>
+      <w:pPr>
+        <w:numPr>
+          <w:ilvl w:val="0"/>
+          <w:numId w:val="8"/>
+        </w:numPr>
+      </w:pPr>
+      <w:r>
+        <w:t>supports Governance Enforcement Binding,</w:t>
+      </w:r>
+    </w:p>
+    <w:p>
+      <w:pPr>
+        <w:numPr>
+          <w:ilvl w:val="0"/>
+          <w:numId w:val="8"/>
+        </w:numPr>
+      </w:pPr>
+      <w:r>
+        <w:t>contributes to Governance Receipts, Refusal Records, and replay.</w:t>
       </w:r>
     </w:p>
     <w:p/>
@@ -7249,7 +7473,7 @@
           <w:b/>
           <w:bCs/>
         </w:rPr>
-        <w:t>4.13C ARM-212 — Enforcement Context</w:t>
+        <w:t>4.13D ARM-213 — Governance Enforcement Binding</w:t>
       </w:r>
     </w:p>
     <w:p>
@@ -7269,33 +7493,33 @@
     </w:p>
     <w:p>
       <w:r>
-        <w:t>Enforcement Context is the governance information made available to the Policy Enforcement Point so that it can correctly determine whether the specific proposed transition may be permitted to bind.</w:t>
-      </w:r>
-    </w:p>
-    <w:p>
-      <w:r>
-        <w:t>It is the enforcement-facing subset of qualified governance information and does not replace Canonical State, the Governance Context Envelope, or the underlying governance evidence.</w:t>
-      </w:r>
-    </w:p>
-    <w:p>
-      <w:pPr>
-        <w:rPr>
-          <w:b/>
-          <w:bCs/>
-        </w:rPr>
-      </w:pPr>
-      <w:r>
-        <w:rPr>
-          <w:b/>
-          <w:bCs/>
-        </w:rPr>
+        <w:t>Governance Enforcement Binding is the property that the decision enforced by the Policy Enforcement Point remains bound to the same proposal, authorization artifact, evidence, target, tenant, policy, Canonical State basis, scope, lifecycle state, validity window, and bind conditions evaluated by governance.</w:t>
+      </w:r>
+    </w:p>
+    <w:p>
+      <w:r>
         <w:lastRenderedPageBreak/>
+        <w:t>It prevents an otherwise valid governance decision from being substituted, detached, replayed against a different context, or bypassed during enforcement.</w:t>
+      </w:r>
+    </w:p>
+    <w:p>
+      <w:pPr>
+        <w:rPr>
+          <w:b/>
+          <w:bCs/>
+        </w:rPr>
+      </w:pPr>
+      <w:r>
+        <w:rPr>
+          <w:b/>
+          <w:bCs/>
+        </w:rPr>
         <w:t>Purpose</w:t>
       </w:r>
     </w:p>
     <w:p>
       <w:r>
-        <w:t>To prevent under-informed enforcement and ensure that the PEP can detect proposal, decision, authorization, target, tenant, state, evidence, lifecycle, validity, and scope mismatches.</w:t>
+        <w:t>To preserve decision integrity across the transition from governance evaluation to enforcement and operational commitment.</w:t>
       </w:r>
     </w:p>
     <w:p>
@@ -7315,73 +7539,62 @@
     </w:p>
     <w:p>
       <w:r>
-        <w:t>Enforcement Context:</w:t>
-      </w:r>
-    </w:p>
-    <w:p>
-      <w:pPr>
-        <w:numPr>
-          <w:ilvl w:val="0"/>
-          <w:numId w:val="8"/>
-        </w:numPr>
-      </w:pPr>
-      <w:r>
-        <w:t>is bound to Proposal Identity and the applicable governance decision,</w:t>
-      </w:r>
-    </w:p>
-    <w:p>
-      <w:pPr>
-        <w:numPr>
-          <w:ilvl w:val="0"/>
-          <w:numId w:val="8"/>
-        </w:numPr>
-      </w:pPr>
-      <w:r>
-        <w:t>identifies target, tenant, scope, and lifecycle conditions,</w:t>
-      </w:r>
-    </w:p>
-    <w:p>
-      <w:pPr>
-        <w:numPr>
-          <w:ilvl w:val="0"/>
-          <w:numId w:val="8"/>
-        </w:numPr>
-      </w:pPr>
-      <w:r>
-        <w:t>references the current Canonical State basis and governance version,</w:t>
-      </w:r>
-    </w:p>
-    <w:p>
-      <w:pPr>
-        <w:numPr>
-          <w:ilvl w:val="0"/>
-          <w:numId w:val="8"/>
-        </w:numPr>
-      </w:pPr>
-      <w:r>
-        <w:t>includes or references required authority and evidence information,</w:t>
-      </w:r>
-    </w:p>
-    <w:p>
-      <w:pPr>
-        <w:numPr>
-          <w:ilvl w:val="0"/>
-          <w:numId w:val="8"/>
-        </w:numPr>
-      </w:pPr>
-      <w:r>
-        <w:t>supports composite bind and dependency information where applicable,</w:t>
-      </w:r>
-    </w:p>
-    <w:p>
-      <w:pPr>
-        <w:numPr>
-          <w:ilvl w:val="0"/>
-          <w:numId w:val="8"/>
-        </w:numPr>
-      </w:pPr>
-      <w:r>
-        <w:t>is integrity-protected and attributable.</w:t>
+        <w:t>Governance Enforcement Binding:</w:t>
+      </w:r>
+    </w:p>
+    <w:p>
+      <w:pPr>
+        <w:numPr>
+          <w:ilvl w:val="0"/>
+          <w:numId w:val="8"/>
+        </w:numPr>
+      </w:pPr>
+      <w:r>
+        <w:t>is proposal-specific and target-specific,</w:t>
+      </w:r>
+    </w:p>
+    <w:p>
+      <w:pPr>
+        <w:numPr>
+          <w:ilvl w:val="0"/>
+          <w:numId w:val="8"/>
+        </w:numPr>
+      </w:pPr>
+      <w:r>
+        <w:t>preserves tenant and governance-domain isolation,</w:t>
+      </w:r>
+    </w:p>
+    <w:p>
+      <w:pPr>
+        <w:numPr>
+          <w:ilvl w:val="0"/>
+          <w:numId w:val="8"/>
+        </w:numPr>
+      </w:pPr>
+      <w:r>
+        <w:t>prevents decision and context substitution,</w:t>
+      </w:r>
+    </w:p>
+    <w:p>
+      <w:pPr>
+        <w:numPr>
+          <w:ilvl w:val="0"/>
+          <w:numId w:val="8"/>
+        </w:numPr>
+      </w:pPr>
+      <w:r>
+        <w:t>prevents stale or mismatched authorization use,</w:t>
+      </w:r>
+    </w:p>
+    <w:p>
+      <w:pPr>
+        <w:numPr>
+          <w:ilvl w:val="0"/>
+          <w:numId w:val="8"/>
+        </w:numPr>
+      </w:pPr>
+      <w:r>
+        <w:t>supports deterministic replay and enforcement verification.</w:t>
       </w:r>
     </w:p>
     <w:p>
@@ -7401,51 +7614,51 @@
     </w:p>
     <w:p>
       <w:r>
-        <w:t>Enforcement Context:</w:t>
-      </w:r>
-    </w:p>
-    <w:p>
-      <w:pPr>
-        <w:numPr>
-          <w:ilvl w:val="0"/>
-          <w:numId w:val="8"/>
-        </w:numPr>
-      </w:pPr>
-      <w:r>
-        <w:t>is produced or assembled by the Governance Realization Function,</w:t>
-      </w:r>
-    </w:p>
-    <w:p>
-      <w:pPr>
-        <w:numPr>
-          <w:ilvl w:val="0"/>
-          <w:numId w:val="8"/>
-        </w:numPr>
-      </w:pPr>
-      <w:r>
-        <w:t>is consumed by the Policy Enforcement Point,</w:t>
-      </w:r>
-    </w:p>
-    <w:p>
-      <w:pPr>
-        <w:numPr>
-          <w:ilvl w:val="0"/>
-          <w:numId w:val="8"/>
-        </w:numPr>
-      </w:pPr>
-      <w:r>
-        <w:t>supports Governance Enforcement Binding,</w:t>
-      </w:r>
-    </w:p>
-    <w:p>
-      <w:pPr>
-        <w:numPr>
-          <w:ilvl w:val="0"/>
-          <w:numId w:val="8"/>
-        </w:numPr>
-      </w:pPr>
-      <w:r>
-        <w:t>contributes to Governance Receipts, Refusal Records, and replay.</w:t>
+        <w:t>Governance Enforcement Binding:</w:t>
+      </w:r>
+    </w:p>
+    <w:p>
+      <w:pPr>
+        <w:numPr>
+          <w:ilvl w:val="0"/>
+          <w:numId w:val="8"/>
+        </w:numPr>
+      </w:pPr>
+      <w:r>
+        <w:t>depends upon Governance Binding Validation and Enforcement Context,</w:t>
+      </w:r>
+    </w:p>
+    <w:p>
+      <w:pPr>
+        <w:numPr>
+          <w:ilvl w:val="0"/>
+          <w:numId w:val="8"/>
+        </w:numPr>
+      </w:pPr>
+      <w:r>
+        <w:t>connects the Governance Realization Function to the Policy Enforcement Point,</w:t>
+      </w:r>
+    </w:p>
+    <w:p>
+      <w:pPr>
+        <w:numPr>
+          <w:ilvl w:val="0"/>
+          <w:numId w:val="8"/>
+        </w:numPr>
+      </w:pPr>
+      <w:r>
+        <w:t>supports Non-Bypassable Enforcement,</w:t>
+      </w:r>
+    </w:p>
+    <w:p>
+      <w:pPr>
+        <w:numPr>
+          <w:ilvl w:val="0"/>
+          <w:numId w:val="8"/>
+        </w:numPr>
+      </w:pPr>
+      <w:r>
+        <w:t>is evidenced by Governance Receipts or Refusal Records.</w:t>
       </w:r>
     </w:p>
     <w:p/>
@@ -7463,7 +7676,7 @@
           <w:b/>
           <w:bCs/>
         </w:rPr>
-        <w:t>4.13D ARM-213 — Governance Enforcement Binding</w:t>
+        <w:t>4.13E ARM-214 — Admissible Set</w:t>
       </w:r>
     </w:p>
     <w:p>
@@ -7483,12 +7696,12 @@
     </w:p>
     <w:p>
       <w:r>
-        <w:t>Governance Enforcement Binding is the property that the decision enforced by the Policy Enforcement Point remains bound to the same proposal, authorization artifact, evidence, target, tenant, policy, Canonical State basis, scope, lifecycle state, validity window, and bind conditions evaluated by governance.</w:t>
-      </w:r>
-    </w:p>
-    <w:p>
-      <w:r>
-        <w:t>It prevents an otherwise valid governance decision from being substituted, detached, replayed against a different context, or bypassed during enforcement.</w:t>
+        <w:t>An Admissible Set is the set of proposed transitions that satisfy runtime-governance conditions under current governance reality.</w:t>
+      </w:r>
+    </w:p>
+    <w:p>
+      <w:r>
+        <w:t>Multiple transitions may be individually admissible while not all remain eligible for commitment after ordering, interaction, dependency, conflict, resource, and current-state conditions are considered. An Admissible Set is therefore not a final commitment decision.</w:t>
       </w:r>
     </w:p>
     <w:p>
@@ -7508,7 +7721,7 @@
     </w:p>
     <w:p>
       <w:r>
-        <w:t>To preserve decision integrity across the transition from governance evaluation to enforcement and operational commitment.</w:t>
+        <w:t>To represent multiple simultaneously admissible futures without conflating individual admissibility with selection or commitment.</w:t>
       </w:r>
     </w:p>
     <w:p>
@@ -7529,62 +7742,62 @@
     <w:p>
       <w:r>
         <w:lastRenderedPageBreak/>
-        <w:t>Governance Enforcement Binding:</w:t>
-      </w:r>
-    </w:p>
-    <w:p>
-      <w:pPr>
-        <w:numPr>
-          <w:ilvl w:val="0"/>
-          <w:numId w:val="8"/>
-        </w:numPr>
-      </w:pPr>
-      <w:r>
-        <w:t>is proposal-specific and target-specific,</w:t>
-      </w:r>
-    </w:p>
-    <w:p>
-      <w:pPr>
-        <w:numPr>
-          <w:ilvl w:val="0"/>
-          <w:numId w:val="8"/>
-        </w:numPr>
-      </w:pPr>
-      <w:r>
-        <w:t>preserves tenant and governance-domain isolation,</w:t>
-      </w:r>
-    </w:p>
-    <w:p>
-      <w:pPr>
-        <w:numPr>
-          <w:ilvl w:val="0"/>
-          <w:numId w:val="8"/>
-        </w:numPr>
-      </w:pPr>
-      <w:r>
-        <w:t>prevents decision and context substitution,</w:t>
-      </w:r>
-    </w:p>
-    <w:p>
-      <w:pPr>
-        <w:numPr>
-          <w:ilvl w:val="0"/>
-          <w:numId w:val="8"/>
-        </w:numPr>
-      </w:pPr>
-      <w:r>
-        <w:t>prevents stale or mismatched authorization use,</w:t>
-      </w:r>
-    </w:p>
-    <w:p>
-      <w:pPr>
-        <w:numPr>
-          <w:ilvl w:val="0"/>
-          <w:numId w:val="8"/>
-        </w:numPr>
-      </w:pPr>
-      <w:r>
-        <w:t>supports deterministic replay and enforcement verification.</w:t>
+        <w:t>Admissible Set:</w:t>
+      </w:r>
+    </w:p>
+    <w:p>
+      <w:pPr>
+        <w:numPr>
+          <w:ilvl w:val="0"/>
+          <w:numId w:val="8"/>
+        </w:numPr>
+      </w:pPr>
+      <w:r>
+        <w:t>is evaluated for a defined governance horizon,</w:t>
+      </w:r>
+    </w:p>
+    <w:p>
+      <w:pPr>
+        <w:numPr>
+          <w:ilvl w:val="0"/>
+          <w:numId w:val="8"/>
+        </w:numPr>
+      </w:pPr>
+      <w:r>
+        <w:t>contains one or more currently admissible candidate transitions,</w:t>
+      </w:r>
+    </w:p>
+    <w:p>
+      <w:pPr>
+        <w:numPr>
+          <w:ilvl w:val="0"/>
+          <w:numId w:val="8"/>
+        </w:numPr>
+      </w:pPr>
+      <w:r>
+        <w:t>preserves proposal-specific governance binding,</w:t>
+      </w:r>
+    </w:p>
+    <w:p>
+      <w:pPr>
+        <w:numPr>
+          <w:ilvl w:val="0"/>
+          <w:numId w:val="8"/>
+        </w:numPr>
+      </w:pPr>
+      <w:r>
+        <w:t>supports concurrency and conflict analysis,</w:t>
+      </w:r>
+    </w:p>
+    <w:p>
+      <w:pPr>
+        <w:numPr>
+          <w:ilvl w:val="0"/>
+          <w:numId w:val="8"/>
+        </w:numPr>
+      </w:pPr>
+      <w:r>
+        <w:t>is resolved through Deterministic Adjudication when candidates contend.</w:t>
       </w:r>
     </w:p>
     <w:p>
@@ -7604,51 +7817,51 @@
     </w:p>
     <w:p>
       <w:r>
-        <w:t>Governance Enforcement Binding:</w:t>
-      </w:r>
-    </w:p>
-    <w:p>
-      <w:pPr>
-        <w:numPr>
-          <w:ilvl w:val="0"/>
-          <w:numId w:val="8"/>
-        </w:numPr>
-      </w:pPr>
-      <w:r>
-        <w:t>depends upon Governance Binding Validation and Enforcement Context,</w:t>
-      </w:r>
-    </w:p>
-    <w:p>
-      <w:pPr>
-        <w:numPr>
-          <w:ilvl w:val="0"/>
-          <w:numId w:val="8"/>
-        </w:numPr>
-      </w:pPr>
-      <w:r>
-        <w:t>connects the Governance Realization Function to the Policy Enforcement Point,</w:t>
-      </w:r>
-    </w:p>
-    <w:p>
-      <w:pPr>
-        <w:numPr>
-          <w:ilvl w:val="0"/>
-          <w:numId w:val="8"/>
-        </w:numPr>
-      </w:pPr>
-      <w:r>
-        <w:t>supports Non-Bypassable Enforcement,</w:t>
-      </w:r>
-    </w:p>
-    <w:p>
-      <w:pPr>
-        <w:numPr>
-          <w:ilvl w:val="0"/>
-          <w:numId w:val="8"/>
-        </w:numPr>
-      </w:pPr>
-      <w:r>
-        <w:t>is evidenced by Governance Receipts or Refusal Records.</w:t>
+        <w:t>Admissible Set:</w:t>
+      </w:r>
+    </w:p>
+    <w:p>
+      <w:pPr>
+        <w:numPr>
+          <w:ilvl w:val="0"/>
+          <w:numId w:val="8"/>
+        </w:numPr>
+      </w:pPr>
+      <w:r>
+        <w:t>is produced by governance evaluation,</w:t>
+      </w:r>
+    </w:p>
+    <w:p>
+      <w:pPr>
+        <w:numPr>
+          <w:ilvl w:val="0"/>
+          <w:numId w:val="8"/>
+        </w:numPr>
+      </w:pPr>
+      <w:r>
+        <w:t>depends upon Commit-Bound Admissibility,</w:t>
+      </w:r>
+    </w:p>
+    <w:p>
+      <w:pPr>
+        <w:numPr>
+          <w:ilvl w:val="0"/>
+          <w:numId w:val="8"/>
+        </w:numPr>
+      </w:pPr>
+      <w:r>
+        <w:t>may include simple or composite proposals,</w:t>
+      </w:r>
+    </w:p>
+    <w:p>
+      <w:pPr>
+        <w:numPr>
+          <w:ilvl w:val="0"/>
+          <w:numId w:val="8"/>
+        </w:numPr>
+      </w:pPr>
+      <w:r>
+        <w:t>is consumed by Deterministic Adjudication.</w:t>
       </w:r>
     </w:p>
     <w:p/>
@@ -7666,7 +7879,7 @@
           <w:b/>
           <w:bCs/>
         </w:rPr>
-        <w:t>4.13E ARM-214 — Admissible Set</w:t>
+        <w:t>4.13F ARM-215 — Deterministic Adjudication</w:t>
       </w:r>
     </w:p>
     <w:p>
@@ -7686,12 +7899,12 @@
     </w:p>
     <w:p>
       <w:r>
-        <w:t>An Admissible Set is the set of proposed transitions that satisfy runtime-governance conditions under current governance reality.</w:t>
-      </w:r>
-    </w:p>
-    <w:p>
-      <w:r>
-        <w:t>Multiple transitions may be individually admissible while not all remain eligible for commitment after ordering, interaction, dependency, conflict, resource, and current-state conditions are considered. An Admissible Set is therefore not a final commitment decision.</w:t>
+        <w:t>Deterministic Adjudication is the governance process that resolves which transition, if any, may bind when multiple admissible transitions contend for the same governance horizon.</w:t>
+      </w:r>
+    </w:p>
+    <w:p>
+      <w:r>
+        <w:t>The adjudication result is derived from qualified governance inputs such as ordering, conflict, dependency, resource, priority, state, and applicable policy conditions rather than arrival timing or implementation-specific behavior alone.</w:t>
       </w:r>
     </w:p>
     <w:p>
@@ -7711,7 +7924,7 @@
     </w:p>
     <w:p>
       <w:r>
-        <w:t>To represent multiple simultaneously admissible futures without conflating individual admissibility with selection or commitment.</w:t>
+        <w:t>To preserve consistent governance outcomes under concurrent evaluation and competing admissible futures.</w:t>
       </w:r>
     </w:p>
     <w:p>
@@ -7731,51 +7944,51 @@
     </w:p>
     <w:p>
       <w:r>
-        <w:t>Admissible Set:</w:t>
-      </w:r>
-    </w:p>
-    <w:p>
-      <w:pPr>
-        <w:numPr>
-          <w:ilvl w:val="0"/>
-          <w:numId w:val="8"/>
-        </w:numPr>
-      </w:pPr>
-      <w:r>
-        <w:t>is evaluated for a defined governance horizon,</w:t>
-      </w:r>
-    </w:p>
-    <w:p>
-      <w:pPr>
-        <w:numPr>
-          <w:ilvl w:val="0"/>
-          <w:numId w:val="8"/>
-        </w:numPr>
-      </w:pPr>
-      <w:r>
-        <w:t>contains one or more currently admissible candidate transitions,</w:t>
-      </w:r>
-    </w:p>
-    <w:p>
-      <w:pPr>
-        <w:numPr>
-          <w:ilvl w:val="0"/>
-          <w:numId w:val="8"/>
-        </w:numPr>
-      </w:pPr>
-      <w:r>
-        <w:t>preserves proposal-specific governance binding,</w:t>
-      </w:r>
-    </w:p>
-    <w:p>
-      <w:pPr>
-        <w:numPr>
-          <w:ilvl w:val="0"/>
-          <w:numId w:val="8"/>
-        </w:numPr>
-      </w:pPr>
-      <w:r>
-        <w:t>supports concurrency and conflict analysis,</w:t>
+        <w:t>Deterministic Adjudication:</w:t>
+      </w:r>
+    </w:p>
+    <w:p>
+      <w:pPr>
+        <w:numPr>
+          <w:ilvl w:val="0"/>
+          <w:numId w:val="8"/>
+        </w:numPr>
+      </w:pPr>
+      <w:r>
+        <w:t>operates on an Admissible Set,</w:t>
+      </w:r>
+    </w:p>
+    <w:p>
+      <w:pPr>
+        <w:numPr>
+          <w:ilvl w:val="0"/>
+          <w:numId w:val="8"/>
+        </w:numPr>
+      </w:pPr>
+      <w:r>
+        <w:t>uses explicit governance-significant ordering and conflict conditions,</w:t>
+      </w:r>
+    </w:p>
+    <w:p>
+      <w:pPr>
+        <w:numPr>
+          <w:ilvl w:val="0"/>
+          <w:numId w:val="8"/>
+        </w:numPr>
+      </w:pPr>
+      <w:r>
+        <w:t>produces equivalent outcomes for equivalent qualified inputs,</w:t>
+      </w:r>
+    </w:p>
+    <w:p>
+      <w:pPr>
+        <w:numPr>
+          <w:ilvl w:val="0"/>
+          <w:numId w:val="8"/>
+        </w:numPr>
+      </w:pPr>
+      <w:r>
+        <w:t>is node and transport independent,</w:t>
       </w:r>
     </w:p>
     <w:p>
@@ -7787,7 +8000,7 @@
       </w:pPr>
       <w:r>
         <w:lastRenderedPageBreak/>
-        <w:t>is resolved through Deterministic Adjudication when candidates contend.</w:t>
+        <w:t>supports replay and independent verification.</w:t>
       </w:r>
     </w:p>
     <w:p>
@@ -7807,51 +8020,51 @@
     </w:p>
     <w:p>
       <w:r>
-        <w:t>Admissible Set:</w:t>
-      </w:r>
-    </w:p>
-    <w:p>
-      <w:pPr>
-        <w:numPr>
-          <w:ilvl w:val="0"/>
-          <w:numId w:val="8"/>
-        </w:numPr>
-      </w:pPr>
-      <w:r>
-        <w:t>is produced by governance evaluation,</w:t>
-      </w:r>
-    </w:p>
-    <w:p>
-      <w:pPr>
-        <w:numPr>
-          <w:ilvl w:val="0"/>
-          <w:numId w:val="8"/>
-        </w:numPr>
-      </w:pPr>
-      <w:r>
-        <w:t>depends upon Commit-Bound Admissibility,</w:t>
-      </w:r>
-    </w:p>
-    <w:p>
-      <w:pPr>
-        <w:numPr>
-          <w:ilvl w:val="0"/>
-          <w:numId w:val="8"/>
-        </w:numPr>
-      </w:pPr>
-      <w:r>
-        <w:t>may include simple or composite proposals,</w:t>
-      </w:r>
-    </w:p>
-    <w:p>
-      <w:pPr>
-        <w:numPr>
-          <w:ilvl w:val="0"/>
-          <w:numId w:val="8"/>
-        </w:numPr>
-      </w:pPr>
-      <w:r>
-        <w:t>is consumed by Deterministic Adjudication.</w:t>
+        <w:t>Deterministic Adjudication:</w:t>
+      </w:r>
+    </w:p>
+    <w:p>
+      <w:pPr>
+        <w:numPr>
+          <w:ilvl w:val="0"/>
+          <w:numId w:val="8"/>
+        </w:numPr>
+      </w:pPr>
+      <w:r>
+        <w:t>follows Admissible Set determination,</w:t>
+      </w:r>
+    </w:p>
+    <w:p>
+      <w:pPr>
+        <w:numPr>
+          <w:ilvl w:val="0"/>
+          <w:numId w:val="8"/>
+        </w:numPr>
+      </w:pPr>
+      <w:r>
+        <w:t>may use Governance Dependency Graphs and Resulting-State Validation,</w:t>
+      </w:r>
+    </w:p>
+    <w:p>
+      <w:pPr>
+        <w:numPr>
+          <w:ilvl w:val="0"/>
+          <w:numId w:val="8"/>
+        </w:numPr>
+      </w:pPr>
+      <w:r>
+        <w:t>determines which properly bound transition may proceed toward commitment,</w:t>
+      </w:r>
+    </w:p>
+    <w:p>
+      <w:pPr>
+        <w:numPr>
+          <w:ilvl w:val="0"/>
+          <w:numId w:val="8"/>
+        </w:numPr>
+      </w:pPr>
+      <w:r>
+        <w:t>contributes to Governance Evidence.</w:t>
       </w:r>
     </w:p>
     <w:p/>
@@ -7869,7 +8082,7 @@
           <w:b/>
           <w:bCs/>
         </w:rPr>
-        <w:t>4.13F ARM-215 — Deterministic Adjudication</w:t>
+        <w:t>4.13G ARM-216 — Composite Coupling Semantics</w:t>
       </w:r>
     </w:p>
     <w:p>
@@ -7889,12 +8102,12 @@
     </w:p>
     <w:p>
       <w:r>
-        <w:t>Deterministic Adjudication is the governance process that resolves which transition, if any, may bind when multiple admissible transitions contend for the same governance horizon.</w:t>
-      </w:r>
-    </w:p>
-    <w:p>
-      <w:r>
-        <w:t>The adjudication result is derived from qualified governance inputs such as ordering, conflict, dependency, resource, priority, state, and applicable policy conditions rather than arrival timing or implementation-specific behavior alone.</w:t>
+        <w:t>Composite Coupling Semantics classify the binding relationships among governed sub-transitions of a composite proposal as weakly coupled, strongly coupled, or otherwise explicitly governed.</w:t>
+      </w:r>
+    </w:p>
+    <w:p>
+      <w:r>
+        <w:t>Strong coupling requires designated sub-transitions or dependencies to bind together or in a required order. Weak coupling may permit independent binding only when the approved executable subset preserves parent-proposal admissibility.</w:t>
       </w:r>
     </w:p>
     <w:p>
@@ -7914,7 +8127,7 @@
     </w:p>
     <w:p>
       <w:r>
-        <w:t>To preserve consistent governance outcomes under concurrent evaluation and competing admissible futures.</w:t>
+        <w:t>To make the conditions governing complete and partial composite binding explicit and machine-evaluable.</w:t>
       </w:r>
     </w:p>
     <w:p>
@@ -7934,62 +8147,62 @@
     </w:p>
     <w:p>
       <w:r>
-        <w:t>Deterministic Adjudication:</w:t>
-      </w:r>
-    </w:p>
-    <w:p>
-      <w:pPr>
-        <w:numPr>
-          <w:ilvl w:val="0"/>
-          <w:numId w:val="8"/>
-        </w:numPr>
-      </w:pPr>
-      <w:r>
-        <w:t>operates on an Admissible Set,</w:t>
-      </w:r>
-    </w:p>
-    <w:p>
-      <w:pPr>
-        <w:numPr>
-          <w:ilvl w:val="0"/>
-          <w:numId w:val="8"/>
-        </w:numPr>
-      </w:pPr>
-      <w:r>
-        <w:t>uses explicit governance-significant ordering and conflict conditions,</w:t>
-      </w:r>
-    </w:p>
-    <w:p>
-      <w:pPr>
-        <w:numPr>
-          <w:ilvl w:val="0"/>
-          <w:numId w:val="8"/>
-        </w:numPr>
-      </w:pPr>
-      <w:r>
-        <w:t>produces equivalent outcomes for equivalent qualified inputs,</w:t>
-      </w:r>
-    </w:p>
-    <w:p>
-      <w:pPr>
-        <w:numPr>
-          <w:ilvl w:val="0"/>
-          <w:numId w:val="8"/>
-        </w:numPr>
-      </w:pPr>
-      <w:r>
-        <w:t>is node and transport independent,</w:t>
-      </w:r>
-    </w:p>
-    <w:p>
-      <w:pPr>
-        <w:numPr>
-          <w:ilvl w:val="0"/>
-          <w:numId w:val="8"/>
-        </w:numPr>
-      </w:pPr>
-      <w:r>
-        <w:t>supports replay and independent verification.</w:t>
+        <w:t>Composite Coupling Semantics:</w:t>
+      </w:r>
+    </w:p>
+    <w:p>
+      <w:pPr>
+        <w:numPr>
+          <w:ilvl w:val="0"/>
+          <w:numId w:val="8"/>
+        </w:numPr>
+      </w:pPr>
+      <w:r>
+        <w:t>is declared for a composite proposal or its dependency relationships,</w:t>
+      </w:r>
+    </w:p>
+    <w:p>
+      <w:pPr>
+        <w:numPr>
+          <w:ilvl w:val="0"/>
+          <w:numId w:val="8"/>
+        </w:numPr>
+      </w:pPr>
+      <w:r>
+        <w:t>distinguishes mandatory joint binding from conditionally independent binding,</w:t>
+      </w:r>
+    </w:p>
+    <w:p>
+      <w:pPr>
+        <w:numPr>
+          <w:ilvl w:val="0"/>
+          <w:numId w:val="8"/>
+        </w:numPr>
+      </w:pPr>
+      <w:r>
+        <w:t>constrains executable-subset selection,</w:t>
+      </w:r>
+    </w:p>
+    <w:p>
+      <w:pPr>
+        <w:numPr>
+          <w:ilvl w:val="0"/>
+          <w:numId w:val="8"/>
+        </w:numPr>
+      </w:pPr>
+      <w:r>
+        <w:t>supports re-evaluation when dependency conditions change,</w:t>
+      </w:r>
+    </w:p>
+    <w:p>
+      <w:pPr>
+        <w:numPr>
+          <w:ilvl w:val="0"/>
+          <w:numId w:val="8"/>
+        </w:numPr>
+      </w:pPr>
+      <w:r>
+        <w:t>supports replay and audit.</w:t>
       </w:r>
     </w:p>
     <w:p>
@@ -8009,29 +8222,29 @@
     </w:p>
     <w:p>
       <w:r>
-        <w:t>Deterministic Adjudication:</w:t>
-      </w:r>
-    </w:p>
-    <w:p>
-      <w:pPr>
-        <w:numPr>
-          <w:ilvl w:val="0"/>
-          <w:numId w:val="8"/>
-        </w:numPr>
-      </w:pPr>
-      <w:r>
-        <w:t>follows Admissible Set determination,</w:t>
-      </w:r>
-    </w:p>
-    <w:p>
-      <w:pPr>
-        <w:numPr>
-          <w:ilvl w:val="0"/>
-          <w:numId w:val="8"/>
-        </w:numPr>
-      </w:pPr>
-      <w:r>
-        <w:t>may use Governance Dependency Graphs and Resulting-State Validation,</w:t>
+        <w:t>Composite Coupling Semantics:</w:t>
+      </w:r>
+    </w:p>
+    <w:p>
+      <w:pPr>
+        <w:numPr>
+          <w:ilvl w:val="0"/>
+          <w:numId w:val="8"/>
+        </w:numPr>
+      </w:pPr>
+      <w:r>
+        <w:t>constrains Bind Sets and Governance Dependency Graphs,</w:t>
+      </w:r>
+    </w:p>
+    <w:p>
+      <w:pPr>
+        <w:numPr>
+          <w:ilvl w:val="0"/>
+          <w:numId w:val="8"/>
+        </w:numPr>
+      </w:pPr>
+      <w:r>
+        <w:t>is evaluated by Governance Binding Validation,</w:t>
       </w:r>
     </w:p>
     <w:p>
@@ -8043,18 +8256,7 @@
       </w:pPr>
       <w:r>
         <w:lastRenderedPageBreak/>
-        <w:t>determines which properly bound transition may proceed toward commitment,</w:t>
-      </w:r>
-    </w:p>
-    <w:p>
-      <w:pPr>
-        <w:numPr>
-          <w:ilvl w:val="0"/>
-          <w:numId w:val="8"/>
-        </w:numPr>
-      </w:pPr>
-      <w:r>
-        <w:t>contributes to Governance Evidence.</w:t>
+        <w:t>supports Partial-Bind Admissibility and Resulting-State Validation.</w:t>
       </w:r>
     </w:p>
     <w:p/>
@@ -8072,7 +8274,7 @@
           <w:b/>
           <w:bCs/>
         </w:rPr>
-        <w:t>4.13G ARM-216 — Composite Coupling Semantics</w:t>
+        <w:t>4.13H ARM-217 — Partial-Bind Admissibility</w:t>
       </w:r>
     </w:p>
     <w:p>
@@ -8092,12 +8294,12 @@
     </w:p>
     <w:p>
       <w:r>
-        <w:t>Composite Coupling Semantics classify the binding relationships among governed sub-transitions of a composite proposal as weakly coupled, strongly coupled, or otherwise explicitly governed.</w:t>
-      </w:r>
-    </w:p>
-    <w:p>
-      <w:r>
-        <w:t>Strong coupling requires designated sub-transitions or dependencies to bind together or in a required order. Weak coupling may permit independent binding only when the approved executable subset preserves parent-proposal admissibility.</w:t>
+        <w:t>Partial-Bind Admissibility is the determination that binding fewer than all governed sub-transitions of a composite proposal preserves the admissibility of the parent proposal.</w:t>
+      </w:r>
+    </w:p>
+    <w:p>
+      <w:r>
+        <w:t>It depends upon declared coupling semantics, dependency preservation, current authority, qualified evidence, current Canonical State, applicable policy and invariants, and acceptability of the resulting aggregate state.</w:t>
       </w:r>
     </w:p>
     <w:p>
@@ -8117,7 +8319,7 @@
     </w:p>
     <w:p>
       <w:r>
-        <w:t>To make the conditions governing complete and partial composite binding explicit and machine-evaluable.</w:t>
+        <w:t>To ensure that partial execution is explicitly governed rather than occurring as an accidental consequence of failed or incomplete composite enforcement.</w:t>
       </w:r>
     </w:p>
     <w:p>
@@ -8137,62 +8339,62 @@
     </w:p>
     <w:p>
       <w:r>
-        <w:t>Composite Coupling Semantics:</w:t>
-      </w:r>
-    </w:p>
-    <w:p>
-      <w:pPr>
-        <w:numPr>
-          <w:ilvl w:val="0"/>
-          <w:numId w:val="8"/>
-        </w:numPr>
-      </w:pPr>
-      <w:r>
-        <w:t>is declared for a composite proposal or its dependency relationships,</w:t>
-      </w:r>
-    </w:p>
-    <w:p>
-      <w:pPr>
-        <w:numPr>
-          <w:ilvl w:val="0"/>
-          <w:numId w:val="8"/>
-        </w:numPr>
-      </w:pPr>
-      <w:r>
-        <w:t>distinguishes mandatory joint binding from conditionally independent binding,</w:t>
-      </w:r>
-    </w:p>
-    <w:p>
-      <w:pPr>
-        <w:numPr>
-          <w:ilvl w:val="0"/>
-          <w:numId w:val="8"/>
-        </w:numPr>
-      </w:pPr>
-      <w:r>
-        <w:t>constrains executable-subset selection,</w:t>
-      </w:r>
-    </w:p>
-    <w:p>
-      <w:pPr>
-        <w:numPr>
-          <w:ilvl w:val="0"/>
-          <w:numId w:val="8"/>
-        </w:numPr>
-      </w:pPr>
-      <w:r>
-        <w:t>supports re-evaluation when dependency conditions change,</w:t>
-      </w:r>
-    </w:p>
-    <w:p>
-      <w:pPr>
-        <w:numPr>
-          <w:ilvl w:val="0"/>
-          <w:numId w:val="8"/>
-        </w:numPr>
-      </w:pPr>
-      <w:r>
-        <w:t>supports replay and audit.</w:t>
+        <w:t>Partial-Bind Admissibility:</w:t>
+      </w:r>
+    </w:p>
+    <w:p>
+      <w:pPr>
+        <w:numPr>
+          <w:ilvl w:val="0"/>
+          <w:numId w:val="8"/>
+        </w:numPr>
+      </w:pPr>
+      <w:r>
+        <w:t>identifies the approved executable subset,</w:t>
+      </w:r>
+    </w:p>
+    <w:p>
+      <w:pPr>
+        <w:numPr>
+          <w:ilvl w:val="0"/>
+          <w:numId w:val="8"/>
+        </w:numPr>
+      </w:pPr>
+      <w:r>
+        <w:t>preserves required dependencies and ordering,</w:t>
+      </w:r>
+    </w:p>
+    <w:p>
+      <w:pPr>
+        <w:numPr>
+          <w:ilvl w:val="0"/>
+          <w:numId w:val="8"/>
+        </w:numPr>
+      </w:pPr>
+      <w:r>
+        <w:t>preserves parent and sub-transition governance binding,</w:t>
+      </w:r>
+    </w:p>
+    <w:p>
+      <w:pPr>
+        <w:numPr>
+          <w:ilvl w:val="0"/>
+          <w:numId w:val="8"/>
+        </w:numPr>
+      </w:pPr>
+      <w:r>
+        <w:t>requires Resulting-State Validation,</w:t>
+      </w:r>
+    </w:p>
+    <w:p>
+      <w:pPr>
+        <w:numPr>
+          <w:ilvl w:val="0"/>
+          <w:numId w:val="8"/>
+        </w:numPr>
+      </w:pPr>
+      <w:r>
+        <w:t>supports refusal of an inadmissible partial bind.</w:t>
       </w:r>
     </w:p>
     <w:p>
@@ -8212,40 +8414,51 @@
     </w:p>
     <w:p>
       <w:r>
-        <w:t>Composite Coupling Semantics:</w:t>
-      </w:r>
-    </w:p>
-    <w:p>
-      <w:pPr>
-        <w:numPr>
-          <w:ilvl w:val="0"/>
-          <w:numId w:val="8"/>
-        </w:numPr>
-      </w:pPr>
-      <w:r>
-        <w:t>constrains Bind Sets and Governance Dependency Graphs,</w:t>
-      </w:r>
-    </w:p>
-    <w:p>
-      <w:pPr>
-        <w:numPr>
-          <w:ilvl w:val="0"/>
-          <w:numId w:val="8"/>
-        </w:numPr>
-      </w:pPr>
-      <w:r>
-        <w:t>is evaluated by Governance Binding Validation,</w:t>
-      </w:r>
-    </w:p>
-    <w:p>
-      <w:pPr>
-        <w:numPr>
-          <w:ilvl w:val="0"/>
-          <w:numId w:val="8"/>
-        </w:numPr>
-      </w:pPr>
-      <w:r>
-        <w:t>supports Partial-Bind Admissibility and Resulting-State Validation.</w:t>
+        <w:t>Partial-Bind Admissibility:</w:t>
+      </w:r>
+    </w:p>
+    <w:p>
+      <w:pPr>
+        <w:numPr>
+          <w:ilvl w:val="0"/>
+          <w:numId w:val="8"/>
+        </w:numPr>
+      </w:pPr>
+      <w:r>
+        <w:t>uses Composite Coupling Semantics and the Governance Dependency Graph,</w:t>
+      </w:r>
+    </w:p>
+    <w:p>
+      <w:pPr>
+        <w:numPr>
+          <w:ilvl w:val="0"/>
+          <w:numId w:val="8"/>
+        </w:numPr>
+      </w:pPr>
+      <w:r>
+        <w:t>is evaluated through Commit-Bound Admissibility and Governance Binding Validation,</w:t>
+      </w:r>
+    </w:p>
+    <w:p>
+      <w:pPr>
+        <w:numPr>
+          <w:ilvl w:val="0"/>
+          <w:numId w:val="8"/>
+        </w:numPr>
+      </w:pPr>
+      <w:r>
+        <w:t>constrains Policy Enforcement Point behavior,</w:t>
+      </w:r>
+    </w:p>
+    <w:p>
+      <w:pPr>
+        <w:numPr>
+          <w:ilvl w:val="0"/>
+          <w:numId w:val="8"/>
+        </w:numPr>
+      </w:pPr>
+      <w:r>
+        <w:t>contributes to Governance Receipts or Refusal Records.</w:t>
       </w:r>
     </w:p>
     <w:p/>
@@ -8263,195 +8476,34 @@
           <w:b/>
           <w:bCs/>
         </w:rPr>
-        <w:t>4.13H ARM-217 — Partial-Bind Admissibility</w:t>
-      </w:r>
-    </w:p>
-    <w:p>
-      <w:pPr>
-        <w:rPr>
-          <w:b/>
-          <w:bCs/>
-        </w:rPr>
-      </w:pPr>
-      <w:r>
-        <w:rPr>
-          <w:b/>
-          <w:bCs/>
-        </w:rPr>
-        <w:t>Definition</w:t>
+        <w:t>4.1</w:t>
+      </w:r>
+      <w:r>
+        <w:rPr>
+          <w:b/>
+          <w:bCs/>
+        </w:rPr>
+        <w:t>4</w:t>
+      </w:r>
+      <w:r>
+        <w:rPr>
+          <w:b/>
+          <w:bCs/>
+        </w:rPr>
+        <w:t xml:space="preserve"> Summary</w:t>
+      </w:r>
+    </w:p>
+    <w:p>
+      <w:r>
+        <w:t>The Execution Model defines the architectural semantics governing execution within AGCP.</w:t>
       </w:r>
     </w:p>
     <w:p>
       <w:r>
         <w:lastRenderedPageBreak/>
-        <w:t>Partial-Bind Admissibility is the determination that binding fewer than all governed sub-transitions of a composite proposal preserves the admissibility of the parent proposal.</w:t>
-      </w:r>
-    </w:p>
-    <w:p>
-      <w:r>
-        <w:t>It depends upon declared coupling semantics, dependency preservation, current authority, qualified evidence, current Canonical State, applicable policy and invariants, and acceptability of the resulting aggregate state.</w:t>
-      </w:r>
-    </w:p>
-    <w:p>
-      <w:pPr>
-        <w:rPr>
-          <w:b/>
-          <w:bCs/>
-        </w:rPr>
-      </w:pPr>
-      <w:r>
-        <w:rPr>
-          <w:b/>
-          <w:bCs/>
-        </w:rPr>
-        <w:t>Purpose</w:t>
-      </w:r>
-    </w:p>
-    <w:p>
-      <w:r>
-        <w:t>To ensure that partial execution is explicitly governed rather than occurring as an accidental consequence of failed or incomplete composite enforcement.</w:t>
-      </w:r>
-    </w:p>
-    <w:p>
-      <w:pPr>
-        <w:rPr>
-          <w:b/>
-          <w:bCs/>
-        </w:rPr>
-      </w:pPr>
-      <w:r>
-        <w:rPr>
-          <w:b/>
-          <w:bCs/>
-        </w:rPr>
-        <w:t>Architectural Characteristics</w:t>
-      </w:r>
-    </w:p>
-    <w:p>
-      <w:r>
-        <w:t>Partial-Bind Admissibility:</w:t>
-      </w:r>
-    </w:p>
-    <w:p>
-      <w:pPr>
-        <w:numPr>
-          <w:ilvl w:val="0"/>
-          <w:numId w:val="8"/>
-        </w:numPr>
-      </w:pPr>
-      <w:r>
-        <w:t>identifies the approved executable subset,</w:t>
-      </w:r>
-    </w:p>
-    <w:p>
-      <w:pPr>
-        <w:numPr>
-          <w:ilvl w:val="0"/>
-          <w:numId w:val="8"/>
-        </w:numPr>
-      </w:pPr>
-      <w:r>
-        <w:t>preserves required dependencies and ordering,</w:t>
-      </w:r>
-    </w:p>
-    <w:p>
-      <w:pPr>
-        <w:numPr>
-          <w:ilvl w:val="0"/>
-          <w:numId w:val="8"/>
-        </w:numPr>
-      </w:pPr>
-      <w:r>
-        <w:t>preserves parent and sub-transition governance binding,</w:t>
-      </w:r>
-    </w:p>
-    <w:p>
-      <w:pPr>
-        <w:numPr>
-          <w:ilvl w:val="0"/>
-          <w:numId w:val="8"/>
-        </w:numPr>
-      </w:pPr>
-      <w:r>
-        <w:t>requires Resulting-State Validation,</w:t>
-      </w:r>
-    </w:p>
-    <w:p>
-      <w:pPr>
-        <w:numPr>
-          <w:ilvl w:val="0"/>
-          <w:numId w:val="8"/>
-        </w:numPr>
-      </w:pPr>
-      <w:r>
-        <w:t>supports refusal of an inadmissible partial bind.</w:t>
-      </w:r>
-    </w:p>
-    <w:p>
-      <w:pPr>
-        <w:rPr>
-          <w:b/>
-          <w:bCs/>
-        </w:rPr>
-      </w:pPr>
-      <w:r>
-        <w:rPr>
-          <w:b/>
-          <w:bCs/>
-        </w:rPr>
-        <w:t>Relationships</w:t>
-      </w:r>
-    </w:p>
-    <w:p>
-      <w:r>
-        <w:t>Partial-Bind Admissibility:</w:t>
-      </w:r>
-    </w:p>
-    <w:p>
-      <w:pPr>
-        <w:numPr>
-          <w:ilvl w:val="0"/>
-          <w:numId w:val="8"/>
-        </w:numPr>
-      </w:pPr>
-      <w:r>
-        <w:t>uses Composite Coupling Semantics and the Governance Dependency Graph,</w:t>
-      </w:r>
-    </w:p>
-    <w:p>
-      <w:pPr>
-        <w:numPr>
-          <w:ilvl w:val="0"/>
-          <w:numId w:val="8"/>
-        </w:numPr>
-      </w:pPr>
-      <w:r>
-        <w:t>is evaluated through Commit-Bound Admissibility and Governance Binding Validation,</w:t>
-      </w:r>
-    </w:p>
-    <w:p>
-      <w:pPr>
-        <w:numPr>
-          <w:ilvl w:val="0"/>
-          <w:numId w:val="8"/>
-        </w:numPr>
-      </w:pPr>
-      <w:r>
-        <w:t>constrains Policy Enforcement Point behavior,</w:t>
-      </w:r>
-    </w:p>
-    <w:p>
-      <w:pPr>
-        <w:numPr>
-          <w:ilvl w:val="0"/>
-          <w:numId w:val="8"/>
-        </w:numPr>
-      </w:pPr>
-      <w:r>
-        <w:t>contributes to Governance Receipts or Refusal Records.</w:t>
-      </w:r>
-    </w:p>
-    <w:p/>
+        <w:t>By distinguishing proposal, evaluation, admissible-set determination, adjudication, governance realization, enforcement, commitment, and resulting-state assessment, the model establishes a deterministic execution architecture capable of governing simple, competing, and composite execution scenarios while preserving governance binding and architectural integrity.</w:t>
+      </w:r>
+    </w:p>
     <w:p>
       <w:pPr>
         <w:keepNext/>
@@ -8466,48 +8518,6 @@
           <w:b/>
           <w:bCs/>
         </w:rPr>
-        <w:t>4.1</w:t>
-      </w:r>
-      <w:r>
-        <w:rPr>
-          <w:b/>
-          <w:bCs/>
-        </w:rPr>
-        <w:t>4</w:t>
-      </w:r>
-      <w:r>
-        <w:rPr>
-          <w:b/>
-          <w:bCs/>
-        </w:rPr>
-        <w:t xml:space="preserve"> Summary</w:t>
-      </w:r>
-    </w:p>
-    <w:p>
-      <w:r>
-        <w:t>The Execution Model defines the architectural semantics governing execution within AGCP.</w:t>
-      </w:r>
-    </w:p>
-    <w:p>
-      <w:r>
-        <w:t>By distinguishing proposal, evaluation, admissible-set determination, adjudication, governance realization, enforcement, commitment, and resulting-state assessment, the model establishes a deterministic execution architecture capable of governing simple, competing, and composite execution scenarios while preserving governance binding and architectural integrity.</w:t>
-      </w:r>
-    </w:p>
-    <w:p>
-      <w:pPr>
-        <w:keepNext/>
-        <w:keepLines/>
-        <w:rPr>
-          <w:b/>
-          <w:bCs/>
-        </w:rPr>
-      </w:pPr>
-      <w:r>
-        <w:rPr>
-          <w:b/>
-          <w:bCs/>
-        </w:rPr>
-        <w:lastRenderedPageBreak/>
         <w:t>Chapter 5 — Authority Model</w:t>
       </w:r>
     </w:p>
@@ -8584,7 +8594,21 @@
           <w:b/>
           <w:bCs/>
         </w:rPr>
-        <w:t>AP-1</w:t>
+        <w:t>A</w:t>
+      </w:r>
+      <w:r>
+        <w:rPr>
+          <w:b/>
+          <w:bCs/>
+        </w:rPr>
+        <w:t>UTH-</w:t>
+      </w:r>
+      <w:r>
+        <w:rPr>
+          <w:b/>
+          <w:bCs/>
+        </w:rPr>
+        <w:t>P-1</w:t>
       </w:r>
     </w:p>
     <w:p>
@@ -8611,7 +8635,21 @@
           <w:b/>
           <w:bCs/>
         </w:rPr>
-        <w:t>AP-2</w:t>
+        <w:t>A</w:t>
+      </w:r>
+      <w:r>
+        <w:rPr>
+          <w:b/>
+          <w:bCs/>
+        </w:rPr>
+        <w:t>UTH-</w:t>
+      </w:r>
+      <w:r>
+        <w:rPr>
+          <w:b/>
+          <w:bCs/>
+        </w:rPr>
+        <w:t>P-2</w:t>
       </w:r>
     </w:p>
     <w:p>
@@ -8638,7 +8676,21 @@
           <w:b/>
           <w:bCs/>
         </w:rPr>
-        <w:t>AP-3</w:t>
+        <w:t>A</w:t>
+      </w:r>
+      <w:r>
+        <w:rPr>
+          <w:b/>
+          <w:bCs/>
+        </w:rPr>
+        <w:t>UTH-</w:t>
+      </w:r>
+      <w:r>
+        <w:rPr>
+          <w:b/>
+          <w:bCs/>
+        </w:rPr>
+        <w:t>P-3</w:t>
       </w:r>
     </w:p>
     <w:p>
@@ -8665,7 +8717,21 @@
           <w:b/>
           <w:bCs/>
         </w:rPr>
-        <w:t>AP-4</w:t>
+        <w:t>A</w:t>
+      </w:r>
+      <w:r>
+        <w:rPr>
+          <w:b/>
+          <w:bCs/>
+        </w:rPr>
+        <w:t>UTH-</w:t>
+      </w:r>
+      <w:r>
+        <w:rPr>
+          <w:b/>
+          <w:bCs/>
+        </w:rPr>
+        <w:t>P-4</w:t>
       </w:r>
     </w:p>
     <w:p>
@@ -8675,6 +8741,7 @@
     </w:p>
     <w:p>
       <w:r>
+        <w:lastRenderedPageBreak/>
         <w:pict w14:anchorId="23650FCC">
           <v:rect id="_x0000_i1045" style="width:0;height:1.5pt" o:hralign="center" o:hrstd="t" o:hr="t" fillcolor="#a0a0a0" stroked="f"/>
         </w:pict>
@@ -8692,7 +8759,21 @@
           <w:b/>
           <w:bCs/>
         </w:rPr>
-        <w:t>AP-5</w:t>
+        <w:t>A</w:t>
+      </w:r>
+      <w:r>
+        <w:rPr>
+          <w:b/>
+          <w:bCs/>
+        </w:rPr>
+        <w:t>UTH-</w:t>
+      </w:r>
+      <w:r>
+        <w:rPr>
+          <w:b/>
+          <w:bCs/>
+        </w:rPr>
+        <w:t>P-5</w:t>
       </w:r>
     </w:p>
     <w:p>
@@ -8719,8 +8800,21 @@
           <w:b/>
           <w:bCs/>
         </w:rPr>
-        <w:lastRenderedPageBreak/>
-        <w:t>AP-6</w:t>
+        <w:t>A</w:t>
+      </w:r>
+      <w:r>
+        <w:rPr>
+          <w:b/>
+          <w:bCs/>
+        </w:rPr>
+        <w:t>UTH-</w:t>
+      </w:r>
+      <w:r>
+        <w:rPr>
+          <w:b/>
+          <w:bCs/>
+        </w:rPr>
+        <w:t>P-6</w:t>
       </w:r>
     </w:p>
     <w:p>
@@ -9097,6 +9191,7 @@
           </w:tcPr>
           <w:p>
             <w:r>
+              <w:lastRenderedPageBreak/>
               <w:t>ARM-306</w:t>
             </w:r>
           </w:p>
@@ -9194,202 +9289,202 @@
           <w:b/>
           <w:bCs/>
         </w:rPr>
+        <w:t>5.5 ARM-301 — Authority Model</w:t>
+      </w:r>
+    </w:p>
+    <w:p>
+      <w:pPr>
+        <w:rPr>
+          <w:b/>
+          <w:bCs/>
+        </w:rPr>
+      </w:pPr>
+      <w:r>
+        <w:rPr>
+          <w:b/>
+          <w:bCs/>
+        </w:rPr>
+        <w:t>Definition</w:t>
+      </w:r>
+    </w:p>
+    <w:p>
+      <w:r>
+        <w:t>The Authority Model defines the architectural relationships governing whether a specific proposed transition possesses sufficient authority at commitment to proceed toward operational realization.</w:t>
+      </w:r>
+    </w:p>
+    <w:p>
+      <w:r>
+        <w:t>Authority is a proposal-specific governance property derived from current identity, authorization, delegation, approval, policy, evidence, Canonical State, target, tenant, lifecycle, scope, and validity conditions.</w:t>
+      </w:r>
+    </w:p>
+    <w:p>
+      <w:pPr>
+        <w:rPr>
+          <w:b/>
+          <w:bCs/>
+        </w:rPr>
+      </w:pPr>
+      <w:r>
+        <w:rPr>
+          <w:b/>
+          <w:bCs/>
+        </w:rPr>
+        <w:t>Purpose</w:t>
+      </w:r>
+    </w:p>
+    <w:p>
+      <w:r>
+        <w:t>To ensure that executable authority reflects current governance reality rather than a historical, portable, or identity-only permission assumption.</w:t>
+      </w:r>
+    </w:p>
+    <w:p>
+      <w:pPr>
+        <w:rPr>
+          <w:b/>
+          <w:bCs/>
+        </w:rPr>
+      </w:pPr>
+      <w:r>
+        <w:rPr>
+          <w:b/>
+          <w:bCs/>
+        </w:rPr>
+        <w:t>Architectural Characteristics</w:t>
+      </w:r>
+    </w:p>
+    <w:p>
+      <w:r>
+        <w:t>Authority Model:</w:t>
+      </w:r>
+    </w:p>
+    <w:p>
+      <w:pPr>
+        <w:numPr>
+          <w:ilvl w:val="0"/>
+          <w:numId w:val="8"/>
+        </w:numPr>
+      </w:pPr>
+      <w:r>
+        <w:t>derives authority for a specific proposal and target,</w:t>
+      </w:r>
+    </w:p>
+    <w:p>
+      <w:pPr>
+        <w:numPr>
+          <w:ilvl w:val="0"/>
+          <w:numId w:val="8"/>
+        </w:numPr>
+      </w:pPr>
+      <w:r>
+        <w:t>evaluates authority at the Commit Boundary,</w:t>
+      </w:r>
+    </w:p>
+    <w:p>
+      <w:pPr>
+        <w:numPr>
+          <w:ilvl w:val="0"/>
+          <w:numId w:val="8"/>
+        </w:numPr>
+      </w:pPr>
+      <w:r>
+        <w:t>separates authority from authentication and authorization artifacts,</w:t>
+      </w:r>
+    </w:p>
+    <w:p>
+      <w:pPr>
+        <w:numPr>
+          <w:ilvl w:val="0"/>
+          <w:numId w:val="8"/>
+        </w:numPr>
+      </w:pPr>
+      <w:r>
+        <w:t>includes tenant, domain, lifecycle, and validity boundaries,</w:t>
+      </w:r>
+    </w:p>
+    <w:p>
+      <w:pPr>
+        <w:numPr>
+          <w:ilvl w:val="0"/>
+          <w:numId w:val="8"/>
+        </w:numPr>
+      </w:pPr>
+      <w:r>
+        <w:t>supports deterministic replay and lineage.</w:t>
+      </w:r>
+    </w:p>
+    <w:p>
+      <w:pPr>
+        <w:rPr>
+          <w:b/>
+          <w:bCs/>
+        </w:rPr>
+      </w:pPr>
+      <w:r>
+        <w:rPr>
+          <w:b/>
+          <w:bCs/>
+        </w:rPr>
+        <w:t>Relationships</w:t>
+      </w:r>
+    </w:p>
+    <w:p>
+      <w:r>
+        <w:t>Authority Model:</w:t>
+      </w:r>
+    </w:p>
+    <w:p>
+      <w:pPr>
+        <w:numPr>
+          <w:ilvl w:val="0"/>
+          <w:numId w:val="8"/>
+        </w:numPr>
+      </w:pPr>
+      <w:r>
+        <w:t>depends upon Canonical State and qualified evidence,</w:t>
+      </w:r>
+    </w:p>
+    <w:p>
+      <w:pPr>
+        <w:numPr>
+          <w:ilvl w:val="0"/>
+          <w:numId w:val="8"/>
+        </w:numPr>
+      </w:pPr>
+      <w:r>
+        <w:t>references the Governance Context Envelope,</w:t>
+      </w:r>
+    </w:p>
+    <w:p>
+      <w:pPr>
+        <w:numPr>
+          <w:ilvl w:val="0"/>
+          <w:numId w:val="8"/>
+        </w:numPr>
+      </w:pPr>
+      <w:r>
+        <w:t>evaluates delegation, approval, revocation, scope, and lineage,</w:t>
+      </w:r>
+    </w:p>
+    <w:p>
+      <w:pPr>
+        <w:numPr>
+          <w:ilvl w:val="0"/>
+          <w:numId w:val="8"/>
+        </w:numPr>
+      </w:pPr>
+      <w:r>
+        <w:t>invokes Authority Re-Derivation,</w:t>
+      </w:r>
+    </w:p>
+    <w:p>
+      <w:pPr>
+        <w:numPr>
+          <w:ilvl w:val="0"/>
+          <w:numId w:val="8"/>
+        </w:numPr>
+      </w:pPr>
+      <w:r>
         <w:lastRenderedPageBreak/>
-        <w:t>5.5 ARM-301 — Authority Model</w:t>
-      </w:r>
-    </w:p>
-    <w:p>
-      <w:pPr>
-        <w:rPr>
-          <w:b/>
-          <w:bCs/>
-        </w:rPr>
-      </w:pPr>
-      <w:r>
-        <w:rPr>
-          <w:b/>
-          <w:bCs/>
-        </w:rPr>
-        <w:t>Definition</w:t>
-      </w:r>
-    </w:p>
-    <w:p>
-      <w:r>
-        <w:t>The Authority Model defines the architectural relationships governing whether a specific proposed transition possesses sufficient authority at commitment to proceed toward operational realization.</w:t>
-      </w:r>
-    </w:p>
-    <w:p>
-      <w:r>
-        <w:t>Authority is a proposal-specific governance property derived from current identity, authorization, delegation, approval, policy, evidence, Canonical State, target, tenant, lifecycle, scope, and validity conditions.</w:t>
-      </w:r>
-    </w:p>
-    <w:p>
-      <w:pPr>
-        <w:rPr>
-          <w:b/>
-          <w:bCs/>
-        </w:rPr>
-      </w:pPr>
-      <w:r>
-        <w:rPr>
-          <w:b/>
-          <w:bCs/>
-        </w:rPr>
-        <w:t>Purpose</w:t>
-      </w:r>
-    </w:p>
-    <w:p>
-      <w:r>
-        <w:t>To ensure that executable authority reflects current governance reality rather than a historical, portable, or identity-only permission assumption.</w:t>
-      </w:r>
-    </w:p>
-    <w:p>
-      <w:pPr>
-        <w:rPr>
-          <w:b/>
-          <w:bCs/>
-        </w:rPr>
-      </w:pPr>
-      <w:r>
-        <w:rPr>
-          <w:b/>
-          <w:bCs/>
-        </w:rPr>
-        <w:t>Architectural Characteristics</w:t>
-      </w:r>
-    </w:p>
-    <w:p>
-      <w:r>
-        <w:t>Authority Model:</w:t>
-      </w:r>
-    </w:p>
-    <w:p>
-      <w:pPr>
-        <w:numPr>
-          <w:ilvl w:val="0"/>
-          <w:numId w:val="8"/>
-        </w:numPr>
-      </w:pPr>
-      <w:r>
-        <w:t>derives authority for a specific proposal and target,</w:t>
-      </w:r>
-    </w:p>
-    <w:p>
-      <w:pPr>
-        <w:numPr>
-          <w:ilvl w:val="0"/>
-          <w:numId w:val="8"/>
-        </w:numPr>
-      </w:pPr>
-      <w:r>
-        <w:t>evaluates authority at the Commit Boundary,</w:t>
-      </w:r>
-    </w:p>
-    <w:p>
-      <w:pPr>
-        <w:numPr>
-          <w:ilvl w:val="0"/>
-          <w:numId w:val="8"/>
-        </w:numPr>
-      </w:pPr>
-      <w:r>
-        <w:t>separates authority from authentication and authorization artifacts,</w:t>
-      </w:r>
-    </w:p>
-    <w:p>
-      <w:pPr>
-        <w:numPr>
-          <w:ilvl w:val="0"/>
-          <w:numId w:val="8"/>
-        </w:numPr>
-      </w:pPr>
-      <w:r>
-        <w:t>includes tenant, domain, lifecycle, and validity boundaries,</w:t>
-      </w:r>
-    </w:p>
-    <w:p>
-      <w:pPr>
-        <w:numPr>
-          <w:ilvl w:val="0"/>
-          <w:numId w:val="8"/>
-        </w:numPr>
-      </w:pPr>
-      <w:r>
-        <w:t>supports deterministic replay and lineage.</w:t>
-      </w:r>
-    </w:p>
-    <w:p>
-      <w:pPr>
-        <w:rPr>
-          <w:b/>
-          <w:bCs/>
-        </w:rPr>
-      </w:pPr>
-      <w:r>
-        <w:rPr>
-          <w:b/>
-          <w:bCs/>
-        </w:rPr>
-        <w:t>Relationships</w:t>
-      </w:r>
-    </w:p>
-    <w:p>
-      <w:r>
-        <w:t>Authority Model:</w:t>
-      </w:r>
-    </w:p>
-    <w:p>
-      <w:pPr>
-        <w:numPr>
-          <w:ilvl w:val="0"/>
-          <w:numId w:val="8"/>
-        </w:numPr>
-      </w:pPr>
-      <w:r>
-        <w:t>depends upon Canonical State and qualified evidence,</w:t>
-      </w:r>
-    </w:p>
-    <w:p>
-      <w:pPr>
-        <w:numPr>
-          <w:ilvl w:val="0"/>
-          <w:numId w:val="8"/>
-        </w:numPr>
-      </w:pPr>
-      <w:r>
-        <w:t>references the Governance Context Envelope,</w:t>
-      </w:r>
-    </w:p>
-    <w:p>
-      <w:pPr>
-        <w:numPr>
-          <w:ilvl w:val="0"/>
-          <w:numId w:val="8"/>
-        </w:numPr>
-      </w:pPr>
-      <w:r>
-        <w:t>evaluates delegation, approval, revocation, scope, and lineage,</w:t>
-      </w:r>
-    </w:p>
-    <w:p>
-      <w:pPr>
-        <w:numPr>
-          <w:ilvl w:val="0"/>
-          <w:numId w:val="8"/>
-        </w:numPr>
-      </w:pPr>
-      <w:r>
-        <w:t>invokes Authority Re-Derivation,</w:t>
-      </w:r>
-    </w:p>
-    <w:p>
-      <w:pPr>
-        <w:numPr>
-          <w:ilvl w:val="0"/>
-          <w:numId w:val="8"/>
-        </w:numPr>
-      </w:pPr>
-      <w:r>
         <w:t>contributes to Commit-Bound Admissibility and Governance Binding Validation.</w:t>
       </w:r>
     </w:p>
@@ -9433,7 +9528,6 @@
     </w:p>
     <w:p>
       <w:r>
-        <w:lastRenderedPageBreak/>
         <w:t>Previously evaluated authority, standing permission, approval, delegation, or authorization artifact may contribute evidence but is not assumed to remain valid or to constitute executable authority.</w:t>
       </w:r>
     </w:p>
@@ -9631,6 +9725,7 @@
     </w:p>
     <w:p>
       <w:r>
+        <w:lastRenderedPageBreak/>
         <w:t>The Delegation Model defines the architectural representation, validation, and lineage of authority delegated from one governance principal to another.</w:t>
       </w:r>
     </w:p>
@@ -9676,7 +9771,6 @@
     </w:p>
     <w:p>
       <w:r>
-        <w:lastRenderedPageBreak/>
         <w:t>Delegation Model:</w:t>
       </w:r>
     </w:p>
@@ -9870,6 +9964,7 @@
     </w:p>
     <w:p>
       <w:r>
+        <w:lastRenderedPageBreak/>
         <w:t>To ensure authority at commitment reflects current governance conditions when permissions are withdrawn, tenants are suspended or decommissioned, subjects cease to exist, or supporting conditions otherwise terminate.</w:t>
       </w:r>
     </w:p>
@@ -9923,7 +10018,6 @@
         </w:numPr>
       </w:pPr>
       <w:r>
-        <w:lastRenderedPageBreak/>
         <w:t>supports deterministic replay,</w:t>
       </w:r>
     </w:p>
@@ -10126,6 +10220,7 @@
         </w:numPr>
       </w:pPr>
       <w:r>
+        <w:lastRenderedPageBreak/>
         <w:t>is constrained by action type and requested effect,</w:t>
       </w:r>
     </w:p>
@@ -10190,7 +10285,6 @@
         </w:numPr>
       </w:pPr>
       <w:r>
-        <w:lastRenderedPageBreak/>
         <w:t>supports Governance Binding Validation and Enforcement Context,</w:t>
       </w:r>
     </w:p>
@@ -10393,6 +10487,7 @@
         </w:numPr>
       </w:pPr>
       <w:r>
+        <w:lastRenderedPageBreak/>
         <w:t>supports Governance Binding Validation, Governance Domain Isolation, and Autonomous Coordination Bounds.</w:t>
       </w:r>
     </w:p>
@@ -10431,7 +10526,6 @@
     </w:p>
     <w:p>
       <w:r>
-        <w:lastRenderedPageBreak/>
         <w:t>Recursive Authority Containment is the property that delegated, autonomous, or multi-agent execution cannot expand authority beyond explicitly governed limits through recursive calls, delegation chains, generated sub-actions, tool use, or coordination.</w:t>
       </w:r>
     </w:p>
@@ -10634,6 +10728,7 @@
     </w:p>
     <w:p>
       <w:r>
+        <w:lastRenderedPageBreak/>
         <w:t>Authority Lineage is the attributable chain through which the evidentiary basis for authority is derived, delegated, approved, constrained, revoked, and re-established for a specific proposed transition.</w:t>
       </w:r>
     </w:p>
@@ -10659,7 +10754,6 @@
     </w:p>
     <w:p>
       <w:r>
-        <w:lastRenderedPageBreak/>
         <w:t>To preserve complete attribution and reconstructability of authority across lifecycle transitions, handoffs, agents, and governance domains.</w:t>
       </w:r>
     </w:p>
@@ -10828,6 +10922,7 @@
           <w:b/>
           <w:bCs/>
         </w:rPr>
+        <w:lastRenderedPageBreak/>
         <w:t>Chapter 6 — Canonical State Model</w:t>
       </w:r>
     </w:p>
@@ -10855,11 +10950,7 @@
     </w:p>
     <w:p>
       <w:r>
-        <w:t xml:space="preserve">Canonical State represents the authoritative governance reality against which proposed operational transitions are evaluated immediately prior to execution commitment. It </w:t>
-      </w:r>
-      <w:r>
-        <w:lastRenderedPageBreak/>
-        <w:t>distinguishes governance truth from runtime observations, cached context, transient telemetry, and inferred operational state.</w:t>
+        <w:t>Canonical State represents the authoritative governance reality against which proposed operational transitions are evaluated immediately prior to execution commitment. It distinguishes governance truth from runtime observations, cached context, transient telemetry, and inferred operational state.</w:t>
       </w:r>
     </w:p>
     <w:p>
@@ -11048,6 +11139,7 @@
     </w:p>
     <w:p>
       <w:r>
+        <w:lastRenderedPageBreak/>
         <w:t>Canonical State preserves governance consistency.</w:t>
       </w:r>
     </w:p>
@@ -11470,6 +11562,7 @@
           </w:tcPr>
           <w:p>
             <w:r>
+              <w:lastRenderedPageBreak/>
               <w:t>ARM-407</w:t>
             </w:r>
           </w:p>
@@ -11558,7 +11651,6 @@
     </w:p>
     <w:p>
       <w:r>
-        <w:lastRenderedPageBreak/>
         <w:t>Canonical State is the authoritative governance representation of operational reality used to evaluate admissibility and re-derive authority at the Commit Boundary.</w:t>
       </w:r>
     </w:p>
@@ -11724,6 +11816,11 @@
       </w:pPr>
       <w:r>
         <w:t>supports Risk-Based Re-Evaluation and Derived Lifecycle State.</w:t>
+      </w:r>
+    </w:p>
+    <w:p>
+      <w:r>
+        <w:t>ARM-401 provides the Canonical State Model view of the architectural object introduced as ARM-103. It does not define a separate object type.</w:t>
       </w:r>
     </w:p>
     <w:p/>
@@ -11786,7 +11883,6 @@
     </w:p>
     <w:p>
       <w:r>
-        <w:lastRenderedPageBreak/>
         <w:t>To prevent governance decisions from relying upon stale, incomplete, conflicting, unprovenanced, misordered, or otherwise unsuitable state.</w:t>
       </w:r>
     </w:p>
@@ -11969,6 +12065,7 @@
     </w:p>
     <w:p>
       <w:r>
+        <w:lastRenderedPageBreak/>
         <w:t>Freshness is evaluated relative to the state source, risk, action, validity window, and governance decision horizon rather than assumed from retrieval alone.</w:t>
       </w:r>
     </w:p>
@@ -12053,7 +12150,6 @@
         </w:numPr>
       </w:pPr>
       <w:r>
-        <w:lastRenderedPageBreak/>
         <w:t>mitigates time-of-check/time-of-use inconsistency,</w:t>
       </w:r>
     </w:p>
@@ -12234,6 +12330,7 @@
         </w:numPr>
       </w:pPr>
       <w:r>
+        <w:lastRenderedPageBreak/>
         <w:t>produces one coherent state basis for an evaluation horizon,</w:t>
       </w:r>
     </w:p>
@@ -12500,6 +12597,7 @@
         </w:numPr>
       </w:pPr>
       <w:r>
+        <w:lastRenderedPageBreak/>
         <w:t>supports Governance Evidence, Cryptographic Integrity, and Deterministic Replay.</w:t>
       </w:r>
     </w:p>
@@ -12558,7 +12656,6 @@
           <w:b/>
           <w:bCs/>
         </w:rPr>
-        <w:lastRenderedPageBreak/>
         <w:t>Purpose</w:t>
       </w:r>
     </w:p>
@@ -12771,7 +12868,6 @@
     </w:p>
     <w:p>
       <w:r>
-        <w:lastRenderedPageBreak/>
         <w:t>To eliminate mutable lifecycle variables that may drift from governance history and to support external retrieval, replay, and conformance verification.</w:t>
       </w:r>
     </w:p>
@@ -12954,6 +13050,7 @@
     </w:p>
     <w:p>
       <w:r>
+        <w:lastRenderedPageBreak/>
         <w:t>Runtime observations, the Governance Context Envelope, and agent beliefs do not supersede Canonical State.</w:t>
       </w:r>
     </w:p>
@@ -13016,7 +13113,6 @@
         </w:numPr>
       </w:pPr>
       <w:r>
-        <w:lastRenderedPageBreak/>
         <w:t>gives qualified Canonical State precedence over telemetry and local assumptions,</w:t>
       </w:r>
     </w:p>
@@ -13170,6 +13266,7 @@
     </w:p>
     <w:p>
       <w:r>
+        <w:lastRenderedPageBreak/>
         <w:t>Governance Compilation transforms human governance intent into machine-evaluable governance representations suitable for Commit-Bound evaluation.</w:t>
       </w:r>
     </w:p>
@@ -13224,7 +13321,6 @@
     </w:p>
     <w:p>
       <w:r>
-        <w:lastRenderedPageBreak/>
         <w:t>Human governance intent is transformed into machine-evaluable governance semantics prior to runtime evaluation.</w:t>
       </w:r>
     </w:p>
@@ -13410,6 +13506,7 @@
         </w:numPr>
       </w:pPr>
       <w:r>
+        <w:lastRenderedPageBreak/>
         <w:t>Policy, constraints, invariants, refusal, escalation, and commit rules,</w:t>
       </w:r>
     </w:p>
@@ -13947,6 +14044,7 @@
     </w:p>
     <w:p>
       <w:r>
+        <w:lastRenderedPageBreak/>
         <w:t>Governance Compilation is the architectural process that transforms human governance intent into machine-evaluable governance semantics suitable for runtime evaluation.</w:t>
       </w:r>
     </w:p>
@@ -14003,7 +14101,6 @@
         </w:numPr>
       </w:pPr>
       <w:r>
-        <w:lastRenderedPageBreak/>
         <w:t>transforms governance intent into machine-evaluable semantics,</w:t>
       </w:r>
     </w:p>
@@ -14190,6 +14287,7 @@
           <w:b/>
           <w:bCs/>
         </w:rPr>
+        <w:lastRenderedPageBreak/>
         <w:t>Architectural Characteristics</w:t>
       </w:r>
     </w:p>
@@ -14270,7 +14368,6 @@
     </w:p>
     <w:p>
       <w:r>
-        <w:lastRenderedPageBreak/>
         <w:t>Compiled Governance Artifact:</w:t>
       </w:r>
     </w:p>
@@ -14464,6 +14561,7 @@
         </w:numPr>
       </w:pPr>
       <w:r>
+        <w:lastRenderedPageBreak/>
         <w:t xml:space="preserve">supports reproducible compilation. </w:t>
       </w:r>
     </w:p>
@@ -14548,7 +14646,6 @@
           <w:b/>
           <w:bCs/>
         </w:rPr>
-        <w:lastRenderedPageBreak/>
         <w:t>7.8 ARM-504 — Domain Constraint Set</w:t>
       </w:r>
     </w:p>
@@ -14751,6 +14848,7 @@
           <w:b/>
           <w:bCs/>
         </w:rPr>
+        <w:lastRenderedPageBreak/>
         <w:t>7.9 ARM-505 — Execution Constraint Set</w:t>
       </w:r>
     </w:p>
@@ -14803,7 +14901,6 @@
     </w:p>
     <w:p>
       <w:r>
-        <w:lastRenderedPageBreak/>
         <w:pict w14:anchorId="50F720A5">
           <v:rect id="_x0000_i1070" style="width:0;height:1.5pt" o:hralign="center" o:hrstd="t" o:hr="t" fillcolor="#a0a0a0" stroked="f"/>
         </w:pict>
@@ -15006,6 +15103,7 @@
     </w:p>
     <w:p>
       <w:r>
+        <w:lastRenderedPageBreak/>
         <w:pict w14:anchorId="6FEBB5BB">
           <v:rect id="_x0000_i1074" style="width:0;height:1.5pt" o:hralign="center" o:hrstd="t" o:hr="t" fillcolor="#a0a0a0" stroked="f"/>
         </w:pict>
@@ -15094,7 +15192,6 @@
           <w:b/>
           <w:bCs/>
         </w:rPr>
-        <w:lastRenderedPageBreak/>
         <w:t>Relationships</w:t>
       </w:r>
     </w:p>
@@ -15266,6 +15363,7 @@
         </w:numPr>
       </w:pPr>
       <w:r>
+        <w:lastRenderedPageBreak/>
         <w:t>preserves the prior authoritative version if activation fails,</w:t>
       </w:r>
     </w:p>
@@ -15352,7 +15450,6 @@
         </w:numPr>
       </w:pPr>
       <w:r>
-        <w:lastRenderedPageBreak/>
         <w:t>precedes Commit-Bound evaluation.</w:t>
       </w:r>
     </w:p>
@@ -15538,6 +15635,7 @@
         </w:numPr>
       </w:pPr>
       <w:r>
+        <w:lastRenderedPageBreak/>
         <w:t xml:space="preserve">references Compilation Context, </w:t>
       </w:r>
     </w:p>
@@ -15609,7 +15707,6 @@
     </w:p>
     <w:p>
       <w:r>
-        <w:lastRenderedPageBreak/>
         <w:t>It determines whether an artifact would weaken, bypass, contradict, omit, or disable protected governance properties represented by the applicable governance constitution.</w:t>
       </w:r>
     </w:p>
@@ -15807,6 +15904,7 @@
     </w:p>
     <w:p>
       <w:r>
+        <w:lastRenderedPageBreak/>
         <w:t>Governance Self-Protection is the architectural property that governance artifacts and governed change mechanisms cannot disable or weaken the constitutional safeguards required to evaluate and enforce governance.</w:t>
       </w:r>
     </w:p>
@@ -15852,7 +15950,6 @@
     </w:p>
     <w:p>
       <w:r>
-        <w:lastRenderedPageBreak/>
         <w:t>Governance Self-Protection:</w:t>
       </w:r>
     </w:p>
@@ -16035,6 +16132,7 @@
     </w:p>
     <w:p>
       <w:r>
+        <w:lastRenderedPageBreak/>
         <w:t>To prevent an apparently valid governance package from becoming authoritative when material omissions would leave required governance behavior undefined or unenforced.</w:t>
       </w:r>
     </w:p>
@@ -16125,7 +16223,6 @@
           <w:b/>
           <w:bCs/>
         </w:rPr>
-        <w:lastRenderedPageBreak/>
         <w:t>Relationships</w:t>
       </w:r>
     </w:p>
@@ -16291,6 +16388,7 @@
         </w:numPr>
       </w:pPr>
       <w:r>
+        <w:lastRenderedPageBreak/>
         <w:t>subjects proposed changes to compilation and Constitutional Validation,</w:t>
       </w:r>
     </w:p>
@@ -16511,6 +16609,7 @@
     </w:p>
     <w:p>
       <w:r>
+        <w:lastRenderedPageBreak/>
         <w:pict w14:anchorId="677C564B">
           <v:rect id="_x0000_i1082" style="width:0;height:1.5pt" o:hralign="center" o:hrstd="t" o:hr="t" fillcolor="#a0a0a0" stroked="f"/>
         </w:pict>
@@ -16592,7 +16691,6 @@
     </w:p>
     <w:p>
       <w:r>
-        <w:lastRenderedPageBreak/>
         <w:pict w14:anchorId="61094548">
           <v:rect id="_x0000_i1085" style="width:0;height:1.5pt" o:hralign="center" o:hrstd="t" o:hr="t" fillcolor="#a0a0a0" stroked="f"/>
         </w:pict>
@@ -16780,6 +16878,7 @@
         </w:numPr>
       </w:pPr>
       <w:r>
+        <w:lastRenderedPageBreak/>
         <w:t xml:space="preserve">Audit </w:t>
       </w:r>
     </w:p>
@@ -16948,7 +17047,6 @@
           </w:tcPr>
           <w:p>
             <w:r>
-              <w:lastRenderedPageBreak/>
               <w:t>ARM-603</w:t>
             </w:r>
           </w:p>
@@ -17256,81 +17354,6 @@
     </w:p>
     <w:p>
       <w:r>
-        <w:t>Governance Evidence:</w:t>
-      </w:r>
-    </w:p>
-    <w:p>
-      <w:pPr>
-        <w:numPr>
-          <w:ilvl w:val="0"/>
-          <w:numId w:val="8"/>
-        </w:numPr>
-      </w:pPr>
-      <w:r>
-        <w:t>is attributable and integrity-protected,</w:t>
-      </w:r>
-    </w:p>
-    <w:p>
-      <w:pPr>
-        <w:numPr>
-          <w:ilvl w:val="0"/>
-          <w:numId w:val="8"/>
-        </w:numPr>
-      </w:pPr>
-      <w:r>
-        <w:t>is bound to identified proposals, decisions, state, and governance versions,</w:t>
-      </w:r>
-    </w:p>
-    <w:p>
-      <w:pPr>
-        <w:numPr>
-          <w:ilvl w:val="0"/>
-          <w:numId w:val="8"/>
-        </w:numPr>
-      </w:pPr>
-      <w:r>
-        <w:t>is qualified for the use made of it,</w:t>
-      </w:r>
-    </w:p>
-    <w:p>
-      <w:pPr>
-        <w:numPr>
-          <w:ilvl w:val="0"/>
-          <w:numId w:val="8"/>
-        </w:numPr>
-      </w:pPr>
-      <w:r>
-        <w:t>preserves continuity across evaluation, handoff, commitment, and outcome,</w:t>
-      </w:r>
-    </w:p>
-    <w:p>
-      <w:pPr>
-        <w:numPr>
-          <w:ilvl w:val="0"/>
-          <w:numId w:val="8"/>
-        </w:numPr>
-      </w:pPr>
-      <w:r>
-        <w:t>supports replay and assurance.</w:t>
-      </w:r>
-    </w:p>
-    <w:p>
-      <w:pPr>
-        <w:rPr>
-          <w:b/>
-          <w:bCs/>
-        </w:rPr>
-      </w:pPr>
-      <w:r>
-        <w:rPr>
-          <w:b/>
-          <w:bCs/>
-        </w:rPr>
-        <w:t>Relationships</w:t>
-      </w:r>
-    </w:p>
-    <w:p>
-      <w:r>
         <w:lastRenderedPageBreak/>
         <w:t>Governance Evidence:</w:t>
       </w:r>
@@ -17343,6 +17366,81 @@
         </w:numPr>
       </w:pPr>
       <w:r>
+        <w:t>is attributable and integrity-protected,</w:t>
+      </w:r>
+    </w:p>
+    <w:p>
+      <w:pPr>
+        <w:numPr>
+          <w:ilvl w:val="0"/>
+          <w:numId w:val="8"/>
+        </w:numPr>
+      </w:pPr>
+      <w:r>
+        <w:t>is bound to identified proposals, decisions, state, and governance versions,</w:t>
+      </w:r>
+    </w:p>
+    <w:p>
+      <w:pPr>
+        <w:numPr>
+          <w:ilvl w:val="0"/>
+          <w:numId w:val="8"/>
+        </w:numPr>
+      </w:pPr>
+      <w:r>
+        <w:t>is qualified for the use made of it,</w:t>
+      </w:r>
+    </w:p>
+    <w:p>
+      <w:pPr>
+        <w:numPr>
+          <w:ilvl w:val="0"/>
+          <w:numId w:val="8"/>
+        </w:numPr>
+      </w:pPr>
+      <w:r>
+        <w:t>preserves continuity across evaluation, handoff, commitment, and outcome,</w:t>
+      </w:r>
+    </w:p>
+    <w:p>
+      <w:pPr>
+        <w:numPr>
+          <w:ilvl w:val="0"/>
+          <w:numId w:val="8"/>
+        </w:numPr>
+      </w:pPr>
+      <w:r>
+        <w:t>supports replay and assurance.</w:t>
+      </w:r>
+    </w:p>
+    <w:p>
+      <w:pPr>
+        <w:rPr>
+          <w:b/>
+          <w:bCs/>
+        </w:rPr>
+      </w:pPr>
+      <w:r>
+        <w:rPr>
+          <w:b/>
+          <w:bCs/>
+        </w:rPr>
+        <w:t>Relationships</w:t>
+      </w:r>
+    </w:p>
+    <w:p>
+      <w:r>
+        <w:t>Governance Evidence:</w:t>
+      </w:r>
+    </w:p>
+    <w:p>
+      <w:pPr>
+        <w:numPr>
+          <w:ilvl w:val="0"/>
+          <w:numId w:val="8"/>
+        </w:numPr>
+      </w:pPr>
+      <w:r>
         <w:t>includes Governance Receipts, Refusal Records, Governance Approval Artifacts, and supporting evidence,</w:t>
       </w:r>
     </w:p>
@@ -17503,6 +17601,7 @@
         </w:numPr>
       </w:pPr>
       <w:r>
+        <w:lastRenderedPageBreak/>
         <w:t>identifies applicable constraints and evidence integrity references,</w:t>
       </w:r>
     </w:p>
@@ -17578,11 +17677,14 @@
         </w:numPr>
       </w:pPr>
       <w:r>
-        <w:lastRenderedPageBreak/>
         <w:t>supports Deterministic Replay and Audit Reconstruction.</w:t>
       </w:r>
     </w:p>
-    <w:p/>
+    <w:p>
+      <w:r>
+        <w:t>ARM-602 provides the Governance Evidence Model view of the Governance Receipt introduced as ARM-104.</w:t>
+      </w:r>
+    </w:p>
     <w:p>
       <w:pPr>
         <w:keepNext/>
@@ -17748,6 +17850,7 @@
         </w:numPr>
       </w:pPr>
       <w:r>
+        <w:lastRenderedPageBreak/>
         <w:t>references Governance Compilation and Governance Artifact Lineage,</w:t>
       </w:r>
     </w:p>
@@ -17813,7 +17916,6 @@
     </w:p>
     <w:p>
       <w:r>
-        <w:lastRenderedPageBreak/>
         <w:t>Replay reproduces governance reasoning and verification rather than re-executing the historical operational action.</w:t>
       </w:r>
     </w:p>
@@ -18000,6 +18102,7 @@
     </w:p>
     <w:p>
       <w:r>
+        <w:lastRenderedPageBreak/>
         <w:t>The Governance Ledger is the append-only architectural record of governance submissions, decisions, approvals, refusals, commitments, enforcement outcomes, lifecycle transitions, continuation events, and associated evidence references.</w:t>
       </w:r>
     </w:p>
@@ -18056,7 +18159,6 @@
         </w:numPr>
       </w:pPr>
       <w:r>
-        <w:lastRenderedPageBreak/>
         <w:t>is append-only,</w:t>
       </w:r>
     </w:p>
@@ -18217,6 +18319,7 @@
     </w:p>
     <w:p>
       <w:r>
+        <w:lastRenderedPageBreak/>
         <w:t>To preserve confidence in proposal identity, approvals, evidence, Canonical State references, governance records, and replay throughout their lifecycle.</w:t>
       </w:r>
     </w:p>
@@ -18307,7 +18410,6 @@
           <w:b/>
           <w:bCs/>
         </w:rPr>
-        <w:lastRenderedPageBreak/>
         <w:t>Relationships</w:t>
       </w:r>
     </w:p>
@@ -18476,6 +18578,7 @@
         </w:numPr>
       </w:pPr>
       <w:r>
+        <w:lastRenderedPageBreak/>
         <w:t xml:space="preserve">supports long-term assurance. </w:t>
       </w:r>
     </w:p>
@@ -18560,7 +18663,6 @@
           <w:b/>
           <w:bCs/>
         </w:rPr>
-        <w:lastRenderedPageBreak/>
         <w:t>8.12 ARM-608 — Audit Reconstruction</w:t>
       </w:r>
     </w:p>
@@ -18733,6 +18835,7 @@
         </w:numPr>
       </w:pPr>
       <w:r>
+        <w:lastRenderedPageBreak/>
         <w:t xml:space="preserve">consumes Governance Evidence, </w:t>
       </w:r>
     </w:p>
@@ -18821,7 +18924,6 @@
     </w:p>
     <w:p>
       <w:r>
-        <w:lastRenderedPageBreak/>
         <w:t>Evidence Qualification is the determination that evidence required for a governance decision is sufficiently fresh, provenanced, integrity-verifiable, authoritative, resolvable, and sufficient for the use made of it.</w:t>
       </w:r>
     </w:p>
@@ -19038,7 +19140,6 @@
     </w:p>
     <w:p>
       <w:r>
-        <w:lastRenderedPageBreak/>
         <w:t>To ensure that evidence remains consistent and reconstructable from proposal through commitment, refusal, execution outcome, and continuation.</w:t>
       </w:r>
     </w:p>
@@ -19195,6 +19296,7 @@
     </w:p>
     <w:p>
       <w:r>
+        <w:lastRenderedPageBreak/>
         <w:pict w14:anchorId="2FAABBB8">
           <v:rect id="_x0000_i1098" style="width:0;height:1.5pt" o:hralign="center" o:hrstd="t" o:hr="t" fillcolor="#a0a0a0" stroked="f"/>
         </w:pict>
@@ -19246,7 +19348,6 @@
     </w:p>
     <w:p>
       <w:r>
-        <w:lastRenderedPageBreak/>
         <w:t>These properties represent architectural invariants that preserve the integrity of the governance control plane.</w:t>
       </w:r>
     </w:p>
@@ -19431,6 +19532,7 @@
     </w:p>
     <w:p>
       <w:r>
+        <w:lastRenderedPageBreak/>
         <w:t>Governance continuity applies across systems, agents, workflows, tenants, domains, and lifecycle transitions.</w:t>
       </w:r>
     </w:p>
@@ -19485,7 +19587,6 @@
         </w:numPr>
       </w:pPr>
       <w:r>
-        <w:lastRenderedPageBreak/>
         <w:t xml:space="preserve">Governance Objects </w:t>
       </w:r>
     </w:p>
@@ -19886,6 +19987,7 @@
           </w:tcPr>
           <w:p>
             <w:r>
+              <w:lastRenderedPageBreak/>
               <w:t>ARM-708</w:t>
             </w:r>
           </w:p>
@@ -20003,7 +20105,6 @@
     </w:p>
     <w:p>
       <w:r>
-        <w:lastRenderedPageBreak/>
         <w:t>Deterministic Governance is the architectural property that equivalent qualified governance inputs, applicable governance configuration, policy, Canonical State, ordering conditions, and proposal semantics produce equivalent governance outcomes.</w:t>
       </w:r>
     </w:p>
@@ -20215,7 +20316,6 @@
           <w:b/>
           <w:bCs/>
         </w:rPr>
-        <w:lastRenderedPageBreak/>
         <w:t>Purpose</w:t>
       </w:r>
     </w:p>
@@ -20387,6 +20487,7 @@
     </w:p>
     <w:p>
       <w:r>
+        <w:lastRenderedPageBreak/>
         <w:t>Governance Domain Isolation is the property that governance visibility, context, policy resolution, authority, approval, execution, evidence, ledger access, and lifecycle state remain bounded within explicitly defined tenant and governance-domain boundaries.</w:t>
       </w:r>
     </w:p>
@@ -20454,7 +20555,6 @@
         </w:numPr>
       </w:pPr>
       <w:r>
-        <w:lastRenderedPageBreak/>
         <w:t>prevents authority and context leakage,</w:t>
       </w:r>
     </w:p>
@@ -20616,6 +20716,7 @@
     </w:p>
     <w:p>
       <w:r>
+        <w:lastRenderedPageBreak/>
         <w:pict w14:anchorId="23282337">
           <v:rect id="_x0000_i1108" style="width:0;height:1.5pt" o:hralign="center" o:hrstd="t" o:hr="t" fillcolor="#a0a0a0" stroked="f"/>
         </w:pict>
@@ -20709,7 +20810,6 @@
     </w:p>
     <w:p>
       <w:r>
-        <w:lastRenderedPageBreak/>
         <w:t>Configuration Transparency:</w:t>
       </w:r>
     </w:p>
@@ -20890,6 +20990,7 @@
         </w:numPr>
       </w:pPr>
       <w:r>
+        <w:lastRenderedPageBreak/>
         <w:t xml:space="preserve">supports deterministic execution. </w:t>
       </w:r>
     </w:p>
@@ -20974,7 +21075,6 @@
           <w:b/>
           <w:bCs/>
         </w:rPr>
-        <w:lastRenderedPageBreak/>
         <w:t xml:space="preserve">9.10 ARM-706 — </w:t>
       </w:r>
       <w:proofErr w:type="spellStart"/>
@@ -21192,6 +21292,7 @@
     </w:p>
     <w:p>
       <w:r>
+        <w:lastRenderedPageBreak/>
         <w:pict w14:anchorId="10F678CE">
           <v:rect id="_x0000_i1118" style="width:0;height:1.5pt" o:hralign="center" o:hrstd="t" o:hr="t" fillcolor="#a0a0a0" stroked="f"/>
         </w:pict>
@@ -21251,7 +21352,6 @@
           <w:b/>
           <w:bCs/>
         </w:rPr>
-        <w:lastRenderedPageBreak/>
         <w:t>Purpose</w:t>
       </w:r>
     </w:p>
@@ -21433,6 +21533,7 @@
     </w:p>
     <w:p>
       <w:r>
+        <w:lastRenderedPageBreak/>
         <w:pict w14:anchorId="7241D626">
           <v:rect id="_x0000_i1119" style="width:0;height:1.5pt" o:hralign="center" o:hrstd="t" o:hr="t" fillcolor="#a0a0a0" stroked="f"/>
         </w:pict>
@@ -21515,7 +21616,6 @@
         </w:numPr>
       </w:pPr>
       <w:r>
-        <w:lastRenderedPageBreak/>
         <w:t xml:space="preserve">minimizes disruption, </w:t>
       </w:r>
     </w:p>
@@ -21687,6 +21787,7 @@
         </w:numPr>
       </w:pPr>
       <w:r>
+        <w:lastRenderedPageBreak/>
         <w:t>preserves required governance context across handoffs,</w:t>
       </w:r>
     </w:p>
@@ -21762,7 +21863,6 @@
         </w:numPr>
       </w:pPr>
       <w:r>
-        <w:lastRenderedPageBreak/>
         <w:t>depends upon Governance Context Envelope, Evidence Continuity, Authority Lineage, and the Governance Ledger,</w:t>
       </w:r>
     </w:p>
@@ -21927,6 +22027,7 @@
           <w:b/>
           <w:bCs/>
         </w:rPr>
+        <w:lastRenderedPageBreak/>
         <w:t>Relationships</w:t>
       </w:r>
     </w:p>
@@ -21983,7 +22084,6 @@
           <w:b/>
           <w:bCs/>
         </w:rPr>
-        <w:lastRenderedPageBreak/>
         <w:t>9.13 Summary</w:t>
       </w:r>
     </w:p>
@@ -22112,6 +22212,7 @@
         </w:numPr>
       </w:pPr>
       <w:r>
+        <w:lastRenderedPageBreak/>
         <w:t xml:space="preserve">Architectural Domain </w:t>
       </w:r>
     </w:p>
@@ -22155,11 +22256,7 @@
     </w:p>
     <w:p>
       <w:r>
-        <w:t xml:space="preserve">Where a concept appears in more than one architectural domain, the entries provide complementary domain-specific views of the same concept and are interpreted </w:t>
-      </w:r>
-      <w:r>
-        <w:lastRenderedPageBreak/>
-        <w:t>together. Such entries do not create distinct architectural object types unless expressly stated.</w:t>
+        <w:t>Where a concept appears in more than one architectural domain, the entries provide complementary domain-specific views of the same concept and are interpreted together. Such entries do not create distinct architectural object types unless expressly stated.</w:t>
       </w:r>
     </w:p>
     <w:p>
@@ -22893,6 +22990,7 @@
           </w:tcPr>
           <w:p>
             <w:r>
+              <w:lastRenderedPageBreak/>
               <w:t>ARM-205</w:t>
             </w:r>
           </w:p>
@@ -23094,7 +23192,6 @@
           </w:tcPr>
           <w:p>
             <w:r>
-              <w:lastRenderedPageBreak/>
               <w:t>ARM-210</w:t>
             </w:r>
           </w:p>
@@ -23833,6 +23930,7 @@
     </w:tbl>
     <w:p>
       <w:r>
+        <w:lastRenderedPageBreak/>
         <w:pict w14:anchorId="6B1F31CF">
           <v:rect id="_x0000_i1128" style="width:0;height:1.5pt" o:hralign="center" o:hrstd="t" o:hr="t" fillcolor="#a0a0a0" stroked="f"/>
         </w:pict>
@@ -24038,7 +24136,6 @@
           </w:tcPr>
           <w:p>
             <w:r>
-              <w:lastRenderedPageBreak/>
               <w:t>ARM-403</w:t>
             </w:r>
           </w:p>
@@ -24850,6 +24947,7 @@
           </w:tcPr>
           <w:p>
             <w:r>
+              <w:lastRenderedPageBreak/>
               <w:t>ARM-512</w:t>
             </w:r>
           </w:p>
@@ -24901,7 +24999,6 @@
           <w:b/>
           <w:bCs/>
         </w:rPr>
-        <w:lastRenderedPageBreak/>
         <w:t>10.8 Governance Evidence Model (ARM-600)</w:t>
       </w:r>
     </w:p>
@@ -25827,6 +25924,7 @@
           </w:tcPr>
           <w:p>
             <w:r>
+              <w:lastRenderedPageBreak/>
               <w:t>ARM-708</w:t>
             </w:r>
           </w:p>
@@ -25941,7 +26039,6 @@
     </w:tbl>
     <w:p>
       <w:r>
-        <w:lastRenderedPageBreak/>
         <w:pict w14:anchorId="2978929C">
           <v:rect id="_x0000_i1132" style="width:0;height:1.5pt" o:hralign="center" o:hrstd="t" o:hr="t" fillcolor="#a0a0a0" stroked="f"/>
         </w:pict>
